--- a/doc.docx
+++ b/doc.docx
@@ -4,591 +4,115 @@
   <w:body>
     <w:p>
       <w:pPr>
-        <w:pStyle w:val="2"/>
-        <w:jc w:val="center"/>
+        <w:pStyle w:val="39"/>
         <w:rPr>
           <w:rFonts w:hint="default" w:ascii="Times New Roman" w:hAnsi="Times New Roman" w:cs="Times New Roman"/>
-          <w:sz w:val="40"/>
-          <w:szCs w:val="40"/>
-          <w:lang w:val="vi-VN"/>
+          <w:b/>
+          <w:bCs/>
+          <w:color w:val="4F81BD" w:themeColor="accent1"/>
+          <w:sz w:val="36"/>
+          <w:szCs w:val="36"/>
+          <w14:textFill>
+            <w14:solidFill>
+              <w14:schemeClr w14:val="accent1"/>
+            </w14:solidFill>
+          </w14:textFill>
         </w:rPr>
       </w:pPr>
       <w:r>
         <w:rPr>
           <w:rFonts w:hint="default" w:ascii="Times New Roman" w:hAnsi="Times New Roman" w:cs="Times New Roman"/>
-          <w:sz w:val="40"/>
-          <w:szCs w:val="40"/>
-          <w:lang w:val="vi-VN"/>
-        </w:rPr>
-        <w:t>Nghiên cứu giải pháp chỉnh sửa</w:t>
-      </w:r>
-      <w:r>
-        <w:rPr>
-          <w:rFonts w:hint="default" w:ascii="Times New Roman" w:hAnsi="Times New Roman" w:cs="Times New Roman"/>
-          <w:sz w:val="40"/>
-          <w:szCs w:val="40"/>
-          <w:lang w:val="en-US"/>
-        </w:rPr>
-        <w:t xml:space="preserve"> </w:t>
-      </w:r>
-      <w:r>
-        <w:rPr>
-          <w:rFonts w:hint="default" w:ascii="Times New Roman" w:hAnsi="Times New Roman" w:cs="Times New Roman"/>
-          <w:sz w:val="40"/>
-          <w:szCs w:val="40"/>
-          <w:lang w:val="vi-VN"/>
-        </w:rPr>
-        <w:t xml:space="preserve">danh sách </w:t>
-      </w:r>
-      <w:r>
-        <w:rPr>
-          <w:rFonts w:hint="default" w:ascii="Times New Roman" w:hAnsi="Times New Roman" w:cs="Times New Roman"/>
-          <w:sz w:val="40"/>
-          <w:szCs w:val="40"/>
-          <w:lang w:val="en-US"/>
-        </w:rPr>
-        <w:t>Export Function</w:t>
-      </w:r>
-      <w:r>
-        <w:rPr>
-          <w:rFonts w:hint="default" w:ascii="Times New Roman" w:hAnsi="Times New Roman" w:cs="Times New Roman"/>
-          <w:sz w:val="40"/>
-          <w:szCs w:val="40"/>
-          <w:lang w:val="vi-VN"/>
-        </w:rPr>
-        <w:t xml:space="preserve"> trong file PE</w:t>
-      </w:r>
-      <w:bookmarkStart w:id="0" w:name="_GoBack"/>
-      <w:bookmarkEnd w:id="0"/>
+          <w:b/>
+          <w:bCs/>
+          <w:color w:val="4F81BD" w:themeColor="accent1"/>
+          <w:sz w:val="36"/>
+          <w:szCs w:val="36"/>
+          <w14:textFill>
+            <w14:solidFill>
+              <w14:schemeClr w14:val="accent1"/>
+            </w14:solidFill>
+          </w14:textFill>
+        </w:rPr>
+        <w:t>Tài liệu hướng dẫn thực thi .NET Assembly trong C++</w:t>
+      </w:r>
     </w:p>
     <w:p>
       <w:pPr>
-        <w:pStyle w:val="3"/>
-        <w:rPr>
-          <w:rFonts w:hint="default" w:ascii="Times New Roman" w:hAnsi="Times New Roman" w:cs="Times New Roman"/>
-          <w:sz w:val="28"/>
-          <w:szCs w:val="28"/>
-        </w:rPr>
-      </w:pPr>
-      <w:r>
-        <w:rPr>
-          <w:rFonts w:hint="default" w:ascii="Times New Roman" w:hAnsi="Times New Roman" w:cs="Times New Roman"/>
-          <w:sz w:val="28"/>
-          <w:szCs w:val="28"/>
-        </w:rPr>
-        <w:t>1. Tổng quan</w:t>
-      </w:r>
-    </w:p>
-    <w:p>
-      <w:pPr>
-        <w:pStyle w:val="3"/>
-        <w:rPr>
-          <w:rFonts w:hint="default" w:ascii="Times New Roman" w:hAnsi="Times New Roman" w:cs="Times New Roman"/>
-          <w:sz w:val="28"/>
-          <w:szCs w:val="28"/>
-        </w:rPr>
-      </w:pPr>
-      <w:r>
-        <w:rPr>
-          <w:rFonts w:hint="default" w:ascii="Times New Roman" w:hAnsi="Times New Roman" w:cs="Times New Roman"/>
-          <w:sz w:val="28"/>
-          <w:szCs w:val="28"/>
-        </w:rPr>
-        <w:t>2. Khái niệm</w:t>
-      </w:r>
-    </w:p>
-    <w:p>
-      <w:pPr>
-        <w:pStyle w:val="24"/>
-        <w:rPr>
-          <w:rFonts w:hint="default" w:ascii="Times New Roman" w:hAnsi="Times New Roman" w:cs="Times New Roman"/>
-          <w:sz w:val="24"/>
-          <w:szCs w:val="24"/>
-        </w:rPr>
-      </w:pPr>
-      <w:r>
-        <w:rPr>
-          <w:rFonts w:hint="default" w:ascii="Times New Roman" w:hAnsi="Times New Roman" w:cs="Times New Roman"/>
-          <w:sz w:val="24"/>
-          <w:szCs w:val="24"/>
-        </w:rPr>
-        <w:t>Export Directory</w:t>
-      </w:r>
-      <w:r>
-        <w:rPr>
-          <w:rFonts w:hint="default" w:ascii="Times New Roman" w:hAnsi="Times New Roman" w:cs="Times New Roman"/>
-          <w:sz w:val="24"/>
-          <w:szCs w:val="24"/>
-          <w:lang w:val="vi-VN"/>
-        </w:rPr>
-        <w:t>: L</w:t>
-      </w:r>
-      <w:r>
-        <w:rPr>
-          <w:rFonts w:hint="default" w:ascii="Times New Roman" w:hAnsi="Times New Roman" w:cs="Times New Roman"/>
-          <w:sz w:val="24"/>
-          <w:szCs w:val="24"/>
-        </w:rPr>
-        <w:t>à một cấu trúc trong PE file chứa thông tin về các hàm được export ra bên ngoài DLL. Nó giúp hệ điều hành hoặc ứng dụng tìm được danh sách các hàm có sẵn để sử dụng từ DLL. Export Directory bao gồm các bảng dữ liệu quan trọng như Export Address Table (EAT), Export Name Table (ENT) và Export Ordinal Table (EOT).</w:t>
-      </w:r>
-    </w:p>
-    <w:p>
-      <w:pPr>
-        <w:pStyle w:val="24"/>
-        <w:rPr>
-          <w:rFonts w:hint="default" w:ascii="Times New Roman" w:hAnsi="Times New Roman" w:cs="Times New Roman"/>
-          <w:sz w:val="24"/>
-          <w:szCs w:val="24"/>
-        </w:rPr>
-      </w:pPr>
-      <w:r>
-        <w:rPr>
-          <w:rFonts w:hint="default" w:ascii="Times New Roman" w:hAnsi="Times New Roman" w:cs="Times New Roman"/>
-          <w:sz w:val="24"/>
-          <w:szCs w:val="24"/>
-        </w:rPr>
-        <w:t>Export Address Table (EAT)</w:t>
-      </w:r>
-      <w:r>
-        <w:rPr>
-          <w:rFonts w:hint="default" w:ascii="Times New Roman" w:hAnsi="Times New Roman" w:cs="Times New Roman"/>
-          <w:sz w:val="24"/>
-          <w:szCs w:val="24"/>
-          <w:lang w:val="vi-VN"/>
-        </w:rPr>
-        <w:t xml:space="preserve">: </w:t>
-      </w:r>
-      <w:r>
-        <w:rPr>
-          <w:rFonts w:hint="default" w:ascii="Times New Roman" w:hAnsi="Times New Roman" w:cs="Times New Roman"/>
-          <w:sz w:val="24"/>
-          <w:szCs w:val="24"/>
-        </w:rPr>
-        <w:t xml:space="preserve">Bảng </w:t>
-      </w:r>
-      <w:r>
-        <w:rPr>
-          <w:rFonts w:hint="default" w:ascii="Times New Roman" w:hAnsi="Times New Roman" w:cs="Times New Roman"/>
-          <w:sz w:val="24"/>
-          <w:szCs w:val="24"/>
-          <w:lang w:val="vi-VN"/>
-        </w:rPr>
-        <w:t>này</w:t>
-      </w:r>
-      <w:r>
-        <w:rPr>
-          <w:rFonts w:hint="default" w:ascii="Times New Roman" w:hAnsi="Times New Roman" w:cs="Times New Roman"/>
-          <w:sz w:val="24"/>
-          <w:szCs w:val="24"/>
-        </w:rPr>
-        <w:t xml:space="preserve"> chứa danh sách địa chỉ của tất cả các hàm export trong DLL. Mỗi mục trong bảng này là một con trỏ trỏ đến địa chỉ thực tế của hàm trong bộ nhớ. Nếu một hàm được forward sang một DLL khác, mục tương ứng trong EAT sẽ chứa một chuỗi chỉ định DLL đích và tên hàm thay vì địa chỉ trực tiếp.</w:t>
-      </w:r>
-    </w:p>
-    <w:p>
-      <w:pPr>
-        <w:pStyle w:val="24"/>
-        <w:rPr>
-          <w:rFonts w:hint="default" w:ascii="Times New Roman" w:hAnsi="Times New Roman" w:cs="Times New Roman"/>
-          <w:sz w:val="24"/>
-          <w:szCs w:val="24"/>
-        </w:rPr>
-      </w:pPr>
-      <w:r>
-        <w:rPr>
-          <w:rFonts w:hint="default" w:ascii="Times New Roman" w:hAnsi="Times New Roman" w:cs="Times New Roman"/>
-          <w:sz w:val="24"/>
-          <w:szCs w:val="24"/>
-        </w:rPr>
-        <w:t>Export Name Table (ENT)</w:t>
-      </w:r>
-      <w:r>
-        <w:rPr>
-          <w:rFonts w:hint="default" w:ascii="Times New Roman" w:hAnsi="Times New Roman" w:cs="Times New Roman"/>
-          <w:sz w:val="24"/>
-          <w:szCs w:val="24"/>
-          <w:lang w:val="vi-VN"/>
-        </w:rPr>
-        <w:t xml:space="preserve">: </w:t>
-      </w:r>
-      <w:r>
-        <w:rPr>
-          <w:rFonts w:hint="default" w:ascii="Times New Roman" w:hAnsi="Times New Roman" w:cs="Times New Roman"/>
-          <w:sz w:val="24"/>
-          <w:szCs w:val="24"/>
-        </w:rPr>
-        <w:t xml:space="preserve">Bảng </w:t>
-      </w:r>
-      <w:r>
-        <w:rPr>
-          <w:rFonts w:hint="default" w:ascii="Times New Roman" w:hAnsi="Times New Roman" w:cs="Times New Roman"/>
-          <w:sz w:val="24"/>
-          <w:szCs w:val="24"/>
-          <w:lang w:val="vi-VN"/>
-        </w:rPr>
-        <w:t>này</w:t>
-      </w:r>
-      <w:r>
-        <w:rPr>
-          <w:rFonts w:hint="default" w:ascii="Times New Roman" w:hAnsi="Times New Roman" w:cs="Times New Roman"/>
-          <w:sz w:val="24"/>
-          <w:szCs w:val="24"/>
-        </w:rPr>
-        <w:t xml:space="preserve"> lưu danh sách các tên của các hàm export. Ứng dụng bên ngoài có thể sử dụng tên này để tìm kiếm và gọi hàm bằng </w:t>
-      </w:r>
-      <w:r>
-        <w:rPr>
-          <w:rStyle w:val="20"/>
-          <w:rFonts w:hint="default" w:ascii="Times New Roman" w:hAnsi="Times New Roman" w:cs="Times New Roman"/>
-          <w:sz w:val="24"/>
-          <w:szCs w:val="24"/>
-        </w:rPr>
-        <w:t>GetProcAddress()</w:t>
-      </w:r>
-      <w:r>
-        <w:rPr>
-          <w:rFonts w:hint="default" w:ascii="Times New Roman" w:hAnsi="Times New Roman" w:cs="Times New Roman"/>
-          <w:sz w:val="24"/>
-          <w:szCs w:val="24"/>
-        </w:rPr>
-        <w:t>. Không phải tất cả các hàm export đều có tên trong bảng này, vì có thể có những hàm chỉ được gọi thông qua ordinal.</w:t>
-      </w:r>
-    </w:p>
-    <w:p>
-      <w:pPr>
-        <w:pStyle w:val="24"/>
-        <w:rPr>
-          <w:rFonts w:hint="default" w:ascii="Times New Roman" w:hAnsi="Times New Roman" w:cs="Times New Roman"/>
-          <w:sz w:val="24"/>
-          <w:szCs w:val="24"/>
-        </w:rPr>
-      </w:pPr>
-      <w:r>
-        <w:rPr>
-          <w:rFonts w:hint="default" w:ascii="Times New Roman" w:hAnsi="Times New Roman" w:cs="Times New Roman"/>
-          <w:sz w:val="24"/>
-          <w:szCs w:val="24"/>
-        </w:rPr>
-        <w:t>Export Ordinal Table (EOT)</w:t>
-      </w:r>
-      <w:r>
-        <w:rPr>
-          <w:rFonts w:hint="default" w:ascii="Times New Roman" w:hAnsi="Times New Roman" w:cs="Times New Roman"/>
-          <w:sz w:val="24"/>
-          <w:szCs w:val="24"/>
-          <w:lang w:val="vi-VN"/>
-        </w:rPr>
-        <w:t xml:space="preserve">: </w:t>
-      </w:r>
-      <w:r>
-        <w:rPr>
-          <w:rFonts w:hint="default" w:ascii="Times New Roman" w:hAnsi="Times New Roman" w:cs="Times New Roman"/>
-          <w:sz w:val="24"/>
-          <w:szCs w:val="24"/>
-        </w:rPr>
-        <w:t xml:space="preserve">Bảng </w:t>
-      </w:r>
-      <w:r>
-        <w:rPr>
-          <w:rFonts w:hint="default" w:ascii="Times New Roman" w:hAnsi="Times New Roman" w:cs="Times New Roman"/>
-          <w:sz w:val="24"/>
-          <w:szCs w:val="24"/>
-          <w:lang w:val="vi-VN"/>
-        </w:rPr>
-        <w:t>này</w:t>
-      </w:r>
-      <w:r>
-        <w:rPr>
-          <w:rFonts w:hint="default" w:ascii="Times New Roman" w:hAnsi="Times New Roman" w:cs="Times New Roman"/>
-          <w:sz w:val="24"/>
-          <w:szCs w:val="24"/>
-        </w:rPr>
-        <w:t xml:space="preserve"> ánh xạ giữa tên của các hàm export và chỉ số ordinal của chúng. Một số ứng dụng có thể gọi các hàm export bằng ordinal thay vì tên để tăng tốc độ tìm kiếm. EOT giúp tra cứu nhanh địa chỉ của một hàm dựa trên ordinal của nó.</w:t>
-      </w:r>
-    </w:p>
-    <w:p>
-      <w:pPr>
-        <w:pStyle w:val="24"/>
-        <w:rPr>
-          <w:rFonts w:hint="default" w:ascii="Times New Roman" w:hAnsi="Times New Roman" w:cs="Times New Roman"/>
-          <w:sz w:val="24"/>
-          <w:szCs w:val="24"/>
-        </w:rPr>
-      </w:pPr>
-      <w:r>
-        <w:rPr>
-          <w:rFonts w:hint="default" w:ascii="Times New Roman" w:hAnsi="Times New Roman" w:cs="Times New Roman"/>
-          <w:sz w:val="24"/>
-          <w:szCs w:val="24"/>
-        </w:rPr>
-        <w:t xml:space="preserve">Forwarding function: </w:t>
-      </w:r>
-      <w:r>
-        <w:rPr>
-          <w:rFonts w:hint="default" w:ascii="Times New Roman" w:hAnsi="Times New Roman" w:cs="Times New Roman"/>
-          <w:sz w:val="24"/>
-          <w:szCs w:val="24"/>
-          <w:lang w:val="vi-VN"/>
-        </w:rPr>
-        <w:t>Đây l</w:t>
-      </w:r>
-      <w:r>
-        <w:rPr>
-          <w:rFonts w:hint="default" w:ascii="Times New Roman" w:hAnsi="Times New Roman" w:cs="Times New Roman"/>
-          <w:sz w:val="24"/>
-          <w:szCs w:val="24"/>
-        </w:rPr>
-        <w:t xml:space="preserve">à một cơ chế cho phép một DLL chuyển tiếp lời gọi của một hàm export sang một DLL khác. Ví dụ, nếu </w:t>
-      </w:r>
-      <w:r>
-        <w:rPr>
-          <w:rStyle w:val="20"/>
-          <w:rFonts w:hint="default" w:ascii="Times New Roman" w:hAnsi="Times New Roman" w:cs="Times New Roman"/>
-          <w:sz w:val="24"/>
-          <w:szCs w:val="24"/>
-        </w:rPr>
-        <w:t>dll_target.dll</w:t>
-      </w:r>
-      <w:r>
-        <w:rPr>
-          <w:rFonts w:hint="default" w:ascii="Times New Roman" w:hAnsi="Times New Roman" w:cs="Times New Roman"/>
-          <w:sz w:val="24"/>
-          <w:szCs w:val="24"/>
-        </w:rPr>
-        <w:t xml:space="preserve"> có một hàm được forward sang </w:t>
-      </w:r>
-      <w:r>
-        <w:rPr>
-          <w:rStyle w:val="20"/>
-          <w:rFonts w:hint="default" w:ascii="Times New Roman" w:hAnsi="Times New Roman" w:cs="Times New Roman"/>
-          <w:sz w:val="24"/>
-          <w:szCs w:val="24"/>
-        </w:rPr>
-        <w:t>dll_source.dll</w:t>
-      </w:r>
-      <w:r>
-        <w:rPr>
-          <w:rFonts w:hint="default" w:ascii="Times New Roman" w:hAnsi="Times New Roman" w:cs="Times New Roman"/>
-          <w:sz w:val="24"/>
-          <w:szCs w:val="24"/>
-        </w:rPr>
-        <w:t xml:space="preserve">, khi ứng dụng gọi hàm này từ </w:t>
-      </w:r>
-      <w:r>
-        <w:rPr>
-          <w:rStyle w:val="20"/>
-          <w:rFonts w:hint="default" w:ascii="Times New Roman" w:hAnsi="Times New Roman" w:cs="Times New Roman"/>
-          <w:sz w:val="24"/>
-          <w:szCs w:val="24"/>
-        </w:rPr>
-        <w:t>dll_target.dll</w:t>
-      </w:r>
-      <w:r>
-        <w:rPr>
-          <w:rFonts w:hint="default" w:ascii="Times New Roman" w:hAnsi="Times New Roman" w:cs="Times New Roman"/>
-          <w:sz w:val="24"/>
-          <w:szCs w:val="24"/>
-        </w:rPr>
-        <w:t xml:space="preserve">, thực tế nó sẽ được thực thi từ </w:t>
-      </w:r>
-      <w:r>
-        <w:rPr>
-          <w:rStyle w:val="20"/>
-          <w:rFonts w:hint="default" w:ascii="Times New Roman" w:hAnsi="Times New Roman" w:cs="Times New Roman"/>
-          <w:sz w:val="24"/>
-          <w:szCs w:val="24"/>
-        </w:rPr>
-        <w:t>dll_source.dll</w:t>
-      </w:r>
-      <w:r>
-        <w:rPr>
-          <w:rFonts w:hint="default" w:ascii="Times New Roman" w:hAnsi="Times New Roman" w:cs="Times New Roman"/>
-          <w:sz w:val="24"/>
-          <w:szCs w:val="24"/>
-        </w:rPr>
-        <w:t>. Điều này giúp tổ chức lại các chức năng mà không cần thay đổi mã nguồn của ứng dụng.</w:t>
-      </w:r>
-    </w:p>
-    <w:p>
-      <w:pPr>
-        <w:pStyle w:val="3"/>
+        <w:pStyle w:val="2"/>
         <w:numPr>
           <w:ilvl w:val="0"/>
           <w:numId w:val="7"/>
         </w:numPr>
+        <w:ind w:left="425" w:leftChars="0" w:hanging="425" w:firstLineChars="0"/>
         <w:rPr>
           <w:rFonts w:hint="default" w:ascii="Times New Roman" w:hAnsi="Times New Roman" w:cs="Times New Roman"/>
+          <w:color w:val="000000" w:themeColor="text1"/>
           <w:sz w:val="28"/>
           <w:szCs w:val="28"/>
+          <w14:textFill>
+            <w14:solidFill>
+              <w14:schemeClr w14:val="tx1"/>
+            </w14:solidFill>
+          </w14:textFill>
         </w:rPr>
       </w:pPr>
       <w:r>
         <w:rPr>
           <w:rFonts w:hint="default" w:ascii="Times New Roman" w:hAnsi="Times New Roman" w:cs="Times New Roman"/>
+          <w:color w:val="000000" w:themeColor="text1"/>
           <w:sz w:val="28"/>
           <w:szCs w:val="28"/>
-        </w:rPr>
-        <w:t>Các bước thực hiện</w:t>
+          <w14:textFill>
+            <w14:solidFill>
+              <w14:schemeClr w14:val="tx1"/>
+            </w14:solidFill>
+          </w14:textFill>
+        </w:rPr>
+        <w:t>Giới thiệu</w:t>
       </w:r>
     </w:p>
     <w:p>
       <w:pPr>
-        <w:pStyle w:val="24"/>
         <w:rPr>
           <w:rFonts w:hint="default" w:ascii="Times New Roman" w:hAnsi="Times New Roman" w:cs="Times New Roman"/>
+          <w:color w:val="000000" w:themeColor="text1"/>
           <w:sz w:val="24"/>
           <w:szCs w:val="24"/>
+          <w14:textFill>
+            <w14:solidFill>
+              <w14:schemeClr w14:val="tx1"/>
+            </w14:solidFill>
+          </w14:textFill>
         </w:rPr>
       </w:pPr>
       <w:r>
         <w:rPr>
           <w:rFonts w:hint="default" w:ascii="Times New Roman" w:hAnsi="Times New Roman" w:cs="Times New Roman"/>
+          <w:color w:val="000000" w:themeColor="text1"/>
           <w:sz w:val="24"/>
           <w:szCs w:val="24"/>
           <w:lang w:val="vi-VN"/>
-        </w:rPr>
-        <w:t xml:space="preserve">Bước1: </w:t>
+          <w14:textFill>
+            <w14:solidFill>
+              <w14:schemeClr w14:val="tx1"/>
+            </w14:solidFill>
+          </w14:textFill>
+        </w:rPr>
+        <w:t xml:space="preserve">- </w:t>
       </w:r>
       <w:r>
         <w:rPr>
           <w:rFonts w:hint="default" w:ascii="Times New Roman" w:hAnsi="Times New Roman" w:cs="Times New Roman"/>
+          <w:color w:val="000000" w:themeColor="text1"/>
           <w:sz w:val="24"/>
           <w:szCs w:val="24"/>
-        </w:rPr>
-        <w:t>Tạo một section mới .expdata trong dll_target.dll.</w:t>
-      </w:r>
-    </w:p>
-    <w:p>
-      <w:pPr>
-        <w:pStyle w:val="24"/>
-        <w:rPr>
-          <w:rFonts w:hint="default" w:ascii="Times New Roman" w:hAnsi="Times New Roman" w:cs="Times New Roman"/>
-          <w:sz w:val="24"/>
-          <w:szCs w:val="24"/>
-        </w:rPr>
-      </w:pPr>
-      <w:r>
-        <w:rPr>
-          <w:rFonts w:hint="default" w:ascii="Times New Roman" w:hAnsi="Times New Roman" w:cs="Times New Roman"/>
-          <w:sz w:val="24"/>
-          <w:szCs w:val="24"/>
-          <w:lang w:val="vi-VN"/>
-        </w:rPr>
-        <w:t xml:space="preserve">Bước2: </w:t>
-      </w:r>
-      <w:r>
-        <w:rPr>
-          <w:rFonts w:hint="default" w:ascii="Times New Roman" w:hAnsi="Times New Roman" w:cs="Times New Roman"/>
-          <w:sz w:val="24"/>
-          <w:szCs w:val="24"/>
-        </w:rPr>
-        <w:t>Sao chép Export Directory và các bảng liên quan từ dll_target.dll vào .expdata.</w:t>
-      </w:r>
-    </w:p>
-    <w:p>
-      <w:pPr>
-        <w:pStyle w:val="24"/>
-        <w:rPr>
-          <w:rFonts w:hint="default" w:ascii="Times New Roman" w:hAnsi="Times New Roman" w:cs="Times New Roman"/>
-          <w:sz w:val="24"/>
-          <w:szCs w:val="24"/>
-        </w:rPr>
-      </w:pPr>
-      <w:r>
-        <w:rPr>
-          <w:rFonts w:hint="default" w:ascii="Times New Roman" w:hAnsi="Times New Roman" w:cs="Times New Roman"/>
-          <w:sz w:val="24"/>
-          <w:szCs w:val="24"/>
-          <w:lang w:val="vi-VN"/>
-        </w:rPr>
-        <w:t xml:space="preserve">Bước3: </w:t>
-      </w:r>
-      <w:r>
-        <w:rPr>
-          <w:rFonts w:hint="default" w:ascii="Times New Roman" w:hAnsi="Times New Roman" w:cs="Times New Roman"/>
-          <w:sz w:val="24"/>
-          <w:szCs w:val="24"/>
-        </w:rPr>
-        <w:t>Đọc danh sách hàm export từ dll_source.dll và thêm vào dll_target.dll (có thể đặt forwarding).</w:t>
-      </w:r>
-      <w:r>
-        <w:rPr>
-          <w:rFonts w:hint="default" w:ascii="Times New Roman" w:hAnsi="Times New Roman" w:cs="Times New Roman"/>
-          <w:sz w:val="24"/>
-          <w:szCs w:val="24"/>
-          <w:lang w:val="vi-VN"/>
-        </w:rPr>
-        <w:t xml:space="preserve"> </w:t>
-      </w:r>
-      <w:r>
-        <w:rPr>
-          <w:rFonts w:hint="default" w:ascii="Times New Roman" w:hAnsi="Times New Roman" w:cs="Times New Roman"/>
-          <w:sz w:val="24"/>
-          <w:szCs w:val="24"/>
-        </w:rPr>
-        <w:t>Nếu cần, loại bỏ một số hàm export khỏi dll_target.dll.</w:t>
-      </w:r>
-    </w:p>
-    <w:p>
-      <w:pPr>
-        <w:pStyle w:val="24"/>
-        <w:rPr>
-          <w:rFonts w:hint="default" w:ascii="Times New Roman" w:hAnsi="Times New Roman" w:cs="Times New Roman"/>
-          <w:sz w:val="24"/>
-          <w:szCs w:val="24"/>
-        </w:rPr>
-      </w:pPr>
-      <w:r>
-        <w:rPr>
-          <w:rFonts w:hint="default" w:ascii="Times New Roman" w:hAnsi="Times New Roman" w:cs="Times New Roman"/>
-          <w:sz w:val="24"/>
-          <w:szCs w:val="24"/>
-          <w:lang w:val="vi-VN"/>
-        </w:rPr>
-        <w:t xml:space="preserve">Bước4: </w:t>
-      </w:r>
-      <w:r>
-        <w:rPr>
-          <w:rFonts w:hint="default" w:ascii="Times New Roman" w:hAnsi="Times New Roman" w:cs="Times New Roman"/>
-          <w:sz w:val="24"/>
-          <w:szCs w:val="24"/>
-        </w:rPr>
-        <w:t>Cập nhật Export Directory và PE Header để phản ánh thay đổi.</w:t>
-      </w:r>
-    </w:p>
-    <w:p>
-      <w:pPr>
-        <w:pStyle w:val="24"/>
-        <w:rPr>
-          <w:rFonts w:hint="default" w:ascii="Times New Roman" w:hAnsi="Times New Roman" w:cs="Times New Roman"/>
-          <w:sz w:val="24"/>
-          <w:szCs w:val="24"/>
-        </w:rPr>
-      </w:pPr>
-      <w:r>
-        <w:rPr>
-          <w:rFonts w:hint="default" w:ascii="Times New Roman" w:hAnsi="Times New Roman" w:cs="Times New Roman"/>
-          <w:sz w:val="24"/>
-          <w:szCs w:val="24"/>
-          <w:lang w:val="vi-VN"/>
-        </w:rPr>
-        <w:t xml:space="preserve">Bước5: </w:t>
-      </w:r>
-      <w:r>
-        <w:rPr>
-          <w:rFonts w:hint="default" w:ascii="Times New Roman" w:hAnsi="Times New Roman" w:cs="Times New Roman"/>
-          <w:sz w:val="24"/>
-          <w:szCs w:val="24"/>
-        </w:rPr>
-        <w:t>Kiểm tra dll_target.dll bằng ứng dụng PE.</w:t>
-      </w:r>
-      <w:r>
-        <w:rPr>
-          <w:rFonts w:hint="default" w:ascii="Times New Roman" w:hAnsi="Times New Roman" w:cs="Times New Roman"/>
-          <w:sz w:val="24"/>
-          <w:szCs w:val="24"/>
-          <w:lang w:val="vi-VN"/>
-        </w:rPr>
-        <w:t xml:space="preserve"> (dumpbin /EXPORTS “dll_path”)</w:t>
+          <w14:textFill>
+            <w14:solidFill>
+              <w14:schemeClr w14:val="tx1"/>
+            </w14:solidFill>
+          </w14:textFill>
+        </w:rPr>
+        <w:t>Tài liệu hướng dẫn cách sử dụng hai hàm `ExecuteMethodFromFile` và `ExecuteMethodFromMemory` trong dự án C++ sử dụng COM và CLR Hosting để thực thi .NET Assembly (DLL hoặc EXE) bên trong một unmanaged process.</w:t>
       </w:r>
     </w:p>
     <w:p>
@@ -599,405 +123,3233 @@
           <w:numId w:val="8"/>
         </w:numPr>
         <w:rPr>
+          <w:rFonts w:hint="default"/>
+          <w:color w:val="000000" w:themeColor="text1"/>
+          <w14:textFill>
+            <w14:solidFill>
+              <w14:schemeClr w14:val="tx1"/>
+            </w14:solidFill>
+          </w14:textFill>
+        </w:rPr>
+      </w:pPr>
+      <w:r>
+        <w:rPr>
           <w:rFonts w:hint="default" w:ascii="Times New Roman" w:hAnsi="Times New Roman" w:cs="Times New Roman"/>
+          <w:color w:val="000000" w:themeColor="text1"/>
           <w:sz w:val="24"/>
           <w:szCs w:val="24"/>
-        </w:rPr>
-      </w:pPr>
-      <w:r>
-        <w:rPr>
-          <w:rFonts w:hint="default" w:ascii="Times New Roman" w:hAnsi="Times New Roman" w:cs="Times New Roman"/>
-          <w:sz w:val="28"/>
-          <w:szCs w:val="28"/>
-          <w:lang w:val="vi-VN"/>
-        </w:rPr>
-        <w:t>Đánh giá</w:t>
+          <w14:textFill>
+            <w14:solidFill>
+              <w14:schemeClr w14:val="tx1"/>
+            </w14:solidFill>
+          </w14:textFill>
+        </w:rPr>
+        <w:t>Các phiên bản CLR hỗ trợ</w:t>
       </w:r>
     </w:p>
     <w:p>
       <w:pPr>
-        <w:rPr>
-          <w:rFonts w:hint="default"/>
+        <w:spacing w:beforeLines="0" w:afterLines="0"/>
+        <w:jc w:val="left"/>
+        <w:rPr>
+          <w:rFonts w:hint="default" w:ascii="Cascadia Mono" w:hAnsi="Cascadia Mono" w:eastAsia="Cascadia Mono"/>
+          <w:color w:val="000000"/>
+          <w:sz w:val="18"/>
+          <w:szCs w:val="18"/>
+          <w:highlight w:val="white"/>
         </w:rPr>
       </w:pPr>
+      <w:r>
+        <w:rPr>
+          <w:rFonts w:hint="default" w:ascii="Cascadia Mono" w:hAnsi="Cascadia Mono" w:eastAsia="Cascadia Mono"/>
+          <w:color w:val="008000"/>
+          <w:sz w:val="18"/>
+          <w:szCs w:val="18"/>
+          <w:highlight w:val="white"/>
+        </w:rPr>
+        <w:t>// Define CLR Versions</w:t>
+      </w:r>
     </w:p>
-    <w:tbl>
-      <w:tblPr>
-        <w:tblStyle w:val="37"/>
-        <w:tblW w:w="0" w:type="auto"/>
-        <w:tblInd w:w="0" w:type="dxa"/>
-        <w:tblBorders>
-          <w:top w:val="single" w:color="auto" w:sz="4" w:space="0"/>
-          <w:left w:val="single" w:color="auto" w:sz="4" w:space="0"/>
-          <w:bottom w:val="single" w:color="auto" w:sz="4" w:space="0"/>
-          <w:right w:val="single" w:color="auto" w:sz="4" w:space="0"/>
-          <w:insideH w:val="single" w:color="auto" w:sz="4" w:space="0"/>
-          <w:insideV w:val="single" w:color="auto" w:sz="4" w:space="0"/>
-        </w:tblBorders>
-        <w:tblLayout w:type="autofit"/>
-        <w:tblCellMar>
-          <w:left w:w="108" w:type="dxa"/>
-          <w:right w:w="108" w:type="dxa"/>
-        </w:tblCellMar>
-      </w:tblPr>
-      <w:tblGrid>
-        <w:gridCol w:w="2190"/>
-        <w:gridCol w:w="2994"/>
-        <w:gridCol w:w="3672"/>
-      </w:tblGrid>
-      <w:tr>
-        <w:tblPrEx>
-          <w:tblBorders>
-            <w:top w:val="single" w:color="auto" w:sz="4" w:space="0"/>
-            <w:left w:val="single" w:color="auto" w:sz="4" w:space="0"/>
-            <w:bottom w:val="single" w:color="auto" w:sz="4" w:space="0"/>
-            <w:right w:val="single" w:color="auto" w:sz="4" w:space="0"/>
-            <w:insideH w:val="single" w:color="auto" w:sz="4" w:space="0"/>
-            <w:insideV w:val="single" w:color="auto" w:sz="4" w:space="0"/>
-          </w:tblBorders>
-        </w:tblPrEx>
-        <w:tc>
-          <w:tcPr>
-            <w:tcW w:w="0" w:type="auto"/>
-            <w:shd w:val="clear" w:color="auto" w:fill="548DD4" w:themeFill="text2" w:themeFillTint="99"/>
-          </w:tcPr>
-          <w:p>
-            <w:pPr>
-              <w:jc w:val="center"/>
-              <w:rPr>
-                <w:rFonts w:hint="default" w:ascii="Times New Roman" w:hAnsi="Times New Roman" w:cs="Times New Roman"/>
-                <w:sz w:val="24"/>
-                <w:szCs w:val="24"/>
-                <w:vertAlign w:val="baseline"/>
-                <w:lang w:val="vi-VN"/>
-              </w:rPr>
-            </w:pPr>
-            <w:r>
-              <w:rPr>
-                <w:rFonts w:hint="default" w:ascii="Times New Roman" w:hAnsi="Times New Roman" w:cs="Times New Roman"/>
-                <w:sz w:val="24"/>
-                <w:szCs w:val="24"/>
-                <w:vertAlign w:val="baseline"/>
-                <w:lang w:val="vi-VN"/>
-              </w:rPr>
-              <w:t>Option</w:t>
-            </w:r>
-          </w:p>
-        </w:tc>
-        <w:tc>
-          <w:tcPr>
-            <w:tcW w:w="0" w:type="auto"/>
-            <w:shd w:val="clear" w:color="auto" w:fill="548DD4" w:themeFill="text2" w:themeFillTint="99"/>
-          </w:tcPr>
-          <w:p>
-            <w:pPr>
-              <w:jc w:val="center"/>
-              <w:rPr>
-                <w:rFonts w:hint="default" w:ascii="Times New Roman" w:hAnsi="Times New Roman" w:cs="Times New Roman"/>
-                <w:sz w:val="24"/>
-                <w:szCs w:val="24"/>
-                <w:vertAlign w:val="baseline"/>
-                <w:lang w:val="vi-VN"/>
-              </w:rPr>
-            </w:pPr>
-            <w:r>
-              <w:rPr>
-                <w:rFonts w:hint="default" w:ascii="Times New Roman" w:hAnsi="Times New Roman" w:cs="Times New Roman"/>
-                <w:sz w:val="24"/>
-                <w:szCs w:val="24"/>
-                <w:vertAlign w:val="baseline"/>
-                <w:lang w:val="vi-VN"/>
-              </w:rPr>
-              <w:t>Ưu điểm</w:t>
-            </w:r>
-          </w:p>
-        </w:tc>
-        <w:tc>
-          <w:tcPr>
-            <w:tcW w:w="0" w:type="auto"/>
-            <w:shd w:val="clear" w:color="auto" w:fill="548DD4" w:themeFill="text2" w:themeFillTint="99"/>
-          </w:tcPr>
-          <w:p>
-            <w:pPr>
-              <w:jc w:val="center"/>
-              <w:rPr>
-                <w:rFonts w:hint="default" w:ascii="Times New Roman" w:hAnsi="Times New Roman" w:cs="Times New Roman"/>
-                <w:sz w:val="24"/>
-                <w:szCs w:val="24"/>
-                <w:vertAlign w:val="baseline"/>
-                <w:lang w:val="vi-VN"/>
-              </w:rPr>
-            </w:pPr>
-            <w:r>
-              <w:rPr>
-                <w:rFonts w:hint="default" w:ascii="Times New Roman" w:hAnsi="Times New Roman" w:cs="Times New Roman"/>
-                <w:sz w:val="24"/>
-                <w:szCs w:val="24"/>
-                <w:vertAlign w:val="baseline"/>
-                <w:lang w:val="vi-VN"/>
-              </w:rPr>
-              <w:t>Nhược điểm</w:t>
-            </w:r>
-          </w:p>
-        </w:tc>
-      </w:tr>
-      <w:tr>
-        <w:tblPrEx>
-          <w:tblBorders>
-            <w:top w:val="single" w:color="auto" w:sz="4" w:space="0"/>
-            <w:left w:val="single" w:color="auto" w:sz="4" w:space="0"/>
-            <w:bottom w:val="single" w:color="auto" w:sz="4" w:space="0"/>
-            <w:right w:val="single" w:color="auto" w:sz="4" w:space="0"/>
-            <w:insideH w:val="single" w:color="auto" w:sz="4" w:space="0"/>
-            <w:insideV w:val="single" w:color="auto" w:sz="4" w:space="0"/>
-          </w:tblBorders>
-          <w:tblCellMar>
-            <w:left w:w="108" w:type="dxa"/>
-            <w:right w:w="108" w:type="dxa"/>
-          </w:tblCellMar>
-        </w:tblPrEx>
-        <w:tc>
-          <w:tcPr>
-            <w:tcW w:w="0" w:type="auto"/>
-          </w:tcPr>
-          <w:p>
-            <w:pPr>
-              <w:jc w:val="left"/>
-              <w:rPr>
-                <w:rFonts w:hint="default" w:ascii="Times New Roman" w:hAnsi="Times New Roman" w:cs="Times New Roman"/>
-                <w:sz w:val="24"/>
-                <w:szCs w:val="24"/>
-                <w:vertAlign w:val="baseline"/>
-                <w:lang w:val="vi-VN"/>
-              </w:rPr>
-            </w:pPr>
-            <w:r>
-              <w:rPr>
-                <w:rFonts w:hint="default" w:ascii="Times New Roman" w:hAnsi="Times New Roman" w:cs="Times New Roman"/>
-                <w:sz w:val="24"/>
-                <w:szCs w:val="24"/>
-                <w:vertAlign w:val="baseline"/>
-                <w:lang w:val="vi-VN"/>
-              </w:rPr>
-              <w:t>CopyAndForwarded</w:t>
-            </w:r>
-          </w:p>
-        </w:tc>
-        <w:tc>
-          <w:tcPr>
-            <w:tcW w:w="0" w:type="auto"/>
-          </w:tcPr>
-          <w:p>
-            <w:pPr>
-              <w:pStyle w:val="24"/>
-              <w:jc w:val="left"/>
-              <w:rPr>
-                <w:rFonts w:hint="default" w:ascii="Times New Roman" w:hAnsi="Times New Roman" w:cs="Times New Roman"/>
-                <w:sz w:val="24"/>
-                <w:szCs w:val="24"/>
-              </w:rPr>
-            </w:pPr>
-            <w:r>
-              <w:rPr>
-                <w:rFonts w:hint="default" w:ascii="Times New Roman" w:hAnsi="Times New Roman" w:cs="Times New Roman"/>
-                <w:sz w:val="24"/>
-                <w:szCs w:val="24"/>
-              </w:rPr>
-              <w:t>Linh hoạt</w:t>
-            </w:r>
-          </w:p>
-          <w:p>
-            <w:pPr>
-              <w:pStyle w:val="24"/>
-              <w:jc w:val="left"/>
-              <w:rPr>
-                <w:rFonts w:hint="default" w:ascii="Times New Roman" w:hAnsi="Times New Roman" w:cs="Times New Roman"/>
-                <w:sz w:val="24"/>
-                <w:szCs w:val="24"/>
-              </w:rPr>
-            </w:pPr>
-            <w:r>
-              <w:rPr>
-                <w:rFonts w:hint="default" w:ascii="Times New Roman" w:hAnsi="Times New Roman" w:cs="Times New Roman"/>
-                <w:sz w:val="24"/>
-                <w:szCs w:val="24"/>
-              </w:rPr>
-              <w:t>Tăng khả năng mở rộng</w:t>
-            </w:r>
-          </w:p>
-          <w:p>
-            <w:pPr>
-              <w:pStyle w:val="24"/>
-              <w:jc w:val="left"/>
-              <w:rPr>
-                <w:rFonts w:hint="default" w:ascii="Times New Roman" w:hAnsi="Times New Roman" w:cs="Times New Roman"/>
-                <w:sz w:val="24"/>
-                <w:szCs w:val="24"/>
-              </w:rPr>
-            </w:pPr>
-            <w:r>
-              <w:rPr>
-                <w:rFonts w:hint="default" w:ascii="Times New Roman" w:hAnsi="Times New Roman" w:cs="Times New Roman"/>
-                <w:sz w:val="24"/>
-                <w:szCs w:val="24"/>
-              </w:rPr>
-              <w:t>Tương thích với ứng dụng cũ</w:t>
-            </w:r>
-          </w:p>
-          <w:p>
-            <w:pPr>
-              <w:pStyle w:val="24"/>
-              <w:jc w:val="left"/>
-              <w:rPr>
-                <w:rFonts w:hint="default" w:ascii="Times New Roman" w:hAnsi="Times New Roman" w:cs="Times New Roman"/>
-                <w:sz w:val="24"/>
-                <w:szCs w:val="24"/>
-                <w:vertAlign w:val="baseline"/>
-              </w:rPr>
-            </w:pPr>
-            <w:r>
-              <w:rPr>
-                <w:rFonts w:hint="default" w:ascii="Times New Roman" w:hAnsi="Times New Roman" w:cs="Times New Roman"/>
-                <w:sz w:val="24"/>
-                <w:szCs w:val="24"/>
-              </w:rPr>
-              <w:t>Dễ dàng cập nhật</w:t>
-            </w:r>
-          </w:p>
-        </w:tc>
-        <w:tc>
-          <w:tcPr>
-            <w:tcW w:w="0" w:type="auto"/>
-          </w:tcPr>
-          <w:p>
-            <w:pPr>
-              <w:pStyle w:val="24"/>
-              <w:rPr>
-                <w:rFonts w:hint="default" w:ascii="Times New Roman" w:hAnsi="Times New Roman" w:cs="Times New Roman"/>
-                <w:sz w:val="24"/>
-                <w:szCs w:val="24"/>
-              </w:rPr>
-            </w:pPr>
-            <w:r>
-              <w:rPr>
-                <w:rFonts w:hint="default" w:ascii="Times New Roman" w:hAnsi="Times New Roman" w:cs="Times New Roman"/>
-                <w:sz w:val="24"/>
-                <w:szCs w:val="24"/>
-              </w:rPr>
-              <w:t>Yêu cầu thao tác trực tiếp trên PE File</w:t>
-            </w:r>
-          </w:p>
-          <w:p>
-            <w:pPr>
-              <w:pStyle w:val="24"/>
-              <w:rPr>
-                <w:rFonts w:hint="default" w:ascii="Times New Roman" w:hAnsi="Times New Roman" w:cs="Times New Roman"/>
-                <w:sz w:val="24"/>
-                <w:szCs w:val="24"/>
-              </w:rPr>
-            </w:pPr>
-            <w:r>
-              <w:rPr>
-                <w:rFonts w:hint="default" w:ascii="Times New Roman" w:hAnsi="Times New Roman" w:cs="Times New Roman"/>
-                <w:sz w:val="24"/>
-                <w:szCs w:val="24"/>
-              </w:rPr>
-              <w:t>Tăng kích thước DLL</w:t>
-            </w:r>
-          </w:p>
-          <w:p>
-            <w:pPr>
-              <w:pStyle w:val="24"/>
-              <w:rPr>
-                <w:rFonts w:hint="default" w:ascii="Times New Roman" w:hAnsi="Times New Roman" w:cs="Times New Roman"/>
-                <w:sz w:val="24"/>
-                <w:szCs w:val="24"/>
-                <w:vertAlign w:val="baseline"/>
-              </w:rPr>
-            </w:pPr>
-            <w:r>
-              <w:rPr>
-                <w:rFonts w:hint="default" w:ascii="Times New Roman" w:hAnsi="Times New Roman" w:cs="Times New Roman"/>
-                <w:sz w:val="24"/>
-                <w:szCs w:val="24"/>
-              </w:rPr>
-              <w:t>Khó khăn khi debug</w:t>
-            </w:r>
-          </w:p>
-        </w:tc>
-      </w:tr>
-      <w:tr>
-        <w:tblPrEx>
-          <w:tblBorders>
-            <w:top w:val="single" w:color="auto" w:sz="4" w:space="0"/>
-            <w:left w:val="single" w:color="auto" w:sz="4" w:space="0"/>
-            <w:bottom w:val="single" w:color="auto" w:sz="4" w:space="0"/>
-            <w:right w:val="single" w:color="auto" w:sz="4" w:space="0"/>
-            <w:insideH w:val="single" w:color="auto" w:sz="4" w:space="0"/>
-            <w:insideV w:val="single" w:color="auto" w:sz="4" w:space="0"/>
-          </w:tblBorders>
-          <w:tblCellMar>
-            <w:left w:w="108" w:type="dxa"/>
-            <w:right w:w="108" w:type="dxa"/>
-          </w:tblCellMar>
-        </w:tblPrEx>
-        <w:tc>
-          <w:tcPr>
-            <w:tcW w:w="0" w:type="auto"/>
-          </w:tcPr>
-          <w:p>
-            <w:pPr>
-              <w:jc w:val="left"/>
-              <w:rPr>
-                <w:rFonts w:hint="default" w:ascii="Times New Roman" w:hAnsi="Times New Roman" w:cs="Times New Roman"/>
-                <w:sz w:val="24"/>
-                <w:szCs w:val="24"/>
-                <w:vertAlign w:val="baseline"/>
-                <w:lang w:val="vi-VN"/>
-              </w:rPr>
-            </w:pPr>
-          </w:p>
-        </w:tc>
-        <w:tc>
-          <w:tcPr>
-            <w:tcW w:w="0" w:type="auto"/>
-          </w:tcPr>
-          <w:p>
-            <w:pPr>
-              <w:jc w:val="left"/>
-              <w:rPr>
-                <w:rFonts w:hint="default" w:ascii="Times New Roman" w:hAnsi="Times New Roman" w:cs="Times New Roman"/>
-                <w:sz w:val="24"/>
-                <w:szCs w:val="24"/>
-                <w:vertAlign w:val="baseline"/>
-              </w:rPr>
-            </w:pPr>
-          </w:p>
-        </w:tc>
-        <w:tc>
-          <w:tcPr>
-            <w:tcW w:w="0" w:type="auto"/>
-          </w:tcPr>
-          <w:p>
-            <w:pPr>
-              <w:jc w:val="left"/>
-              <w:rPr>
-                <w:rFonts w:hint="default" w:ascii="Times New Roman" w:hAnsi="Times New Roman" w:cs="Times New Roman"/>
-                <w:sz w:val="24"/>
-                <w:szCs w:val="24"/>
-                <w:vertAlign w:val="baseline"/>
-              </w:rPr>
-            </w:pPr>
-          </w:p>
-        </w:tc>
-      </w:tr>
-    </w:tbl>
     <w:p>
       <w:pPr>
+        <w:spacing w:beforeLines="0" w:afterLines="0"/>
+        <w:jc w:val="left"/>
+        <w:rPr>
+          <w:rFonts w:hint="default" w:ascii="Cascadia Mono" w:hAnsi="Cascadia Mono" w:eastAsia="Cascadia Mono"/>
+          <w:color w:val="000000"/>
+          <w:sz w:val="18"/>
+          <w:szCs w:val="18"/>
+          <w:highlight w:val="white"/>
+        </w:rPr>
+      </w:pPr>
+      <w:r>
+        <w:rPr>
+          <w:rFonts w:hint="default" w:ascii="Cascadia Mono" w:hAnsi="Cascadia Mono" w:eastAsia="Cascadia Mono"/>
+          <w:color w:val="808080"/>
+          <w:sz w:val="18"/>
+          <w:szCs w:val="18"/>
+          <w:highlight w:val="white"/>
+        </w:rPr>
+        <w:t>#define</w:t>
+      </w:r>
+      <w:r>
+        <w:rPr>
+          <w:rFonts w:hint="default" w:ascii="Cascadia Mono" w:hAnsi="Cascadia Mono" w:eastAsia="Cascadia Mono"/>
+          <w:color w:val="000000"/>
+          <w:sz w:val="18"/>
+          <w:szCs w:val="18"/>
+          <w:highlight w:val="white"/>
+        </w:rPr>
+        <w:t xml:space="preserve"> </w:t>
+      </w:r>
+      <w:r>
+        <w:rPr>
+          <w:rFonts w:hint="default" w:ascii="Cascadia Mono" w:hAnsi="Cascadia Mono" w:eastAsia="Cascadia Mono"/>
+          <w:color w:val="6F008A"/>
+          <w:sz w:val="18"/>
+          <w:szCs w:val="18"/>
+          <w:highlight w:val="white"/>
+        </w:rPr>
+        <w:t>CLR_VERSION_V1_0</w:t>
+      </w:r>
+      <w:r>
+        <w:rPr>
+          <w:rFonts w:hint="default" w:ascii="Cascadia Mono" w:hAnsi="Cascadia Mono" w:eastAsia="Cascadia Mono"/>
+          <w:color w:val="000000"/>
+          <w:sz w:val="18"/>
+          <w:szCs w:val="18"/>
+          <w:highlight w:val="white"/>
+        </w:rPr>
+        <w:t xml:space="preserve">     </w:t>
+      </w:r>
+      <w:r>
+        <w:rPr>
+          <w:rFonts w:hint="default" w:ascii="Cascadia Mono" w:hAnsi="Cascadia Mono" w:eastAsia="Cascadia Mono"/>
+          <w:color w:val="A31515"/>
+          <w:sz w:val="18"/>
+          <w:szCs w:val="18"/>
+          <w:highlight w:val="white"/>
+        </w:rPr>
+        <w:t>L"v1.0.3705"</w:t>
+      </w:r>
+    </w:p>
+    <w:p>
+      <w:pPr>
+        <w:spacing w:beforeLines="0" w:afterLines="0"/>
+        <w:jc w:val="left"/>
+        <w:rPr>
+          <w:rFonts w:hint="default" w:ascii="Cascadia Mono" w:hAnsi="Cascadia Mono" w:eastAsia="Cascadia Mono"/>
+          <w:color w:val="000000"/>
+          <w:sz w:val="18"/>
+          <w:szCs w:val="18"/>
+          <w:highlight w:val="white"/>
+        </w:rPr>
+      </w:pPr>
+      <w:r>
+        <w:rPr>
+          <w:rFonts w:hint="default" w:ascii="Cascadia Mono" w:hAnsi="Cascadia Mono" w:eastAsia="Cascadia Mono"/>
+          <w:color w:val="808080"/>
+          <w:sz w:val="18"/>
+          <w:szCs w:val="18"/>
+          <w:highlight w:val="white"/>
+        </w:rPr>
+        <w:t>#define</w:t>
+      </w:r>
+      <w:r>
+        <w:rPr>
+          <w:rFonts w:hint="default" w:ascii="Cascadia Mono" w:hAnsi="Cascadia Mono" w:eastAsia="Cascadia Mono"/>
+          <w:color w:val="000000"/>
+          <w:sz w:val="18"/>
+          <w:szCs w:val="18"/>
+          <w:highlight w:val="white"/>
+        </w:rPr>
+        <w:t xml:space="preserve"> </w:t>
+      </w:r>
+      <w:r>
+        <w:rPr>
+          <w:rFonts w:hint="default" w:ascii="Cascadia Mono" w:hAnsi="Cascadia Mono" w:eastAsia="Cascadia Mono"/>
+          <w:color w:val="6F008A"/>
+          <w:sz w:val="18"/>
+          <w:szCs w:val="18"/>
+          <w:highlight w:val="white"/>
+        </w:rPr>
+        <w:t>CLR_VERSION_V1_1</w:t>
+      </w:r>
+      <w:r>
+        <w:rPr>
+          <w:rFonts w:hint="default" w:ascii="Cascadia Mono" w:hAnsi="Cascadia Mono" w:eastAsia="Cascadia Mono"/>
+          <w:color w:val="000000"/>
+          <w:sz w:val="18"/>
+          <w:szCs w:val="18"/>
+          <w:highlight w:val="white"/>
+        </w:rPr>
+        <w:t xml:space="preserve">     </w:t>
+      </w:r>
+      <w:r>
+        <w:rPr>
+          <w:rFonts w:hint="default" w:ascii="Cascadia Mono" w:hAnsi="Cascadia Mono" w:eastAsia="Cascadia Mono"/>
+          <w:color w:val="A31515"/>
+          <w:sz w:val="18"/>
+          <w:szCs w:val="18"/>
+          <w:highlight w:val="white"/>
+        </w:rPr>
+        <w:t>L"v1.1.4322"</w:t>
+      </w:r>
+    </w:p>
+    <w:p>
+      <w:pPr>
+        <w:spacing w:beforeLines="0" w:afterLines="0"/>
+        <w:jc w:val="left"/>
+        <w:rPr>
+          <w:rFonts w:hint="default" w:ascii="Cascadia Mono" w:hAnsi="Cascadia Mono" w:eastAsia="Cascadia Mono"/>
+          <w:color w:val="000000"/>
+          <w:sz w:val="18"/>
+          <w:szCs w:val="18"/>
+          <w:highlight w:val="white"/>
+        </w:rPr>
+      </w:pPr>
+      <w:r>
+        <w:rPr>
+          <w:rFonts w:hint="default" w:ascii="Cascadia Mono" w:hAnsi="Cascadia Mono" w:eastAsia="Cascadia Mono"/>
+          <w:color w:val="808080"/>
+          <w:sz w:val="18"/>
+          <w:szCs w:val="18"/>
+          <w:highlight w:val="white"/>
+        </w:rPr>
+        <w:t>#define</w:t>
+      </w:r>
+      <w:r>
+        <w:rPr>
+          <w:rFonts w:hint="default" w:ascii="Cascadia Mono" w:hAnsi="Cascadia Mono" w:eastAsia="Cascadia Mono"/>
+          <w:color w:val="000000"/>
+          <w:sz w:val="18"/>
+          <w:szCs w:val="18"/>
+          <w:highlight w:val="white"/>
+        </w:rPr>
+        <w:t xml:space="preserve"> </w:t>
+      </w:r>
+      <w:r>
+        <w:rPr>
+          <w:rFonts w:hint="default" w:ascii="Cascadia Mono" w:hAnsi="Cascadia Mono" w:eastAsia="Cascadia Mono"/>
+          <w:color w:val="6F008A"/>
+          <w:sz w:val="18"/>
+          <w:szCs w:val="18"/>
+          <w:highlight w:val="white"/>
+        </w:rPr>
+        <w:t>CLR_VERSION_V2_0</w:t>
+      </w:r>
+      <w:r>
+        <w:rPr>
+          <w:rFonts w:hint="default" w:ascii="Cascadia Mono" w:hAnsi="Cascadia Mono" w:eastAsia="Cascadia Mono"/>
+          <w:color w:val="000000"/>
+          <w:sz w:val="18"/>
+          <w:szCs w:val="18"/>
+          <w:highlight w:val="white"/>
+        </w:rPr>
+        <w:t xml:space="preserve">     </w:t>
+      </w:r>
+      <w:r>
+        <w:rPr>
+          <w:rFonts w:hint="default" w:ascii="Cascadia Mono" w:hAnsi="Cascadia Mono" w:eastAsia="Cascadia Mono"/>
+          <w:color w:val="A31515"/>
+          <w:sz w:val="18"/>
+          <w:szCs w:val="18"/>
+          <w:highlight w:val="white"/>
+        </w:rPr>
+        <w:t>L"v2.0.50727"</w:t>
+      </w:r>
+    </w:p>
+    <w:p>
+      <w:pPr>
+        <w:spacing w:beforeLines="0" w:afterLines="0"/>
+        <w:jc w:val="left"/>
+        <w:rPr>
+          <w:rFonts w:hint="default" w:ascii="Cascadia Mono" w:hAnsi="Cascadia Mono" w:eastAsia="Cascadia Mono"/>
+          <w:color w:val="000000"/>
+          <w:sz w:val="18"/>
+          <w:szCs w:val="18"/>
+          <w:highlight w:val="white"/>
+        </w:rPr>
+      </w:pPr>
+      <w:r>
+        <w:rPr>
+          <w:rFonts w:hint="default" w:ascii="Cascadia Mono" w:hAnsi="Cascadia Mono" w:eastAsia="Cascadia Mono"/>
+          <w:color w:val="808080"/>
+          <w:sz w:val="18"/>
+          <w:szCs w:val="18"/>
+          <w:highlight w:val="white"/>
+        </w:rPr>
+        <w:t>#define</w:t>
+      </w:r>
+      <w:r>
+        <w:rPr>
+          <w:rFonts w:hint="default" w:ascii="Cascadia Mono" w:hAnsi="Cascadia Mono" w:eastAsia="Cascadia Mono"/>
+          <w:color w:val="000000"/>
+          <w:sz w:val="18"/>
+          <w:szCs w:val="18"/>
+          <w:highlight w:val="white"/>
+        </w:rPr>
+        <w:t xml:space="preserve"> </w:t>
+      </w:r>
+      <w:r>
+        <w:rPr>
+          <w:rFonts w:hint="default" w:ascii="Cascadia Mono" w:hAnsi="Cascadia Mono" w:eastAsia="Cascadia Mono"/>
+          <w:color w:val="6F008A"/>
+          <w:sz w:val="18"/>
+          <w:szCs w:val="18"/>
+          <w:highlight w:val="white"/>
+        </w:rPr>
+        <w:t>CLR_VERSION_V4_0</w:t>
+      </w:r>
+      <w:r>
+        <w:rPr>
+          <w:rFonts w:hint="default" w:ascii="Cascadia Mono" w:hAnsi="Cascadia Mono" w:eastAsia="Cascadia Mono"/>
+          <w:color w:val="000000"/>
+          <w:sz w:val="18"/>
+          <w:szCs w:val="18"/>
+          <w:highlight w:val="white"/>
+        </w:rPr>
+        <w:t xml:space="preserve">     </w:t>
+      </w:r>
+      <w:r>
+        <w:rPr>
+          <w:rFonts w:hint="default" w:ascii="Cascadia Mono" w:hAnsi="Cascadia Mono" w:eastAsia="Cascadia Mono"/>
+          <w:color w:val="A31515"/>
+          <w:sz w:val="18"/>
+          <w:szCs w:val="18"/>
+          <w:highlight w:val="white"/>
+        </w:rPr>
+        <w:t>L"v4.0.30319"</w:t>
+      </w:r>
+    </w:p>
+    <w:p>
+      <w:pPr>
         <w:rPr>
           <w:rFonts w:hint="default" w:ascii="Times New Roman" w:hAnsi="Times New Roman" w:cs="Times New Roman"/>
+          <w:color w:val="000000" w:themeColor="text1"/>
+          <w:sz w:val="18"/>
+          <w:szCs w:val="18"/>
+          <w14:textFill>
+            <w14:solidFill>
+              <w14:schemeClr w14:val="tx1"/>
+            </w14:solidFill>
+          </w14:textFill>
+        </w:rPr>
+      </w:pPr>
+      <w:r>
+        <w:rPr>
+          <w:rFonts w:hint="default" w:ascii="Cascadia Mono" w:hAnsi="Cascadia Mono" w:eastAsia="Cascadia Mono"/>
+          <w:color w:val="808080"/>
+          <w:sz w:val="18"/>
+          <w:szCs w:val="18"/>
+          <w:highlight w:val="white"/>
+        </w:rPr>
+        <w:t>#define</w:t>
+      </w:r>
+      <w:r>
+        <w:rPr>
+          <w:rFonts w:hint="default" w:ascii="Cascadia Mono" w:hAnsi="Cascadia Mono" w:eastAsia="Cascadia Mono"/>
+          <w:color w:val="000000"/>
+          <w:sz w:val="18"/>
+          <w:szCs w:val="18"/>
+          <w:highlight w:val="white"/>
+        </w:rPr>
+        <w:t xml:space="preserve"> </w:t>
+      </w:r>
+      <w:r>
+        <w:rPr>
+          <w:rFonts w:hint="default" w:ascii="Cascadia Mono" w:hAnsi="Cascadia Mono" w:eastAsia="Cascadia Mono"/>
+          <w:color w:val="6F008A"/>
+          <w:sz w:val="18"/>
+          <w:szCs w:val="18"/>
+          <w:highlight w:val="white"/>
+        </w:rPr>
+        <w:t>CLR_VERSION</w:t>
+      </w:r>
+      <w:r>
+        <w:rPr>
+          <w:rFonts w:hint="default" w:ascii="Cascadia Mono" w:hAnsi="Cascadia Mono" w:eastAsia="Cascadia Mono"/>
+          <w:color w:val="000000"/>
+          <w:sz w:val="18"/>
+          <w:szCs w:val="18"/>
+          <w:highlight w:val="white"/>
+        </w:rPr>
+        <w:t xml:space="preserve"> </w:t>
+      </w:r>
+      <w:r>
+        <w:rPr>
+          <w:rFonts w:hint="default" w:ascii="Cascadia Mono" w:hAnsi="Cascadia Mono" w:eastAsia="Cascadia Mono"/>
+          <w:color w:val="6F008A"/>
+          <w:sz w:val="18"/>
+          <w:szCs w:val="18"/>
+          <w:highlight w:val="white"/>
+        </w:rPr>
+        <w:t>CLR_VERSION_V4_0</w:t>
+      </w:r>
+      <w:r>
+        <w:rPr>
+          <w:rFonts w:hint="default" w:ascii="Cascadia Mono" w:hAnsi="Cascadia Mono" w:eastAsia="Cascadia Mono"/>
+          <w:color w:val="000000"/>
+          <w:sz w:val="18"/>
+          <w:szCs w:val="18"/>
+          <w:highlight w:val="white"/>
+        </w:rPr>
+        <w:t xml:space="preserve">   </w:t>
+      </w:r>
+      <w:r>
+        <w:rPr>
+          <w:rFonts w:hint="default" w:ascii="Cascadia Mono" w:hAnsi="Cascadia Mono" w:eastAsia="Cascadia Mono"/>
+          <w:color w:val="008000"/>
+          <w:sz w:val="18"/>
+          <w:szCs w:val="18"/>
+          <w:highlight w:val="white"/>
+        </w:rPr>
+        <w:t>// Choose CLR version for your</w:t>
+      </w:r>
+      <w:r>
+        <w:rPr>
+          <w:rFonts w:hint="default" w:ascii="Cascadia Mono" w:hAnsi="Cascadia Mono" w:eastAsia="Cascadia Mono"/>
+          <w:color w:val="008000"/>
+          <w:sz w:val="18"/>
+          <w:szCs w:val="18"/>
+          <w:highlight w:val="white"/>
+          <w:lang w:val="vi-VN"/>
+        </w:rPr>
+        <w:t xml:space="preserve"> </w:t>
+      </w:r>
+      <w:r>
+        <w:rPr>
+          <w:rFonts w:hint="default" w:ascii="Cascadia Mono" w:hAnsi="Cascadia Mono" w:eastAsia="Cascadia Mono"/>
+          <w:color w:val="008000"/>
+          <w:sz w:val="18"/>
+          <w:szCs w:val="18"/>
+          <w:highlight w:val="white"/>
+        </w:rPr>
+        <w:t>application</w:t>
+      </w:r>
+    </w:p>
+    <w:p>
+      <w:pPr>
+        <w:pStyle w:val="2"/>
+        <w:numPr>
+          <w:ilvl w:val="0"/>
+          <w:numId w:val="8"/>
+        </w:numPr>
+        <w:ind w:left="0" w:leftChars="0" w:firstLine="0" w:firstLineChars="0"/>
+        <w:rPr>
+          <w:rFonts w:hint="default" w:ascii="Times New Roman" w:hAnsi="Times New Roman" w:cs="Times New Roman"/>
+          <w:color w:val="000000" w:themeColor="text1"/>
           <w:sz w:val="24"/>
           <w:szCs w:val="24"/>
+          <w14:textFill>
+            <w14:solidFill>
+              <w14:schemeClr w14:val="tx1"/>
+            </w14:solidFill>
+          </w14:textFill>
+        </w:rPr>
+      </w:pPr>
+      <w:r>
+        <w:rPr>
+          <w:rFonts w:hint="default" w:ascii="Times New Roman" w:hAnsi="Times New Roman" w:cs="Times New Roman"/>
+          <w:color w:val="000000" w:themeColor="text1"/>
+          <w:sz w:val="24"/>
+          <w:szCs w:val="24"/>
+          <w:lang w:val="vi-VN"/>
+          <w14:textFill>
+            <w14:solidFill>
+              <w14:schemeClr w14:val="tx1"/>
+            </w14:solidFill>
+          </w14:textFill>
+        </w:rPr>
+        <w:t>Các phương thức hỗ trợ</w:t>
+      </w:r>
+    </w:p>
+    <w:p>
+      <w:pPr>
+        <w:pStyle w:val="2"/>
+        <w:numPr>
+          <w:numId w:val="0"/>
+        </w:numPr>
+        <w:ind w:leftChars="0"/>
+        <w:rPr>
+          <w:rFonts w:hint="default" w:ascii="Times New Roman" w:hAnsi="Times New Roman" w:cs="Times New Roman"/>
+          <w:color w:val="000000" w:themeColor="text1"/>
+          <w:sz w:val="24"/>
+          <w:szCs w:val="24"/>
+          <w14:textFill>
+            <w14:solidFill>
+              <w14:schemeClr w14:val="tx1"/>
+            </w14:solidFill>
+          </w14:textFill>
+        </w:rPr>
+      </w:pPr>
+      <w:r>
+        <w:rPr>
+          <w:rFonts w:hint="default" w:ascii="Times New Roman" w:hAnsi="Times New Roman" w:cs="Times New Roman"/>
+          <w:color w:val="000000" w:themeColor="text1"/>
+          <w:sz w:val="24"/>
+          <w:szCs w:val="24"/>
+          <w:lang w:val="vi-VN"/>
+          <w14:textFill>
+            <w14:solidFill>
+              <w14:schemeClr w14:val="tx1"/>
+            </w14:solidFill>
+          </w14:textFill>
+        </w:rPr>
+        <w:t xml:space="preserve">2.1. </w:t>
+      </w:r>
+      <w:r>
+        <w:rPr>
+          <w:rFonts w:hint="default" w:ascii="Times New Roman" w:hAnsi="Times New Roman" w:cs="Times New Roman"/>
+          <w:color w:val="1F497D" w:themeColor="text2"/>
+          <w:sz w:val="24"/>
+          <w:szCs w:val="24"/>
+          <w14:textFill>
+            <w14:solidFill>
+              <w14:schemeClr w14:val="tx2"/>
+            </w14:solidFill>
+          </w14:textFill>
+        </w:rPr>
+        <w:t>ExecuteMethodFromFile</w:t>
+      </w:r>
+    </w:p>
+    <w:p>
+      <w:pPr>
+        <w:rPr>
+          <w:rFonts w:hint="default" w:ascii="Times New Roman" w:hAnsi="Times New Roman" w:cs="Times New Roman"/>
+          <w:color w:val="000000" w:themeColor="text1"/>
+          <w:sz w:val="24"/>
+          <w:szCs w:val="24"/>
+          <w14:textFill>
+            <w14:solidFill>
+              <w14:schemeClr w14:val="tx1"/>
+            </w14:solidFill>
+          </w14:textFill>
+        </w:rPr>
+      </w:pPr>
+      <w:r>
+        <w:rPr>
+          <w:rFonts w:hint="default" w:ascii="Times New Roman" w:hAnsi="Times New Roman" w:cs="Times New Roman"/>
+          <w:color w:val="000000" w:themeColor="text1"/>
+          <w:sz w:val="24"/>
+          <w:szCs w:val="24"/>
+          <w:lang w:val="vi-VN"/>
+          <w14:textFill>
+            <w14:solidFill>
+              <w14:schemeClr w14:val="tx1"/>
+            </w14:solidFill>
+          </w14:textFill>
+        </w:rPr>
+        <w:t xml:space="preserve">- </w:t>
+      </w:r>
+      <w:r>
+        <w:rPr>
+          <w:rFonts w:hint="default" w:ascii="Times New Roman" w:hAnsi="Times New Roman" w:cs="Times New Roman"/>
+          <w:color w:val="000000" w:themeColor="text1"/>
+          <w:sz w:val="24"/>
+          <w:szCs w:val="24"/>
+          <w14:textFill>
+            <w14:solidFill>
+              <w14:schemeClr w14:val="tx1"/>
+            </w14:solidFill>
+          </w14:textFill>
+        </w:rPr>
+        <w:t>Thực thi một phương thức static trong assembly từ file trên đĩa.</w:t>
+      </w:r>
+    </w:p>
+    <w:p>
+      <w:pPr>
+        <w:pStyle w:val="3"/>
+        <w:rPr>
+          <w:rFonts w:hint="default" w:ascii="Cascadia Mono" w:hAnsi="Cascadia Mono" w:eastAsia="Cascadia Mono"/>
+          <w:color w:val="000000"/>
+          <w:sz w:val="19"/>
+          <w:szCs w:val="24"/>
+          <w:highlight w:val="white"/>
+        </w:rPr>
+      </w:pPr>
+      <w:r>
+        <w:rPr>
+          <w:rFonts w:hint="default" w:ascii="Cascadia Mono" w:hAnsi="Cascadia Mono" w:eastAsia="Cascadia Mono"/>
+          <w:color w:val="2B91AF"/>
+          <w:sz w:val="19"/>
+          <w:szCs w:val="24"/>
+          <w:highlight w:val="white"/>
+        </w:rPr>
+        <w:t>BOOL</w:t>
+      </w:r>
+      <w:r>
+        <w:rPr>
+          <w:rFonts w:hint="default" w:ascii="Cascadia Mono" w:hAnsi="Cascadia Mono" w:eastAsia="Cascadia Mono"/>
+          <w:color w:val="000000"/>
+          <w:sz w:val="19"/>
+          <w:szCs w:val="24"/>
+          <w:highlight w:val="white"/>
+        </w:rPr>
+        <w:t xml:space="preserve"> ExecuteMethodFromFile(</w:t>
+      </w:r>
+      <w:r>
+        <w:rPr>
+          <w:rFonts w:hint="default" w:ascii="Cascadia Mono" w:hAnsi="Cascadia Mono" w:eastAsia="Cascadia Mono"/>
+          <w:color w:val="0000FF"/>
+          <w:sz w:val="19"/>
+          <w:szCs w:val="24"/>
+          <w:highlight w:val="white"/>
+        </w:rPr>
+        <w:t>const</w:t>
+      </w:r>
+      <w:r>
+        <w:rPr>
+          <w:rFonts w:hint="default" w:ascii="Cascadia Mono" w:hAnsi="Cascadia Mono" w:eastAsia="Cascadia Mono"/>
+          <w:color w:val="000000"/>
+          <w:sz w:val="19"/>
+          <w:szCs w:val="24"/>
+          <w:highlight w:val="white"/>
+        </w:rPr>
+        <w:t xml:space="preserve"> std::</w:t>
+      </w:r>
+      <w:r>
+        <w:rPr>
+          <w:rFonts w:hint="default" w:ascii="Cascadia Mono" w:hAnsi="Cascadia Mono" w:eastAsia="Cascadia Mono"/>
+          <w:color w:val="2B91AF"/>
+          <w:sz w:val="19"/>
+          <w:szCs w:val="24"/>
+          <w:highlight w:val="white"/>
+        </w:rPr>
+        <w:t>wstring</w:t>
+      </w:r>
+      <w:r>
+        <w:rPr>
+          <w:rFonts w:hint="default" w:ascii="Cascadia Mono" w:hAnsi="Cascadia Mono" w:eastAsia="Cascadia Mono"/>
+          <w:color w:val="000000"/>
+          <w:sz w:val="19"/>
+          <w:szCs w:val="24"/>
+          <w:highlight w:val="white"/>
+        </w:rPr>
+        <w:t xml:space="preserve">&amp; </w:t>
+      </w:r>
+      <w:r>
+        <w:rPr>
+          <w:rFonts w:hint="default" w:ascii="Cascadia Mono" w:hAnsi="Cascadia Mono" w:eastAsia="Cascadia Mono"/>
+          <w:color w:val="808080"/>
+          <w:sz w:val="19"/>
+          <w:szCs w:val="24"/>
+          <w:highlight w:val="white"/>
+        </w:rPr>
+        <w:t>assemblyPath</w:t>
+      </w:r>
+      <w:r>
+        <w:rPr>
+          <w:rFonts w:hint="default" w:ascii="Cascadia Mono" w:hAnsi="Cascadia Mono" w:eastAsia="Cascadia Mono"/>
+          <w:color w:val="000000"/>
+          <w:sz w:val="19"/>
+          <w:szCs w:val="24"/>
+          <w:highlight w:val="white"/>
+        </w:rPr>
+        <w:t xml:space="preserve">, </w:t>
+      </w:r>
+      <w:r>
+        <w:rPr>
+          <w:rFonts w:hint="default" w:ascii="Cascadia Mono" w:hAnsi="Cascadia Mono" w:eastAsia="Cascadia Mono"/>
+          <w:color w:val="0000FF"/>
+          <w:sz w:val="19"/>
+          <w:szCs w:val="24"/>
+          <w:highlight w:val="white"/>
+        </w:rPr>
+        <w:t>const</w:t>
+      </w:r>
+      <w:r>
+        <w:rPr>
+          <w:rFonts w:hint="default" w:ascii="Cascadia Mono" w:hAnsi="Cascadia Mono" w:eastAsia="Cascadia Mono"/>
+          <w:color w:val="000000"/>
+          <w:sz w:val="19"/>
+          <w:szCs w:val="24"/>
+          <w:highlight w:val="white"/>
+        </w:rPr>
+        <w:t xml:space="preserve"> std::</w:t>
+      </w:r>
+      <w:r>
+        <w:rPr>
+          <w:rFonts w:hint="default" w:ascii="Cascadia Mono" w:hAnsi="Cascadia Mono" w:eastAsia="Cascadia Mono"/>
+          <w:color w:val="2B91AF"/>
+          <w:sz w:val="19"/>
+          <w:szCs w:val="24"/>
+          <w:highlight w:val="white"/>
+        </w:rPr>
+        <w:t>wstring</w:t>
+      </w:r>
+      <w:r>
+        <w:rPr>
+          <w:rFonts w:hint="default" w:ascii="Cascadia Mono" w:hAnsi="Cascadia Mono" w:eastAsia="Cascadia Mono"/>
+          <w:color w:val="000000"/>
+          <w:sz w:val="19"/>
+          <w:szCs w:val="24"/>
+          <w:highlight w:val="white"/>
+        </w:rPr>
+        <w:t xml:space="preserve">&amp; </w:t>
+      </w:r>
+      <w:r>
+        <w:rPr>
+          <w:rFonts w:hint="default" w:ascii="Cascadia Mono" w:hAnsi="Cascadia Mono" w:eastAsia="Cascadia Mono"/>
+          <w:color w:val="808080"/>
+          <w:sz w:val="19"/>
+          <w:szCs w:val="24"/>
+          <w:highlight w:val="white"/>
+        </w:rPr>
+        <w:t>className</w:t>
+      </w:r>
+      <w:r>
+        <w:rPr>
+          <w:rFonts w:hint="default" w:ascii="Cascadia Mono" w:hAnsi="Cascadia Mono" w:eastAsia="Cascadia Mono"/>
+          <w:color w:val="000000"/>
+          <w:sz w:val="19"/>
+          <w:szCs w:val="24"/>
+          <w:highlight w:val="white"/>
+        </w:rPr>
+        <w:t xml:space="preserve">, </w:t>
+      </w:r>
+      <w:r>
+        <w:rPr>
+          <w:rFonts w:hint="default" w:ascii="Cascadia Mono" w:hAnsi="Cascadia Mono" w:eastAsia="Cascadia Mono"/>
+          <w:color w:val="0000FF"/>
+          <w:sz w:val="19"/>
+          <w:szCs w:val="24"/>
+          <w:highlight w:val="white"/>
+        </w:rPr>
+        <w:t>const</w:t>
+      </w:r>
+      <w:r>
+        <w:rPr>
+          <w:rFonts w:hint="default" w:ascii="Cascadia Mono" w:hAnsi="Cascadia Mono" w:eastAsia="Cascadia Mono"/>
+          <w:color w:val="000000"/>
+          <w:sz w:val="19"/>
+          <w:szCs w:val="24"/>
+          <w:highlight w:val="white"/>
+        </w:rPr>
+        <w:t xml:space="preserve"> std::</w:t>
+      </w:r>
+      <w:r>
+        <w:rPr>
+          <w:rFonts w:hint="default" w:ascii="Cascadia Mono" w:hAnsi="Cascadia Mono" w:eastAsia="Cascadia Mono"/>
+          <w:color w:val="2B91AF"/>
+          <w:sz w:val="19"/>
+          <w:szCs w:val="24"/>
+          <w:highlight w:val="white"/>
+        </w:rPr>
+        <w:t>wstring</w:t>
+      </w:r>
+      <w:r>
+        <w:rPr>
+          <w:rFonts w:hint="default" w:ascii="Cascadia Mono" w:hAnsi="Cascadia Mono" w:eastAsia="Cascadia Mono"/>
+          <w:color w:val="000000"/>
+          <w:sz w:val="19"/>
+          <w:szCs w:val="24"/>
+          <w:highlight w:val="white"/>
+        </w:rPr>
+        <w:t xml:space="preserve">&amp; </w:t>
+      </w:r>
+      <w:r>
+        <w:rPr>
+          <w:rFonts w:hint="default" w:ascii="Cascadia Mono" w:hAnsi="Cascadia Mono" w:eastAsia="Cascadia Mono"/>
+          <w:color w:val="808080"/>
+          <w:sz w:val="19"/>
+          <w:szCs w:val="24"/>
+          <w:highlight w:val="white"/>
+        </w:rPr>
+        <w:t>methodName</w:t>
+      </w:r>
+      <w:r>
+        <w:rPr>
+          <w:rFonts w:hint="default" w:ascii="Cascadia Mono" w:hAnsi="Cascadia Mono" w:eastAsia="Cascadia Mono"/>
+          <w:color w:val="000000"/>
+          <w:sz w:val="19"/>
+          <w:szCs w:val="24"/>
+          <w:highlight w:val="white"/>
+        </w:rPr>
+        <w:t xml:space="preserve">, </w:t>
+      </w:r>
+      <w:r>
+        <w:rPr>
+          <w:rFonts w:hint="default" w:ascii="Cascadia Mono" w:hAnsi="Cascadia Mono" w:eastAsia="Cascadia Mono"/>
+          <w:color w:val="0000FF"/>
+          <w:sz w:val="19"/>
+          <w:szCs w:val="24"/>
+          <w:highlight w:val="white"/>
+        </w:rPr>
+        <w:t>const</w:t>
+      </w:r>
+      <w:r>
+        <w:rPr>
+          <w:rFonts w:hint="default" w:ascii="Cascadia Mono" w:hAnsi="Cascadia Mono" w:eastAsia="Cascadia Mono"/>
+          <w:color w:val="000000"/>
+          <w:sz w:val="19"/>
+          <w:szCs w:val="24"/>
+          <w:highlight w:val="white"/>
+        </w:rPr>
+        <w:t xml:space="preserve"> std::</w:t>
+      </w:r>
+      <w:r>
+        <w:rPr>
+          <w:rFonts w:hint="default" w:ascii="Cascadia Mono" w:hAnsi="Cascadia Mono" w:eastAsia="Cascadia Mono"/>
+          <w:color w:val="2B91AF"/>
+          <w:sz w:val="19"/>
+          <w:szCs w:val="24"/>
+          <w:highlight w:val="white"/>
+        </w:rPr>
+        <w:t>wstring</w:t>
+      </w:r>
+      <w:r>
+        <w:rPr>
+          <w:rFonts w:hint="default" w:ascii="Cascadia Mono" w:hAnsi="Cascadia Mono" w:eastAsia="Cascadia Mono"/>
+          <w:color w:val="000000"/>
+          <w:sz w:val="19"/>
+          <w:szCs w:val="24"/>
+          <w:highlight w:val="white"/>
+        </w:rPr>
+        <w:t xml:space="preserve">&amp; </w:t>
+      </w:r>
+      <w:r>
+        <w:rPr>
+          <w:rFonts w:hint="default" w:ascii="Cascadia Mono" w:hAnsi="Cascadia Mono" w:eastAsia="Cascadia Mono"/>
+          <w:color w:val="808080"/>
+          <w:sz w:val="19"/>
+          <w:szCs w:val="24"/>
+          <w:highlight w:val="white"/>
+        </w:rPr>
+        <w:t>parameters</w:t>
+      </w:r>
+      <w:r>
+        <w:rPr>
+          <w:rFonts w:hint="default" w:ascii="Cascadia Mono" w:hAnsi="Cascadia Mono" w:eastAsia="Cascadia Mono"/>
+          <w:color w:val="000000"/>
+          <w:sz w:val="19"/>
+          <w:szCs w:val="24"/>
+          <w:highlight w:val="white"/>
+        </w:rPr>
+        <w:t>);</w:t>
+      </w:r>
+    </w:p>
+    <w:p>
+      <w:pPr>
+        <w:pStyle w:val="3"/>
+        <w:rPr>
+          <w:rFonts w:hint="default" w:ascii="Times New Roman" w:hAnsi="Times New Roman" w:cs="Times New Roman"/>
+          <w:color w:val="000000" w:themeColor="text1"/>
+          <w:sz w:val="24"/>
+          <w:szCs w:val="24"/>
+          <w14:textFill>
+            <w14:solidFill>
+              <w14:schemeClr w14:val="tx1"/>
+            </w14:solidFill>
+          </w14:textFill>
+        </w:rPr>
+      </w:pPr>
+      <w:r>
+        <w:rPr>
+          <w:rFonts w:hint="default" w:ascii="Times New Roman" w:hAnsi="Times New Roman" w:cs="Times New Roman"/>
+          <w:color w:val="000000" w:themeColor="text1"/>
+          <w:sz w:val="24"/>
+          <w:szCs w:val="24"/>
+          <w14:textFill>
+            <w14:solidFill>
+              <w14:schemeClr w14:val="tx1"/>
+            </w14:solidFill>
+          </w14:textFill>
+        </w:rPr>
+        <w:t>Tham số:</w:t>
+      </w:r>
+    </w:p>
+    <w:p>
+      <w:pPr>
+        <w:rPr>
+          <w:rFonts w:hint="default" w:ascii="Times New Roman" w:hAnsi="Times New Roman" w:cs="Times New Roman"/>
+          <w:color w:val="000000" w:themeColor="text1"/>
+          <w:sz w:val="24"/>
+          <w:szCs w:val="24"/>
+          <w14:textFill>
+            <w14:solidFill>
+              <w14:schemeClr w14:val="tx1"/>
+            </w14:solidFill>
+          </w14:textFill>
+        </w:rPr>
+      </w:pPr>
+      <w:r>
+        <w:rPr>
+          <w:rFonts w:hint="default" w:ascii="Times New Roman" w:hAnsi="Times New Roman" w:cs="Times New Roman"/>
+          <w:color w:val="000000" w:themeColor="text1"/>
+          <w:sz w:val="24"/>
+          <w:szCs w:val="24"/>
+          <w14:textFill>
+            <w14:solidFill>
+              <w14:schemeClr w14:val="tx1"/>
+            </w14:solidFill>
+          </w14:textFill>
+        </w:rPr>
+        <w:t>- assemblyPath: Đường dẫn đầy đủ đến file DLL hoặc EXE .NET.</w:t>
+      </w:r>
+    </w:p>
+    <w:p>
+      <w:pPr>
+        <w:rPr>
+          <w:rFonts w:hint="default" w:ascii="Times New Roman" w:hAnsi="Times New Roman" w:cs="Times New Roman"/>
+          <w:color w:val="000000" w:themeColor="text1"/>
+          <w:sz w:val="24"/>
+          <w:szCs w:val="24"/>
+          <w14:textFill>
+            <w14:solidFill>
+              <w14:schemeClr w14:val="tx1"/>
+            </w14:solidFill>
+          </w14:textFill>
+        </w:rPr>
+      </w:pPr>
+      <w:r>
+        <w:rPr>
+          <w:rFonts w:hint="default" w:ascii="Times New Roman" w:hAnsi="Times New Roman" w:cs="Times New Roman"/>
+          <w:color w:val="000000" w:themeColor="text1"/>
+          <w:sz w:val="24"/>
+          <w:szCs w:val="24"/>
+          <w14:textFill>
+            <w14:solidFill>
+              <w14:schemeClr w14:val="tx1"/>
+            </w14:solidFill>
+          </w14:textFill>
+        </w:rPr>
+        <w:t>- className: Tên lớp (bao gồm namespace).</w:t>
+      </w:r>
+    </w:p>
+    <w:p>
+      <w:pPr>
+        <w:rPr>
+          <w:rFonts w:hint="default" w:ascii="Times New Roman" w:hAnsi="Times New Roman" w:cs="Times New Roman"/>
+          <w:color w:val="000000" w:themeColor="text1"/>
+          <w:sz w:val="24"/>
+          <w:szCs w:val="24"/>
+          <w14:textFill>
+            <w14:solidFill>
+              <w14:schemeClr w14:val="tx1"/>
+            </w14:solidFill>
+          </w14:textFill>
+        </w:rPr>
+      </w:pPr>
+      <w:r>
+        <w:rPr>
+          <w:rFonts w:hint="default" w:ascii="Times New Roman" w:hAnsi="Times New Roman" w:cs="Times New Roman"/>
+          <w:color w:val="000000" w:themeColor="text1"/>
+          <w:sz w:val="24"/>
+          <w:szCs w:val="24"/>
+          <w14:textFill>
+            <w14:solidFill>
+              <w14:schemeClr w14:val="tx1"/>
+            </w14:solidFill>
+          </w14:textFill>
+        </w:rPr>
+        <w:t>- methodName: Tên phương thức static cần gọi.</w:t>
+      </w:r>
+    </w:p>
+    <w:p>
+      <w:pPr>
+        <w:rPr>
+          <w:rFonts w:hint="default" w:ascii="Times New Roman" w:hAnsi="Times New Roman" w:cs="Times New Roman"/>
+          <w:color w:val="000000" w:themeColor="text1"/>
+          <w:sz w:val="24"/>
+          <w:szCs w:val="24"/>
+          <w14:textFill>
+            <w14:solidFill>
+              <w14:schemeClr w14:val="tx1"/>
+            </w14:solidFill>
+          </w14:textFill>
+        </w:rPr>
+      </w:pPr>
+      <w:r>
+        <w:rPr>
+          <w:rFonts w:hint="default" w:ascii="Times New Roman" w:hAnsi="Times New Roman" w:cs="Times New Roman"/>
+          <w:color w:val="000000" w:themeColor="text1"/>
+          <w:sz w:val="24"/>
+          <w:szCs w:val="24"/>
+          <w14:textFill>
+            <w14:solidFill>
+              <w14:schemeClr w14:val="tx1"/>
+            </w14:solidFill>
+          </w14:textFill>
+        </w:rPr>
+        <w:t>- parameters: Chuỗi tham số truyền vào method.</w:t>
+      </w:r>
+    </w:p>
+    <w:p>
+      <w:pPr>
+        <w:pStyle w:val="3"/>
+        <w:rPr>
+          <w:rFonts w:hint="default" w:ascii="Times New Roman" w:hAnsi="Times New Roman" w:cs="Times New Roman"/>
+          <w:color w:val="000000" w:themeColor="text1"/>
+          <w:sz w:val="24"/>
+          <w:szCs w:val="24"/>
+          <w14:textFill>
+            <w14:solidFill>
+              <w14:schemeClr w14:val="tx1"/>
+            </w14:solidFill>
+          </w14:textFill>
+        </w:rPr>
+      </w:pPr>
+      <w:r>
+        <w:rPr>
+          <w:rFonts w:hint="default" w:ascii="Times New Roman" w:hAnsi="Times New Roman" w:cs="Times New Roman"/>
+          <w:color w:val="000000" w:themeColor="text1"/>
+          <w:sz w:val="24"/>
+          <w:szCs w:val="24"/>
+          <w14:textFill>
+            <w14:solidFill>
+              <w14:schemeClr w14:val="tx1"/>
+            </w14:solidFill>
+          </w14:textFill>
+        </w:rPr>
+        <w:t>Giá trị trả về:</w:t>
+      </w:r>
+    </w:p>
+    <w:p>
+      <w:pPr>
+        <w:rPr>
+          <w:rFonts w:hint="default" w:ascii="Times New Roman" w:hAnsi="Times New Roman" w:cs="Times New Roman"/>
+          <w:color w:val="000000" w:themeColor="text1"/>
+          <w:sz w:val="24"/>
+          <w:szCs w:val="24"/>
+          <w14:textFill>
+            <w14:solidFill>
+              <w14:schemeClr w14:val="tx1"/>
+            </w14:solidFill>
+          </w14:textFill>
+        </w:rPr>
+      </w:pPr>
+      <w:r>
+        <w:rPr>
+          <w:rFonts w:hint="default" w:ascii="Times New Roman" w:hAnsi="Times New Roman" w:cs="Times New Roman"/>
+          <w:color w:val="000000" w:themeColor="text1"/>
+          <w:sz w:val="24"/>
+          <w:szCs w:val="24"/>
+          <w14:textFill>
+            <w14:solidFill>
+              <w14:schemeClr w14:val="tx1"/>
+            </w14:solidFill>
+          </w14:textFill>
+        </w:rPr>
+        <w:t>- TRUE nếu thực thi thành công.</w:t>
+      </w:r>
+    </w:p>
+    <w:p>
+      <w:pPr>
+        <w:rPr>
+          <w:rFonts w:hint="default" w:ascii="Times New Roman" w:hAnsi="Times New Roman" w:cs="Times New Roman"/>
+          <w:color w:val="000000" w:themeColor="text1"/>
+          <w:sz w:val="24"/>
+          <w:szCs w:val="24"/>
+          <w14:textFill>
+            <w14:solidFill>
+              <w14:schemeClr w14:val="tx1"/>
+            </w14:solidFill>
+          </w14:textFill>
+        </w:rPr>
+      </w:pPr>
+      <w:r>
+        <w:rPr>
+          <w:rFonts w:hint="default" w:ascii="Times New Roman" w:hAnsi="Times New Roman" w:cs="Times New Roman"/>
+          <w:color w:val="000000" w:themeColor="text1"/>
+          <w:sz w:val="24"/>
+          <w:szCs w:val="24"/>
+          <w14:textFill>
+            <w14:solidFill>
+              <w14:schemeClr w14:val="tx1"/>
+            </w14:solidFill>
+          </w14:textFill>
+        </w:rPr>
+        <w:t>- FALSE nếu thất bại, đồng thời ghi log lỗi qua LOG_ERROR_W.</w:t>
+      </w:r>
+    </w:p>
+    <w:p>
+      <w:pPr>
+        <w:pStyle w:val="2"/>
+        <w:rPr>
+          <w:rFonts w:hint="default" w:ascii="Times New Roman" w:hAnsi="Times New Roman" w:cs="Times New Roman"/>
+          <w:color w:val="000000" w:themeColor="text1"/>
+          <w:sz w:val="24"/>
+          <w:szCs w:val="24"/>
+          <w14:textFill>
+            <w14:solidFill>
+              <w14:schemeClr w14:val="tx1"/>
+            </w14:solidFill>
+          </w14:textFill>
+        </w:rPr>
+      </w:pPr>
+      <w:r>
+        <w:rPr>
+          <w:rFonts w:hint="default" w:ascii="Times New Roman" w:hAnsi="Times New Roman" w:cs="Times New Roman"/>
+          <w:color w:val="000000" w:themeColor="text1"/>
+          <w:sz w:val="24"/>
+          <w:szCs w:val="24"/>
+          <w:lang w:val="vi-VN"/>
+          <w14:textFill>
+            <w14:solidFill>
+              <w14:schemeClr w14:val="tx1"/>
+            </w14:solidFill>
+          </w14:textFill>
+        </w:rPr>
+        <w:t xml:space="preserve">2.2. </w:t>
+      </w:r>
+      <w:r>
+        <w:rPr>
+          <w:rFonts w:hint="default" w:ascii="Times New Roman" w:hAnsi="Times New Roman" w:cs="Times New Roman"/>
+          <w:color w:val="1F497D" w:themeColor="text2"/>
+          <w:sz w:val="24"/>
+          <w:szCs w:val="24"/>
+          <w14:textFill>
+            <w14:solidFill>
+              <w14:schemeClr w14:val="tx2"/>
+            </w14:solidFill>
+          </w14:textFill>
+        </w:rPr>
+        <w:t>ExecuteMethodFromMemory</w:t>
+      </w:r>
+    </w:p>
+    <w:p>
+      <w:pPr>
+        <w:rPr>
+          <w:rFonts w:hint="default" w:ascii="Times New Roman" w:hAnsi="Times New Roman" w:cs="Times New Roman"/>
+          <w:color w:val="000000" w:themeColor="text1"/>
+          <w:sz w:val="24"/>
+          <w:szCs w:val="24"/>
+          <w14:textFill>
+            <w14:solidFill>
+              <w14:schemeClr w14:val="tx1"/>
+            </w14:solidFill>
+          </w14:textFill>
+        </w:rPr>
+      </w:pPr>
+      <w:r>
+        <w:rPr>
+          <w:rFonts w:hint="default" w:ascii="Times New Roman" w:hAnsi="Times New Roman" w:cs="Times New Roman"/>
+          <w:color w:val="000000" w:themeColor="text1"/>
+          <w:sz w:val="24"/>
+          <w:szCs w:val="24"/>
+          <w:lang w:val="vi-VN"/>
+          <w14:textFill>
+            <w14:solidFill>
+              <w14:schemeClr w14:val="tx1"/>
+            </w14:solidFill>
+          </w14:textFill>
+        </w:rPr>
+        <w:t xml:space="preserve">- </w:t>
+      </w:r>
+      <w:r>
+        <w:rPr>
+          <w:rFonts w:hint="default" w:ascii="Times New Roman" w:hAnsi="Times New Roman" w:cs="Times New Roman"/>
+          <w:color w:val="000000" w:themeColor="text1"/>
+          <w:sz w:val="24"/>
+          <w:szCs w:val="24"/>
+          <w14:textFill>
+            <w14:solidFill>
+              <w14:schemeClr w14:val="tx1"/>
+            </w14:solidFill>
+          </w14:textFill>
+        </w:rPr>
+        <w:t>Thực thi một phương thức static trong assembly được load từ bộ nhớ.</w:t>
+      </w:r>
+    </w:p>
+    <w:p>
+      <w:pPr>
+        <w:pStyle w:val="3"/>
+        <w:rPr>
+          <w:rFonts w:hint="default" w:ascii="Cascadia Mono" w:hAnsi="Cascadia Mono" w:eastAsia="Cascadia Mono"/>
+          <w:color w:val="000000"/>
+          <w:sz w:val="19"/>
+          <w:szCs w:val="24"/>
+          <w:highlight w:val="white"/>
+        </w:rPr>
+      </w:pPr>
+      <w:r>
+        <w:rPr>
+          <w:rFonts w:hint="default" w:ascii="Cascadia Mono" w:hAnsi="Cascadia Mono" w:eastAsia="Cascadia Mono"/>
+          <w:color w:val="2B91AF"/>
+          <w:sz w:val="19"/>
+          <w:szCs w:val="24"/>
+          <w:highlight w:val="white"/>
+        </w:rPr>
+        <w:t>BOOL</w:t>
+      </w:r>
+      <w:r>
+        <w:rPr>
+          <w:rFonts w:hint="default" w:ascii="Cascadia Mono" w:hAnsi="Cascadia Mono" w:eastAsia="Cascadia Mono"/>
+          <w:color w:val="000000"/>
+          <w:sz w:val="19"/>
+          <w:szCs w:val="24"/>
+          <w:highlight w:val="white"/>
+        </w:rPr>
+        <w:t xml:space="preserve"> ExecuteMethodFromMemory(</w:t>
+      </w:r>
+      <w:r>
+        <w:rPr>
+          <w:rFonts w:hint="default" w:ascii="Cascadia Mono" w:hAnsi="Cascadia Mono" w:eastAsia="Cascadia Mono"/>
+          <w:color w:val="0000FF"/>
+          <w:sz w:val="19"/>
+          <w:szCs w:val="24"/>
+          <w:highlight w:val="white"/>
+        </w:rPr>
+        <w:t>const</w:t>
+      </w:r>
+      <w:r>
+        <w:rPr>
+          <w:rFonts w:hint="default" w:ascii="Cascadia Mono" w:hAnsi="Cascadia Mono" w:eastAsia="Cascadia Mono"/>
+          <w:color w:val="000000"/>
+          <w:sz w:val="19"/>
+          <w:szCs w:val="24"/>
+          <w:highlight w:val="white"/>
+        </w:rPr>
+        <w:t xml:space="preserve"> </w:t>
+      </w:r>
+      <w:r>
+        <w:rPr>
+          <w:rFonts w:hint="default" w:ascii="Cascadia Mono" w:hAnsi="Cascadia Mono" w:eastAsia="Cascadia Mono"/>
+          <w:color w:val="2B91AF"/>
+          <w:sz w:val="19"/>
+          <w:szCs w:val="24"/>
+          <w:highlight w:val="white"/>
+        </w:rPr>
+        <w:t>BYTE</w:t>
+      </w:r>
+      <w:r>
+        <w:rPr>
+          <w:rFonts w:hint="default" w:ascii="Cascadia Mono" w:hAnsi="Cascadia Mono" w:eastAsia="Cascadia Mono"/>
+          <w:color w:val="000000"/>
+          <w:sz w:val="19"/>
+          <w:szCs w:val="24"/>
+          <w:highlight w:val="white"/>
+        </w:rPr>
+        <w:t xml:space="preserve">* </w:t>
+      </w:r>
+      <w:r>
+        <w:rPr>
+          <w:rFonts w:hint="default" w:ascii="Cascadia Mono" w:hAnsi="Cascadia Mono" w:eastAsia="Cascadia Mono"/>
+          <w:color w:val="808080"/>
+          <w:sz w:val="19"/>
+          <w:szCs w:val="24"/>
+          <w:highlight w:val="white"/>
+        </w:rPr>
+        <w:t>assemblyPtr</w:t>
+      </w:r>
+      <w:r>
+        <w:rPr>
+          <w:rFonts w:hint="default" w:ascii="Cascadia Mono" w:hAnsi="Cascadia Mono" w:eastAsia="Cascadia Mono"/>
+          <w:color w:val="000000"/>
+          <w:sz w:val="19"/>
+          <w:szCs w:val="24"/>
+          <w:highlight w:val="white"/>
+        </w:rPr>
+        <w:t xml:space="preserve">, </w:t>
+      </w:r>
+      <w:r>
+        <w:rPr>
+          <w:rFonts w:hint="default" w:ascii="Cascadia Mono" w:hAnsi="Cascadia Mono" w:eastAsia="Cascadia Mono"/>
+          <w:color w:val="2B91AF"/>
+          <w:sz w:val="19"/>
+          <w:szCs w:val="24"/>
+          <w:highlight w:val="white"/>
+        </w:rPr>
+        <w:t>size_t</w:t>
+      </w:r>
+      <w:r>
+        <w:rPr>
+          <w:rFonts w:hint="default" w:ascii="Cascadia Mono" w:hAnsi="Cascadia Mono" w:eastAsia="Cascadia Mono"/>
+          <w:color w:val="000000"/>
+          <w:sz w:val="19"/>
+          <w:szCs w:val="24"/>
+          <w:highlight w:val="white"/>
+        </w:rPr>
+        <w:t xml:space="preserve"> </w:t>
+      </w:r>
+      <w:r>
+        <w:rPr>
+          <w:rFonts w:hint="default" w:ascii="Cascadia Mono" w:hAnsi="Cascadia Mono" w:eastAsia="Cascadia Mono"/>
+          <w:color w:val="808080"/>
+          <w:sz w:val="19"/>
+          <w:szCs w:val="24"/>
+          <w:highlight w:val="white"/>
+        </w:rPr>
+        <w:t>assemblyLen</w:t>
+      </w:r>
+      <w:r>
+        <w:rPr>
+          <w:rFonts w:hint="default" w:ascii="Cascadia Mono" w:hAnsi="Cascadia Mono" w:eastAsia="Cascadia Mono"/>
+          <w:color w:val="000000"/>
+          <w:sz w:val="19"/>
+          <w:szCs w:val="24"/>
+          <w:highlight w:val="white"/>
+        </w:rPr>
+        <w:t xml:space="preserve">, </w:t>
+      </w:r>
+      <w:r>
+        <w:rPr>
+          <w:rFonts w:hint="default" w:ascii="Cascadia Mono" w:hAnsi="Cascadia Mono" w:eastAsia="Cascadia Mono"/>
+          <w:color w:val="0000FF"/>
+          <w:sz w:val="19"/>
+          <w:szCs w:val="24"/>
+          <w:highlight w:val="white"/>
+        </w:rPr>
+        <w:t>const</w:t>
+      </w:r>
+      <w:r>
+        <w:rPr>
+          <w:rFonts w:hint="default" w:ascii="Cascadia Mono" w:hAnsi="Cascadia Mono" w:eastAsia="Cascadia Mono"/>
+          <w:color w:val="000000"/>
+          <w:sz w:val="19"/>
+          <w:szCs w:val="24"/>
+          <w:highlight w:val="white"/>
+        </w:rPr>
+        <w:t xml:space="preserve"> std::</w:t>
+      </w:r>
+      <w:r>
+        <w:rPr>
+          <w:rFonts w:hint="default" w:ascii="Cascadia Mono" w:hAnsi="Cascadia Mono" w:eastAsia="Cascadia Mono"/>
+          <w:color w:val="2B91AF"/>
+          <w:sz w:val="19"/>
+          <w:szCs w:val="24"/>
+          <w:highlight w:val="white"/>
+        </w:rPr>
+        <w:t>wstring</w:t>
+      </w:r>
+      <w:r>
+        <w:rPr>
+          <w:rFonts w:hint="default" w:ascii="Cascadia Mono" w:hAnsi="Cascadia Mono" w:eastAsia="Cascadia Mono"/>
+          <w:color w:val="000000"/>
+          <w:sz w:val="19"/>
+          <w:szCs w:val="24"/>
+          <w:highlight w:val="white"/>
+        </w:rPr>
+        <w:t xml:space="preserve">&amp; </w:t>
+      </w:r>
+      <w:r>
+        <w:rPr>
+          <w:rFonts w:hint="default" w:ascii="Cascadia Mono" w:hAnsi="Cascadia Mono" w:eastAsia="Cascadia Mono"/>
+          <w:color w:val="808080"/>
+          <w:sz w:val="19"/>
+          <w:szCs w:val="24"/>
+          <w:highlight w:val="white"/>
+        </w:rPr>
+        <w:t>className</w:t>
+      </w:r>
+      <w:r>
+        <w:rPr>
+          <w:rFonts w:hint="default" w:ascii="Cascadia Mono" w:hAnsi="Cascadia Mono" w:eastAsia="Cascadia Mono"/>
+          <w:color w:val="000000"/>
+          <w:sz w:val="19"/>
+          <w:szCs w:val="24"/>
+          <w:highlight w:val="white"/>
+        </w:rPr>
+        <w:t xml:space="preserve">, </w:t>
+      </w:r>
+      <w:r>
+        <w:rPr>
+          <w:rFonts w:hint="default" w:ascii="Cascadia Mono" w:hAnsi="Cascadia Mono" w:eastAsia="Cascadia Mono"/>
+          <w:color w:val="0000FF"/>
+          <w:sz w:val="19"/>
+          <w:szCs w:val="24"/>
+          <w:highlight w:val="white"/>
+        </w:rPr>
+        <w:t>const</w:t>
+      </w:r>
+      <w:r>
+        <w:rPr>
+          <w:rFonts w:hint="default" w:ascii="Cascadia Mono" w:hAnsi="Cascadia Mono" w:eastAsia="Cascadia Mono"/>
+          <w:color w:val="000000"/>
+          <w:sz w:val="19"/>
+          <w:szCs w:val="24"/>
+          <w:highlight w:val="white"/>
+        </w:rPr>
+        <w:t xml:space="preserve"> std::</w:t>
+      </w:r>
+      <w:r>
+        <w:rPr>
+          <w:rFonts w:hint="default" w:ascii="Cascadia Mono" w:hAnsi="Cascadia Mono" w:eastAsia="Cascadia Mono"/>
+          <w:color w:val="2B91AF"/>
+          <w:sz w:val="19"/>
+          <w:szCs w:val="24"/>
+          <w:highlight w:val="white"/>
+        </w:rPr>
+        <w:t>wstring</w:t>
+      </w:r>
+      <w:r>
+        <w:rPr>
+          <w:rFonts w:hint="default" w:ascii="Cascadia Mono" w:hAnsi="Cascadia Mono" w:eastAsia="Cascadia Mono"/>
+          <w:color w:val="000000"/>
+          <w:sz w:val="19"/>
+          <w:szCs w:val="24"/>
+          <w:highlight w:val="white"/>
+        </w:rPr>
+        <w:t xml:space="preserve">&amp; </w:t>
+      </w:r>
+      <w:r>
+        <w:rPr>
+          <w:rFonts w:hint="default" w:ascii="Cascadia Mono" w:hAnsi="Cascadia Mono" w:eastAsia="Cascadia Mono"/>
+          <w:color w:val="808080"/>
+          <w:sz w:val="19"/>
+          <w:szCs w:val="24"/>
+          <w:highlight w:val="white"/>
+        </w:rPr>
+        <w:t>methodName</w:t>
+      </w:r>
+      <w:r>
+        <w:rPr>
+          <w:rFonts w:hint="default" w:ascii="Cascadia Mono" w:hAnsi="Cascadia Mono" w:eastAsia="Cascadia Mono"/>
+          <w:color w:val="000000"/>
+          <w:sz w:val="19"/>
+          <w:szCs w:val="24"/>
+          <w:highlight w:val="white"/>
+        </w:rPr>
+        <w:t xml:space="preserve">, </w:t>
+      </w:r>
+      <w:r>
+        <w:rPr>
+          <w:rFonts w:hint="default" w:ascii="Cascadia Mono" w:hAnsi="Cascadia Mono" w:eastAsia="Cascadia Mono"/>
+          <w:color w:val="0000FF"/>
+          <w:sz w:val="19"/>
+          <w:szCs w:val="24"/>
+          <w:highlight w:val="white"/>
+        </w:rPr>
+        <w:t>const</w:t>
+      </w:r>
+      <w:r>
+        <w:rPr>
+          <w:rFonts w:hint="default" w:ascii="Cascadia Mono" w:hAnsi="Cascadia Mono" w:eastAsia="Cascadia Mono"/>
+          <w:color w:val="000000"/>
+          <w:sz w:val="19"/>
+          <w:szCs w:val="24"/>
+          <w:highlight w:val="white"/>
+        </w:rPr>
+        <w:t xml:space="preserve"> std::</w:t>
+      </w:r>
+      <w:r>
+        <w:rPr>
+          <w:rFonts w:hint="default" w:ascii="Cascadia Mono" w:hAnsi="Cascadia Mono" w:eastAsia="Cascadia Mono"/>
+          <w:color w:val="2B91AF"/>
+          <w:sz w:val="19"/>
+          <w:szCs w:val="24"/>
+          <w:highlight w:val="white"/>
+        </w:rPr>
+        <w:t>wstring</w:t>
+      </w:r>
+      <w:r>
+        <w:rPr>
+          <w:rFonts w:hint="default" w:ascii="Cascadia Mono" w:hAnsi="Cascadia Mono" w:eastAsia="Cascadia Mono"/>
+          <w:color w:val="000000"/>
+          <w:sz w:val="19"/>
+          <w:szCs w:val="24"/>
+          <w:highlight w:val="white"/>
+        </w:rPr>
+        <w:t xml:space="preserve">&amp; </w:t>
+      </w:r>
+      <w:r>
+        <w:rPr>
+          <w:rFonts w:hint="default" w:ascii="Cascadia Mono" w:hAnsi="Cascadia Mono" w:eastAsia="Cascadia Mono"/>
+          <w:color w:val="808080"/>
+          <w:sz w:val="19"/>
+          <w:szCs w:val="24"/>
+          <w:highlight w:val="white"/>
+        </w:rPr>
+        <w:t>parameters</w:t>
+      </w:r>
+      <w:r>
+        <w:rPr>
+          <w:rFonts w:hint="default" w:ascii="Cascadia Mono" w:hAnsi="Cascadia Mono" w:eastAsia="Cascadia Mono"/>
+          <w:color w:val="000000"/>
+          <w:sz w:val="19"/>
+          <w:szCs w:val="24"/>
+          <w:highlight w:val="white"/>
+        </w:rPr>
+        <w:t>);</w:t>
+      </w:r>
+    </w:p>
+    <w:p>
+      <w:pPr>
+        <w:pStyle w:val="3"/>
+        <w:rPr>
+          <w:rFonts w:hint="default" w:ascii="Times New Roman" w:hAnsi="Times New Roman" w:cs="Times New Roman"/>
+          <w:color w:val="000000" w:themeColor="text1"/>
+          <w:sz w:val="24"/>
+          <w:szCs w:val="24"/>
+          <w14:textFill>
+            <w14:solidFill>
+              <w14:schemeClr w14:val="tx1"/>
+            </w14:solidFill>
+          </w14:textFill>
+        </w:rPr>
+      </w:pPr>
+      <w:r>
+        <w:rPr>
+          <w:rFonts w:hint="default" w:ascii="Times New Roman" w:hAnsi="Times New Roman" w:cs="Times New Roman"/>
+          <w:color w:val="000000" w:themeColor="text1"/>
+          <w:sz w:val="24"/>
+          <w:szCs w:val="24"/>
+          <w14:textFill>
+            <w14:solidFill>
+              <w14:schemeClr w14:val="tx1"/>
+            </w14:solidFill>
+          </w14:textFill>
+        </w:rPr>
+        <w:t>Tham số:</w:t>
+      </w:r>
+    </w:p>
+    <w:p>
+      <w:pPr>
+        <w:rPr>
+          <w:rFonts w:hint="default" w:ascii="Times New Roman" w:hAnsi="Times New Roman" w:cs="Times New Roman"/>
+          <w:color w:val="000000" w:themeColor="text1"/>
+          <w:sz w:val="24"/>
+          <w:szCs w:val="24"/>
+          <w14:textFill>
+            <w14:solidFill>
+              <w14:schemeClr w14:val="tx1"/>
+            </w14:solidFill>
+          </w14:textFill>
+        </w:rPr>
+      </w:pPr>
+      <w:r>
+        <w:rPr>
+          <w:rFonts w:hint="default" w:ascii="Times New Roman" w:hAnsi="Times New Roman" w:cs="Times New Roman"/>
+          <w:color w:val="000000" w:themeColor="text1"/>
+          <w:sz w:val="24"/>
+          <w:szCs w:val="24"/>
+          <w14:textFill>
+            <w14:solidFill>
+              <w14:schemeClr w14:val="tx1"/>
+            </w14:solidFill>
+          </w14:textFill>
+        </w:rPr>
+        <w:t>- assemblyPtr: Con trỏ đến bộ nhớ chứa assembly (.NET DLL/EXE).</w:t>
+      </w:r>
+    </w:p>
+    <w:p>
+      <w:pPr>
+        <w:rPr>
+          <w:rFonts w:hint="default" w:ascii="Times New Roman" w:hAnsi="Times New Roman" w:cs="Times New Roman"/>
+          <w:color w:val="000000" w:themeColor="text1"/>
+          <w:sz w:val="24"/>
+          <w:szCs w:val="24"/>
+          <w14:textFill>
+            <w14:solidFill>
+              <w14:schemeClr w14:val="tx1"/>
+            </w14:solidFill>
+          </w14:textFill>
+        </w:rPr>
+      </w:pPr>
+      <w:r>
+        <w:rPr>
+          <w:rFonts w:hint="default" w:ascii="Times New Roman" w:hAnsi="Times New Roman" w:cs="Times New Roman"/>
+          <w:color w:val="000000" w:themeColor="text1"/>
+          <w:sz w:val="24"/>
+          <w:szCs w:val="24"/>
+          <w14:textFill>
+            <w14:solidFill>
+              <w14:schemeClr w14:val="tx1"/>
+            </w14:solidFill>
+          </w14:textFill>
+        </w:rPr>
+        <w:t>- assemblyLen: Kích thước buffer chứa assembly.</w:t>
+      </w:r>
+    </w:p>
+    <w:p>
+      <w:pPr>
+        <w:rPr>
+          <w:rFonts w:hint="default" w:ascii="Times New Roman" w:hAnsi="Times New Roman" w:cs="Times New Roman"/>
+          <w:color w:val="000000" w:themeColor="text1"/>
+          <w:sz w:val="24"/>
+          <w:szCs w:val="24"/>
+          <w14:textFill>
+            <w14:solidFill>
+              <w14:schemeClr w14:val="tx1"/>
+            </w14:solidFill>
+          </w14:textFill>
+        </w:rPr>
+      </w:pPr>
+      <w:r>
+        <w:rPr>
+          <w:rFonts w:hint="default" w:ascii="Times New Roman" w:hAnsi="Times New Roman" w:cs="Times New Roman"/>
+          <w:color w:val="000000" w:themeColor="text1"/>
+          <w:sz w:val="24"/>
+          <w:szCs w:val="24"/>
+          <w14:textFill>
+            <w14:solidFill>
+              <w14:schemeClr w14:val="tx1"/>
+            </w14:solidFill>
+          </w14:textFill>
+        </w:rPr>
+        <w:t>- className: Tên lớp (bao gồm namespace).</w:t>
+      </w:r>
+    </w:p>
+    <w:p>
+      <w:pPr>
+        <w:rPr>
+          <w:rFonts w:hint="default" w:ascii="Times New Roman" w:hAnsi="Times New Roman" w:cs="Times New Roman"/>
+          <w:color w:val="000000" w:themeColor="text1"/>
+          <w:sz w:val="24"/>
+          <w:szCs w:val="24"/>
+          <w14:textFill>
+            <w14:solidFill>
+              <w14:schemeClr w14:val="tx1"/>
+            </w14:solidFill>
+          </w14:textFill>
+        </w:rPr>
+      </w:pPr>
+      <w:r>
+        <w:rPr>
+          <w:rFonts w:hint="default" w:ascii="Times New Roman" w:hAnsi="Times New Roman" w:cs="Times New Roman"/>
+          <w:color w:val="000000" w:themeColor="text1"/>
+          <w:sz w:val="24"/>
+          <w:szCs w:val="24"/>
+          <w14:textFill>
+            <w14:solidFill>
+              <w14:schemeClr w14:val="tx1"/>
+            </w14:solidFill>
+          </w14:textFill>
+        </w:rPr>
+        <w:t>- methodName: Tên phương thức static cần gọi.</w:t>
+      </w:r>
+    </w:p>
+    <w:p>
+      <w:pPr>
+        <w:rPr>
+          <w:rFonts w:hint="default" w:ascii="Times New Roman" w:hAnsi="Times New Roman" w:cs="Times New Roman"/>
+          <w:color w:val="000000" w:themeColor="text1"/>
+          <w:sz w:val="24"/>
+          <w:szCs w:val="24"/>
+          <w14:textFill>
+            <w14:solidFill>
+              <w14:schemeClr w14:val="tx1"/>
+            </w14:solidFill>
+          </w14:textFill>
+        </w:rPr>
+      </w:pPr>
+      <w:r>
+        <w:rPr>
+          <w:rFonts w:hint="default" w:ascii="Times New Roman" w:hAnsi="Times New Roman" w:cs="Times New Roman"/>
+          <w:color w:val="000000" w:themeColor="text1"/>
+          <w:sz w:val="24"/>
+          <w:szCs w:val="24"/>
+          <w14:textFill>
+            <w14:solidFill>
+              <w14:schemeClr w14:val="tx1"/>
+            </w14:solidFill>
+          </w14:textFill>
+        </w:rPr>
+        <w:t>- parameters: Chuỗi tham số truyền vào method.</w:t>
+      </w:r>
+    </w:p>
+    <w:p>
+      <w:pPr>
+        <w:pStyle w:val="3"/>
+        <w:rPr>
+          <w:rFonts w:hint="default" w:ascii="Times New Roman" w:hAnsi="Times New Roman" w:cs="Times New Roman"/>
+          <w:color w:val="000000" w:themeColor="text1"/>
+          <w:sz w:val="24"/>
+          <w:szCs w:val="24"/>
+          <w14:textFill>
+            <w14:solidFill>
+              <w14:schemeClr w14:val="tx1"/>
+            </w14:solidFill>
+          </w14:textFill>
+        </w:rPr>
+      </w:pPr>
+      <w:r>
+        <w:rPr>
+          <w:rFonts w:hint="default" w:ascii="Times New Roman" w:hAnsi="Times New Roman" w:cs="Times New Roman"/>
+          <w:color w:val="000000" w:themeColor="text1"/>
+          <w:sz w:val="24"/>
+          <w:szCs w:val="24"/>
+          <w14:textFill>
+            <w14:solidFill>
+              <w14:schemeClr w14:val="tx1"/>
+            </w14:solidFill>
+          </w14:textFill>
+        </w:rPr>
+        <w:t>Giá trị trả về:</w:t>
+      </w:r>
+    </w:p>
+    <w:p>
+      <w:pPr>
+        <w:rPr>
+          <w:rFonts w:hint="default" w:ascii="Times New Roman" w:hAnsi="Times New Roman" w:cs="Times New Roman"/>
+          <w:color w:val="000000" w:themeColor="text1"/>
+          <w:sz w:val="24"/>
+          <w:szCs w:val="24"/>
+          <w14:textFill>
+            <w14:solidFill>
+              <w14:schemeClr w14:val="tx1"/>
+            </w14:solidFill>
+          </w14:textFill>
+        </w:rPr>
+      </w:pPr>
+      <w:r>
+        <w:rPr>
+          <w:rFonts w:hint="default" w:ascii="Times New Roman" w:hAnsi="Times New Roman" w:cs="Times New Roman"/>
+          <w:color w:val="000000" w:themeColor="text1"/>
+          <w:sz w:val="24"/>
+          <w:szCs w:val="24"/>
+          <w14:textFill>
+            <w14:solidFill>
+              <w14:schemeClr w14:val="tx1"/>
+            </w14:solidFill>
+          </w14:textFill>
+        </w:rPr>
+        <w:t>- TRUE nếu thực thi thành công.</w:t>
+      </w:r>
+    </w:p>
+    <w:p>
+      <w:pPr>
+        <w:rPr>
+          <w:rFonts w:hint="default" w:ascii="Times New Roman" w:hAnsi="Times New Roman" w:cs="Times New Roman"/>
+          <w:color w:val="000000" w:themeColor="text1"/>
+          <w:sz w:val="24"/>
+          <w:szCs w:val="24"/>
+          <w14:textFill>
+            <w14:solidFill>
+              <w14:schemeClr w14:val="tx1"/>
+            </w14:solidFill>
+          </w14:textFill>
+        </w:rPr>
+      </w:pPr>
+      <w:r>
+        <w:rPr>
+          <w:rFonts w:hint="default" w:ascii="Times New Roman" w:hAnsi="Times New Roman" w:cs="Times New Roman"/>
+          <w:color w:val="000000" w:themeColor="text1"/>
+          <w:sz w:val="24"/>
+          <w:szCs w:val="24"/>
+          <w14:textFill>
+            <w14:solidFill>
+              <w14:schemeClr w14:val="tx1"/>
+            </w14:solidFill>
+          </w14:textFill>
+        </w:rPr>
+        <w:t>- FALSE nếu thất bại, đồng thời ghi log lỗi qua LOG_ERROR_W.</w:t>
+      </w:r>
+    </w:p>
+    <w:p>
+      <w:pPr>
+        <w:pStyle w:val="2"/>
+        <w:numPr>
+          <w:ilvl w:val="0"/>
+          <w:numId w:val="7"/>
+        </w:numPr>
+        <w:ind w:left="425" w:leftChars="0" w:hanging="425" w:firstLineChars="0"/>
+        <w:rPr>
+          <w:rFonts w:hint="default" w:ascii="Times New Roman" w:hAnsi="Times New Roman" w:cs="Times New Roman"/>
+          <w:color w:val="000000" w:themeColor="text1"/>
+          <w:sz w:val="24"/>
+          <w:szCs w:val="24"/>
+          <w14:textFill>
+            <w14:solidFill>
+              <w14:schemeClr w14:val="tx1"/>
+            </w14:solidFill>
+          </w14:textFill>
+        </w:rPr>
+      </w:pPr>
+      <w:r>
+        <w:rPr>
+          <w:rFonts w:hint="default" w:ascii="Times New Roman" w:hAnsi="Times New Roman" w:cs="Times New Roman"/>
+          <w:color w:val="000000" w:themeColor="text1"/>
+          <w:sz w:val="32"/>
+          <w:szCs w:val="32"/>
+          <w14:textFill>
+            <w14:solidFill>
+              <w14:schemeClr w14:val="tx1"/>
+            </w14:solidFill>
+          </w14:textFill>
+        </w:rPr>
+        <w:t>Tham khảo</w:t>
+      </w:r>
+      <w:r>
+        <w:rPr>
+          <w:rFonts w:hint="default" w:ascii="Times New Roman" w:hAnsi="Times New Roman" w:cs="Times New Roman"/>
+          <w:color w:val="000000" w:themeColor="text1"/>
+          <w:sz w:val="32"/>
+          <w:szCs w:val="32"/>
+          <w:lang w:val="vi-VN"/>
+          <w14:textFill>
+            <w14:solidFill>
+              <w14:schemeClr w14:val="tx1"/>
+            </w14:solidFill>
+          </w14:textFill>
+        </w:rPr>
+        <w:t xml:space="preserve"> </w:t>
+      </w:r>
+      <w:r>
+        <w:rPr>
+          <w:rFonts w:hint="default" w:ascii="Times New Roman" w:hAnsi="Times New Roman" w:cs="Times New Roman"/>
+          <w:b w:val="0"/>
+          <w:bCs w:val="0"/>
+          <w:color w:val="000000" w:themeColor="text1"/>
+          <w:sz w:val="32"/>
+          <w:szCs w:val="32"/>
+          <w:lang w:val="vi-VN"/>
+          <w14:textFill>
+            <w14:solidFill>
+              <w14:schemeClr w14:val="tx1"/>
+            </w14:solidFill>
+          </w14:textFill>
+        </w:rPr>
+        <w:t>(</w:t>
+      </w:r>
+      <w:r>
+        <w:rPr>
+          <w:rFonts w:hint="default" w:ascii="Times New Roman" w:hAnsi="Times New Roman" w:cs="Times New Roman"/>
+          <w:b w:val="0"/>
+          <w:bCs w:val="0"/>
+          <w:color w:val="000000" w:themeColor="text1"/>
+          <w:sz w:val="24"/>
+          <w:szCs w:val="24"/>
+          <w14:textFill>
+            <w14:solidFill>
+              <w14:schemeClr w14:val="tx1"/>
+            </w14:solidFill>
+          </w14:textFill>
+        </w:rPr>
+        <w:t>https://blog.xpnsec.com/rundll32-your-dotnet/</w:t>
+      </w:r>
+      <w:r>
+        <w:rPr>
+          <w:rFonts w:hint="default" w:ascii="Times New Roman" w:hAnsi="Times New Roman" w:cs="Times New Roman"/>
+          <w:b w:val="0"/>
+          <w:bCs w:val="0"/>
+          <w:color w:val="000000" w:themeColor="text1"/>
+          <w:sz w:val="24"/>
+          <w:szCs w:val="24"/>
+          <w:lang w:val="vi-VN"/>
+          <w14:textFill>
+            <w14:solidFill>
+              <w14:schemeClr w14:val="tx1"/>
+            </w14:solidFill>
+          </w14:textFill>
+        </w:rPr>
+        <w:t>)</w:t>
+      </w:r>
+    </w:p>
+    <w:p>
+      <w:pPr>
+        <w:pStyle w:val="35"/>
+        <w:keepNext w:val="0"/>
+        <w:keepLines w:val="0"/>
+        <w:widowControl/>
+        <w:numPr>
+          <w:ilvl w:val="0"/>
+          <w:numId w:val="9"/>
+        </w:numPr>
+        <w:suppressLineNumbers w:val="0"/>
+        <w:spacing w:before="0" w:beforeAutospacing="1" w:after="0" w:afterAutospacing="1"/>
+        <w:ind w:left="0" w:right="0"/>
+        <w:rPr>
+          <w:rFonts w:hint="default" w:ascii="Times New Roman" w:hAnsi="Times New Roman" w:cs="Times New Roman"/>
+          <w:b/>
+          <w:bCs/>
+          <w:color w:val="000000" w:themeColor="text1"/>
+          <w:sz w:val="24"/>
+          <w:szCs w:val="24"/>
+          <w14:textFill>
+            <w14:solidFill>
+              <w14:schemeClr w14:val="tx1"/>
+            </w14:solidFill>
+          </w14:textFill>
+        </w:rPr>
+      </w:pPr>
+      <w:r>
+        <w:rPr>
+          <w:rStyle w:val="36"/>
+          <w:rFonts w:hint="default" w:ascii="Times New Roman" w:hAnsi="Times New Roman" w:cs="Times New Roman"/>
+          <w:b/>
+          <w:bCs/>
+          <w:color w:val="000000" w:themeColor="text1"/>
+          <w:sz w:val="24"/>
+          <w:szCs w:val="24"/>
+          <w14:textFill>
+            <w14:solidFill>
+              <w14:schemeClr w14:val="tx1"/>
+            </w14:solidFill>
+          </w14:textFill>
+        </w:rPr>
+        <w:t>Tổng quan về kỹ thuật</w:t>
+      </w:r>
+    </w:p>
+    <w:p>
+      <w:pPr>
+        <w:pStyle w:val="35"/>
+        <w:keepNext w:val="0"/>
+        <w:keepLines w:val="0"/>
+        <w:widowControl/>
+        <w:suppressLineNumbers w:val="0"/>
+        <w:spacing w:before="0" w:beforeAutospacing="1" w:after="0" w:afterAutospacing="1"/>
+        <w:ind w:left="0" w:right="0"/>
+        <w:rPr>
+          <w:rFonts w:hint="default" w:ascii="Times New Roman" w:hAnsi="Times New Roman" w:cs="Times New Roman"/>
+          <w:color w:val="000000" w:themeColor="text1"/>
+          <w:sz w:val="24"/>
+          <w:szCs w:val="24"/>
+          <w14:textFill>
+            <w14:solidFill>
+              <w14:schemeClr w14:val="tx1"/>
+            </w14:solidFill>
+          </w14:textFill>
+        </w:rPr>
+      </w:pPr>
+      <w:r>
+        <w:rPr>
+          <w:rFonts w:hint="default" w:ascii="Times New Roman" w:hAnsi="Times New Roman" w:cs="Times New Roman"/>
+          <w:color w:val="000000" w:themeColor="text1"/>
+          <w:sz w:val="24"/>
+          <w:szCs w:val="24"/>
+          <w:lang w:val="vi-VN"/>
+          <w14:textFill>
+            <w14:solidFill>
+              <w14:schemeClr w14:val="tx1"/>
+            </w14:solidFill>
+          </w14:textFill>
+        </w:rPr>
+        <w:t xml:space="preserve">- </w:t>
+      </w:r>
+      <w:r>
+        <w:rPr>
+          <w:rFonts w:hint="default" w:ascii="Times New Roman" w:hAnsi="Times New Roman" w:cs="Times New Roman"/>
+          <w:color w:val="000000" w:themeColor="text1"/>
+          <w:sz w:val="24"/>
+          <w:szCs w:val="24"/>
+          <w14:textFill>
+            <w14:solidFill>
+              <w14:schemeClr w14:val="tx1"/>
+            </w14:solidFill>
+          </w14:textFill>
+        </w:rPr>
+        <w:t xml:space="preserve">Trong môi trường .NET, các assembly thường là các tệp thực thi chứa mã quản lý (managed code). Tuy nhiên, để các công cụ như </w:t>
+      </w:r>
+      <w:r>
+        <w:rPr>
+          <w:rStyle w:val="20"/>
+          <w:rFonts w:hint="default" w:ascii="Times New Roman" w:hAnsi="Times New Roman" w:cs="Times New Roman"/>
+          <w:color w:val="000000" w:themeColor="text1"/>
+          <w:sz w:val="24"/>
+          <w:szCs w:val="24"/>
+          <w14:textFill>
+            <w14:solidFill>
+              <w14:schemeClr w14:val="tx1"/>
+            </w14:solidFill>
+          </w14:textFill>
+        </w:rPr>
+        <w:t>rundll32.exe</w:t>
+      </w:r>
+      <w:r>
+        <w:rPr>
+          <w:rFonts w:hint="default" w:ascii="Times New Roman" w:hAnsi="Times New Roman" w:cs="Times New Roman"/>
+          <w:color w:val="000000" w:themeColor="text1"/>
+          <w:sz w:val="24"/>
+          <w:szCs w:val="24"/>
+          <w14:textFill>
+            <w14:solidFill>
+              <w14:schemeClr w14:val="tx1"/>
+            </w14:solidFill>
+          </w14:textFill>
+        </w:rPr>
+        <w:t xml:space="preserve"> có thể gọi các phương thức bên trong, cần phải xuất các phương thức này dưới dạng các điểm xuất (export) trong bảng xuất (export table) của DLL. Điều này có thể đạt được bằng cách sử dụng chỉ thị </w:t>
+      </w:r>
+      <w:r>
+        <w:rPr>
+          <w:rStyle w:val="20"/>
+          <w:rFonts w:hint="default" w:ascii="Times New Roman" w:hAnsi="Times New Roman" w:cs="Times New Roman"/>
+          <w:color w:val="000000" w:themeColor="text1"/>
+          <w:sz w:val="24"/>
+          <w:szCs w:val="24"/>
+          <w14:textFill>
+            <w14:solidFill>
+              <w14:schemeClr w14:val="tx1"/>
+            </w14:solidFill>
+          </w14:textFill>
+        </w:rPr>
+        <w:t>.export</w:t>
+      </w:r>
+      <w:r>
+        <w:rPr>
+          <w:rFonts w:hint="default" w:ascii="Times New Roman" w:hAnsi="Times New Roman" w:cs="Times New Roman"/>
+          <w:color w:val="000000" w:themeColor="text1"/>
+          <w:sz w:val="24"/>
+          <w:szCs w:val="24"/>
+          <w14:textFill>
+            <w14:solidFill>
+              <w14:schemeClr w14:val="tx1"/>
+            </w14:solidFill>
+          </w14:textFill>
+        </w:rPr>
+        <w:t xml:space="preserve"> trong mã IL (Intermediate Language).​</w:t>
+      </w:r>
+    </w:p>
+    <w:p>
+      <w:pPr>
+        <w:pStyle w:val="35"/>
+        <w:keepNext w:val="0"/>
+        <w:keepLines w:val="0"/>
+        <w:widowControl/>
+        <w:numPr>
+          <w:ilvl w:val="0"/>
+          <w:numId w:val="9"/>
+        </w:numPr>
+        <w:suppressLineNumbers w:val="0"/>
+        <w:spacing w:before="0" w:beforeAutospacing="1" w:after="0" w:afterAutospacing="1"/>
+        <w:ind w:left="0" w:leftChars="0" w:right="0" w:firstLine="0" w:firstLineChars="0"/>
+        <w:rPr>
+          <w:rFonts w:hint="default" w:ascii="Times New Roman" w:hAnsi="Times New Roman" w:cs="Times New Roman"/>
+          <w:b/>
+          <w:bCs/>
+          <w:color w:val="000000" w:themeColor="text1"/>
+          <w:sz w:val="24"/>
+          <w:szCs w:val="24"/>
+          <w14:textFill>
+            <w14:solidFill>
+              <w14:schemeClr w14:val="tx1"/>
+            </w14:solidFill>
+          </w14:textFill>
+        </w:rPr>
+      </w:pPr>
+      <w:r>
+        <w:rPr>
+          <w:rStyle w:val="36"/>
+          <w:rFonts w:hint="default" w:ascii="Times New Roman" w:hAnsi="Times New Roman" w:cs="Times New Roman"/>
+          <w:b/>
+          <w:bCs/>
+          <w:color w:val="000000" w:themeColor="text1"/>
+          <w:sz w:val="24"/>
+          <w:szCs w:val="24"/>
+          <w14:textFill>
+            <w14:solidFill>
+              <w14:schemeClr w14:val="tx1"/>
+            </w14:solidFill>
+          </w14:textFill>
+        </w:rPr>
+        <w:t>Các bước thực hiện</w:t>
+      </w:r>
+    </w:p>
+    <w:p>
+      <w:pPr>
+        <w:pStyle w:val="35"/>
+        <w:keepNext w:val="0"/>
+        <w:keepLines w:val="0"/>
+        <w:widowControl/>
+        <w:numPr>
+          <w:numId w:val="0"/>
+        </w:numPr>
+        <w:suppressLineNumbers w:val="0"/>
+        <w:spacing w:before="0" w:beforeAutospacing="1" w:after="0" w:afterAutospacing="1"/>
+        <w:ind w:leftChars="0" w:right="0" w:rightChars="0"/>
+        <w:rPr>
+          <w:rStyle w:val="36"/>
+          <w:rFonts w:hint="default" w:ascii="Times New Roman" w:hAnsi="Times New Roman" w:cs="Times New Roman"/>
+          <w:color w:val="1F497D" w:themeColor="text2"/>
+          <w:sz w:val="24"/>
+          <w:szCs w:val="24"/>
+          <w14:textFill>
+            <w14:solidFill>
+              <w14:schemeClr w14:val="tx2"/>
+            </w14:solidFill>
+          </w14:textFill>
+        </w:rPr>
+      </w:pPr>
+      <w:r>
+        <w:rPr>
+          <w:rStyle w:val="36"/>
+          <w:rFonts w:hint="default" w:ascii="Times New Roman" w:hAnsi="Times New Roman" w:cs="Times New Roman"/>
+          <w:color w:val="1F497D" w:themeColor="text2"/>
+          <w:sz w:val="24"/>
+          <w:szCs w:val="24"/>
+          <w:lang w:val="vi-VN"/>
+          <w14:textFill>
+            <w14:solidFill>
+              <w14:schemeClr w14:val="tx2"/>
+            </w14:solidFill>
+          </w14:textFill>
+        </w:rPr>
+        <w:t xml:space="preserve">Bước 1: </w:t>
+      </w:r>
+      <w:r>
+        <w:rPr>
+          <w:rStyle w:val="36"/>
+          <w:rFonts w:hint="default" w:ascii="Times New Roman" w:hAnsi="Times New Roman" w:cs="Times New Roman"/>
+          <w:color w:val="1F497D" w:themeColor="text2"/>
+          <w:sz w:val="24"/>
+          <w:szCs w:val="24"/>
+          <w14:textFill>
+            <w14:solidFill>
+              <w14:schemeClr w14:val="tx2"/>
+            </w14:solidFill>
+          </w14:textFill>
+        </w:rPr>
+        <w:t>Viết mã C# và biên dịch thành assembly</w:t>
+      </w:r>
+    </w:p>
+    <w:p>
+      <w:pPr>
+        <w:pStyle w:val="35"/>
+        <w:keepNext w:val="0"/>
+        <w:keepLines w:val="0"/>
+        <w:widowControl/>
+        <w:numPr>
+          <w:numId w:val="0"/>
+        </w:numPr>
+        <w:suppressLineNumbers w:val="0"/>
+        <w:spacing w:before="0" w:beforeAutospacing="1" w:after="0" w:afterAutospacing="1"/>
+        <w:ind w:leftChars="0" w:right="0" w:rightChars="0"/>
+        <w:rPr>
+          <w:rFonts w:hint="default" w:ascii="Times New Roman" w:hAnsi="Times New Roman" w:cs="Times New Roman"/>
+          <w:color w:val="000000" w:themeColor="text1"/>
+          <w:sz w:val="24"/>
+          <w:szCs w:val="24"/>
+          <w14:textFill>
+            <w14:solidFill>
+              <w14:schemeClr w14:val="tx1"/>
+            </w14:solidFill>
+          </w14:textFill>
+        </w:rPr>
+      </w:pPr>
+      <w:r>
+        <w:rPr>
+          <w:rStyle w:val="36"/>
+          <w:rFonts w:hint="default" w:ascii="Times New Roman" w:hAnsi="Times New Roman" w:cs="Times New Roman"/>
+          <w:color w:val="000000" w:themeColor="text1"/>
+          <w:sz w:val="24"/>
+          <w:szCs w:val="24"/>
+          <w:lang w:val="vi-VN"/>
+          <w14:textFill>
+            <w14:solidFill>
+              <w14:schemeClr w14:val="tx1"/>
+            </w14:solidFill>
+          </w14:textFill>
+        </w:rPr>
+        <w:t>-</w:t>
+      </w:r>
+      <w:r>
+        <w:rPr>
+          <w:rFonts w:hint="default" w:ascii="Times New Roman" w:hAnsi="Times New Roman" w:cs="Times New Roman"/>
+          <w:color w:val="000000" w:themeColor="text1"/>
+          <w:sz w:val="24"/>
+          <w:szCs w:val="24"/>
+          <w14:textFill>
+            <w14:solidFill>
+              <w14:schemeClr w14:val="tx1"/>
+            </w14:solidFill>
+          </w14:textFill>
+        </w:rPr>
+        <w:t xml:space="preserve"> Tạo một lớp với phương thức tĩnh và biên dịch thành assembly .NET.</w:t>
+      </w:r>
+    </w:p>
+    <w:p>
+      <w:pPr>
+        <w:pStyle w:val="35"/>
+        <w:keepNext w:val="0"/>
+        <w:keepLines w:val="0"/>
+        <w:widowControl/>
+        <w:numPr>
+          <w:numId w:val="0"/>
+        </w:numPr>
+        <w:suppressLineNumbers w:val="0"/>
+        <w:spacing w:before="0" w:beforeAutospacing="1" w:after="0" w:afterAutospacing="1"/>
+        <w:ind w:leftChars="0" w:right="0" w:rightChars="0"/>
+        <w:rPr>
+          <w:rFonts w:hint="default" w:ascii="Times New Roman" w:hAnsi="Times New Roman" w:cs="Times New Roman"/>
+          <w:color w:val="000000" w:themeColor="text1"/>
+          <w:sz w:val="24"/>
+          <w:szCs w:val="24"/>
+          <w14:textFill>
+            <w14:solidFill>
+              <w14:schemeClr w14:val="tx1"/>
+            </w14:solidFill>
+          </w14:textFill>
+        </w:rPr>
+      </w:pPr>
+      <w:r>
+        <w:drawing>
+          <wp:inline distT="0" distB="0" distL="114300" distR="114300">
+            <wp:extent cx="4210050" cy="2781300"/>
+            <wp:effectExtent l="0" t="0" r="0" b="0"/>
+            <wp:docPr id="1" name="Picture 1"/>
+            <wp:cNvGraphicFramePr>
+              <a:graphicFrameLocks xmlns:a="http://schemas.openxmlformats.org/drawingml/2006/main" noChangeAspect="1"/>
+            </wp:cNvGraphicFramePr>
+            <a:graphic xmlns:a="http://schemas.openxmlformats.org/drawingml/2006/main">
+              <a:graphicData uri="http://schemas.openxmlformats.org/drawingml/2006/picture">
+                <pic:pic xmlns:pic="http://schemas.openxmlformats.org/drawingml/2006/picture">
+                  <pic:nvPicPr>
+                    <pic:cNvPr id="1" name="Picture 1"/>
+                    <pic:cNvPicPr>
+                      <a:picLocks noChangeAspect="1"/>
+                    </pic:cNvPicPr>
+                  </pic:nvPicPr>
+                  <pic:blipFill>
+                    <a:blip r:embed="rId6"/>
+                    <a:stretch>
+                      <a:fillRect/>
+                    </a:stretch>
+                  </pic:blipFill>
+                  <pic:spPr>
+                    <a:xfrm>
+                      <a:off x="0" y="0"/>
+                      <a:ext cx="4210050" cy="2781300"/>
+                    </a:xfrm>
+                    <a:prstGeom prst="rect">
+                      <a:avLst/>
+                    </a:prstGeom>
+                    <a:noFill/>
+                    <a:ln>
+                      <a:noFill/>
+                    </a:ln>
+                  </pic:spPr>
+                </pic:pic>
+              </a:graphicData>
+            </a:graphic>
+          </wp:inline>
+        </w:drawing>
+      </w:r>
+    </w:p>
+    <w:p>
+      <w:pPr>
+        <w:pStyle w:val="35"/>
+        <w:keepNext w:val="0"/>
+        <w:keepLines w:val="0"/>
+        <w:widowControl/>
+        <w:numPr>
+          <w:numId w:val="0"/>
+        </w:numPr>
+        <w:suppressLineNumbers w:val="0"/>
+        <w:spacing w:before="0" w:beforeAutospacing="1" w:after="0" w:afterAutospacing="1"/>
+        <w:ind w:leftChars="0" w:right="0" w:rightChars="0"/>
+        <w:rPr>
+          <w:rFonts w:hint="default" w:ascii="Times New Roman" w:hAnsi="Times New Roman" w:cs="Times New Roman"/>
+          <w:color w:val="1F497D" w:themeColor="text2"/>
+          <w:sz w:val="24"/>
+          <w:szCs w:val="24"/>
+          <w14:textFill>
+            <w14:solidFill>
+              <w14:schemeClr w14:val="tx2"/>
+            </w14:solidFill>
+          </w14:textFill>
+        </w:rPr>
+      </w:pPr>
+      <w:r>
+        <w:rPr>
+          <w:rStyle w:val="36"/>
+          <w:rFonts w:hint="default" w:ascii="Times New Roman" w:hAnsi="Times New Roman" w:cs="Times New Roman"/>
+          <w:color w:val="1F497D" w:themeColor="text2"/>
+          <w:sz w:val="24"/>
+          <w:szCs w:val="24"/>
+          <w:lang w:val="vi-VN"/>
+          <w14:textFill>
+            <w14:solidFill>
+              <w14:schemeClr w14:val="tx2"/>
+            </w14:solidFill>
+          </w14:textFill>
+        </w:rPr>
+        <w:t xml:space="preserve">Bước 2: </w:t>
+      </w:r>
+      <w:r>
+        <w:rPr>
+          <w:rStyle w:val="36"/>
+          <w:rFonts w:hint="default" w:ascii="Times New Roman" w:hAnsi="Times New Roman" w:cs="Times New Roman"/>
+          <w:color w:val="1F497D" w:themeColor="text2"/>
+          <w:sz w:val="24"/>
+          <w:szCs w:val="24"/>
+          <w14:textFill>
+            <w14:solidFill>
+              <w14:schemeClr w14:val="tx2"/>
+            </w14:solidFill>
+          </w14:textFill>
+        </w:rPr>
+        <w:t>Chuyển đổi assembly sang mã IL</w:t>
+      </w:r>
+    </w:p>
+    <w:p>
+      <w:pPr>
+        <w:pStyle w:val="35"/>
+        <w:keepNext w:val="0"/>
+        <w:keepLines w:val="0"/>
+        <w:widowControl/>
+        <w:numPr>
+          <w:numId w:val="0"/>
+        </w:numPr>
+        <w:suppressLineNumbers w:val="0"/>
+        <w:spacing w:before="0" w:beforeAutospacing="1" w:after="0" w:afterAutospacing="1"/>
+        <w:ind w:leftChars="0" w:right="0" w:rightChars="0"/>
+        <w:rPr>
+          <w:rFonts w:hint="default" w:ascii="Times New Roman" w:hAnsi="Times New Roman" w:cs="Times New Roman"/>
+          <w:color w:val="000000" w:themeColor="text1"/>
+          <w:sz w:val="24"/>
+          <w:szCs w:val="24"/>
+          <w14:textFill>
+            <w14:solidFill>
+              <w14:schemeClr w14:val="tx1"/>
+            </w14:solidFill>
+          </w14:textFill>
+        </w:rPr>
+      </w:pPr>
+      <w:r>
+        <w:rPr>
+          <w:rFonts w:hint="default" w:ascii="Times New Roman" w:hAnsi="Times New Roman" w:cs="Times New Roman"/>
+          <w:color w:val="000000" w:themeColor="text1"/>
+          <w:sz w:val="24"/>
+          <w:szCs w:val="24"/>
+          <w:lang w:val="vi-VN"/>
+          <w14:textFill>
+            <w14:solidFill>
+              <w14:schemeClr w14:val="tx1"/>
+            </w14:solidFill>
+          </w14:textFill>
+        </w:rPr>
+        <w:t xml:space="preserve">- </w:t>
+      </w:r>
+      <w:r>
+        <w:rPr>
+          <w:rFonts w:hint="default" w:ascii="Times New Roman" w:hAnsi="Times New Roman" w:cs="Times New Roman"/>
+          <w:color w:val="000000" w:themeColor="text1"/>
+          <w:sz w:val="24"/>
+          <w:szCs w:val="24"/>
+          <w14:textFill>
+            <w14:solidFill>
+              <w14:schemeClr w14:val="tx1"/>
+            </w14:solidFill>
+          </w14:textFill>
+        </w:rPr>
+        <w:t xml:space="preserve">Sử dụng công cụ </w:t>
+      </w:r>
+      <w:r>
+        <w:rPr>
+          <w:rStyle w:val="20"/>
+          <w:rFonts w:hint="default" w:ascii="Times New Roman" w:hAnsi="Times New Roman" w:cs="Times New Roman"/>
+          <w:color w:val="000000" w:themeColor="text1"/>
+          <w:sz w:val="24"/>
+          <w:szCs w:val="24"/>
+          <w14:textFill>
+            <w14:solidFill>
+              <w14:schemeClr w14:val="tx1"/>
+            </w14:solidFill>
+          </w14:textFill>
+        </w:rPr>
+        <w:t>ildasm</w:t>
+      </w:r>
+      <w:r>
+        <w:rPr>
+          <w:rFonts w:hint="default" w:ascii="Times New Roman" w:hAnsi="Times New Roman" w:cs="Times New Roman"/>
+          <w:color w:val="000000" w:themeColor="text1"/>
+          <w:sz w:val="24"/>
+          <w:szCs w:val="24"/>
+          <w14:textFill>
+            <w14:solidFill>
+              <w14:schemeClr w14:val="tx1"/>
+            </w14:solidFill>
+          </w14:textFill>
+        </w:rPr>
+        <w:t xml:space="preserve"> để chuyển đổi assembly thành tệp IL.</w:t>
+      </w:r>
+    </w:p>
+    <w:p>
+      <w:pPr>
+        <w:pStyle w:val="35"/>
+        <w:keepNext w:val="0"/>
+        <w:keepLines w:val="0"/>
+        <w:widowControl/>
+        <w:numPr>
+          <w:numId w:val="0"/>
+        </w:numPr>
+        <w:suppressLineNumbers w:val="0"/>
+        <w:spacing w:before="0" w:beforeAutospacing="1" w:after="0" w:afterAutospacing="1"/>
+        <w:ind w:leftChars="0" w:right="0" w:rightChars="0"/>
+        <w:rPr>
+          <w:rFonts w:hint="default" w:ascii="Times New Roman" w:hAnsi="Times New Roman" w:cs="Times New Roman"/>
+          <w:color w:val="000000" w:themeColor="text1"/>
+          <w:sz w:val="24"/>
+          <w:szCs w:val="24"/>
+          <w14:textFill>
+            <w14:solidFill>
+              <w14:schemeClr w14:val="tx1"/>
+            </w14:solidFill>
+          </w14:textFill>
+        </w:rPr>
+      </w:pPr>
+      <w:r>
+        <w:drawing>
+          <wp:inline distT="0" distB="0" distL="114300" distR="114300">
+            <wp:extent cx="4333875" cy="438150"/>
+            <wp:effectExtent l="0" t="0" r="9525" b="0"/>
+            <wp:docPr id="2" name="Picture 2"/>
+            <wp:cNvGraphicFramePr>
+              <a:graphicFrameLocks xmlns:a="http://schemas.openxmlformats.org/drawingml/2006/main" noChangeAspect="1"/>
+            </wp:cNvGraphicFramePr>
+            <a:graphic xmlns:a="http://schemas.openxmlformats.org/drawingml/2006/main">
+              <a:graphicData uri="http://schemas.openxmlformats.org/drawingml/2006/picture">
+                <pic:pic xmlns:pic="http://schemas.openxmlformats.org/drawingml/2006/picture">
+                  <pic:nvPicPr>
+                    <pic:cNvPr id="2" name="Picture 2"/>
+                    <pic:cNvPicPr>
+                      <a:picLocks noChangeAspect="1"/>
+                    </pic:cNvPicPr>
+                  </pic:nvPicPr>
+                  <pic:blipFill>
+                    <a:blip r:embed="rId7"/>
+                    <a:stretch>
+                      <a:fillRect/>
+                    </a:stretch>
+                  </pic:blipFill>
+                  <pic:spPr>
+                    <a:xfrm>
+                      <a:off x="0" y="0"/>
+                      <a:ext cx="4333875" cy="438150"/>
+                    </a:xfrm>
+                    <a:prstGeom prst="rect">
+                      <a:avLst/>
+                    </a:prstGeom>
+                    <a:noFill/>
+                    <a:ln>
+                      <a:noFill/>
+                    </a:ln>
+                  </pic:spPr>
+                </pic:pic>
+              </a:graphicData>
+            </a:graphic>
+          </wp:inline>
+        </w:drawing>
+      </w:r>
+    </w:p>
+    <w:p>
+      <w:pPr>
+        <w:pStyle w:val="35"/>
+        <w:keepNext w:val="0"/>
+        <w:keepLines w:val="0"/>
+        <w:widowControl/>
+        <w:numPr>
+          <w:numId w:val="0"/>
+        </w:numPr>
+        <w:suppressLineNumbers w:val="0"/>
+        <w:spacing w:before="0" w:beforeAutospacing="1" w:after="0" w:afterAutospacing="1"/>
+        <w:ind w:leftChars="0" w:right="0" w:rightChars="0"/>
+        <w:rPr>
+          <w:rFonts w:hint="default" w:ascii="Times New Roman" w:hAnsi="Times New Roman" w:cs="Times New Roman"/>
+          <w:color w:val="1F497D" w:themeColor="text2"/>
+          <w:sz w:val="24"/>
+          <w:szCs w:val="24"/>
+          <w14:textFill>
+            <w14:solidFill>
+              <w14:schemeClr w14:val="tx2"/>
+            </w14:solidFill>
+          </w14:textFill>
+        </w:rPr>
+      </w:pPr>
+      <w:r>
+        <w:rPr>
+          <w:rStyle w:val="36"/>
+          <w:rFonts w:hint="default" w:ascii="Times New Roman" w:hAnsi="Times New Roman" w:cs="Times New Roman"/>
+          <w:color w:val="1F497D" w:themeColor="text2"/>
+          <w:sz w:val="24"/>
+          <w:szCs w:val="24"/>
+          <w:lang w:val="vi-VN"/>
+          <w14:textFill>
+            <w14:solidFill>
+              <w14:schemeClr w14:val="tx2"/>
+            </w14:solidFill>
+          </w14:textFill>
+        </w:rPr>
+        <w:t xml:space="preserve">Bước 3: </w:t>
+      </w:r>
+      <w:r>
+        <w:rPr>
+          <w:rStyle w:val="36"/>
+          <w:rFonts w:hint="default" w:ascii="Times New Roman" w:hAnsi="Times New Roman" w:cs="Times New Roman"/>
+          <w:color w:val="1F497D" w:themeColor="text2"/>
+          <w:sz w:val="24"/>
+          <w:szCs w:val="24"/>
+          <w14:textFill>
+            <w14:solidFill>
+              <w14:schemeClr w14:val="tx2"/>
+            </w14:solidFill>
+          </w14:textFill>
+        </w:rPr>
+        <w:t xml:space="preserve">Thêm chỉ thị </w:t>
+      </w:r>
+      <w:r>
+        <w:rPr>
+          <w:rStyle w:val="20"/>
+          <w:rFonts w:hint="default" w:ascii="Times New Roman" w:hAnsi="Times New Roman" w:cs="Times New Roman"/>
+          <w:color w:val="1F497D" w:themeColor="text2"/>
+          <w:sz w:val="24"/>
+          <w:szCs w:val="24"/>
+          <w14:textFill>
+            <w14:solidFill>
+              <w14:schemeClr w14:val="tx2"/>
+            </w14:solidFill>
+          </w14:textFill>
+        </w:rPr>
+        <w:t>.export</w:t>
+      </w:r>
+      <w:r>
+        <w:rPr>
+          <w:rStyle w:val="36"/>
+          <w:rFonts w:hint="default" w:ascii="Times New Roman" w:hAnsi="Times New Roman" w:cs="Times New Roman"/>
+          <w:color w:val="1F497D" w:themeColor="text2"/>
+          <w:sz w:val="24"/>
+          <w:szCs w:val="24"/>
+          <w14:textFill>
+            <w14:solidFill>
+              <w14:schemeClr w14:val="tx2"/>
+            </w14:solidFill>
+          </w14:textFill>
+        </w:rPr>
+        <w:t xml:space="preserve"> trong mã IL</w:t>
+      </w:r>
+    </w:p>
+    <w:p>
+      <w:pPr>
+        <w:pStyle w:val="35"/>
+        <w:keepNext w:val="0"/>
+        <w:keepLines w:val="0"/>
+        <w:widowControl/>
+        <w:numPr>
+          <w:numId w:val="0"/>
+        </w:numPr>
+        <w:suppressLineNumbers w:val="0"/>
+        <w:spacing w:before="0" w:beforeAutospacing="1" w:after="0" w:afterAutospacing="1"/>
+        <w:ind w:leftChars="0" w:right="0" w:rightChars="0"/>
+        <w:rPr>
+          <w:rFonts w:hint="default" w:ascii="Times New Roman" w:hAnsi="Times New Roman" w:cs="Times New Roman"/>
+          <w:color w:val="000000" w:themeColor="text1"/>
+          <w:sz w:val="24"/>
+          <w:szCs w:val="24"/>
+          <w14:textFill>
+            <w14:solidFill>
+              <w14:schemeClr w14:val="tx1"/>
+            </w14:solidFill>
+          </w14:textFill>
+        </w:rPr>
+      </w:pPr>
+      <w:r>
+        <w:rPr>
+          <w:rFonts w:hint="default" w:ascii="Times New Roman" w:hAnsi="Times New Roman" w:cs="Times New Roman"/>
+          <w:color w:val="000000" w:themeColor="text1"/>
+          <w:sz w:val="24"/>
+          <w:szCs w:val="24"/>
+          <w:lang w:val="vi-VN"/>
+          <w14:textFill>
+            <w14:solidFill>
+              <w14:schemeClr w14:val="tx1"/>
+            </w14:solidFill>
+          </w14:textFill>
+        </w:rPr>
+        <w:t xml:space="preserve">- </w:t>
+      </w:r>
+      <w:r>
+        <w:rPr>
+          <w:rFonts w:hint="default" w:ascii="Times New Roman" w:hAnsi="Times New Roman" w:cs="Times New Roman"/>
+          <w:color w:val="000000" w:themeColor="text1"/>
+          <w:sz w:val="24"/>
+          <w:szCs w:val="24"/>
+          <w14:textFill>
+            <w14:solidFill>
+              <w14:schemeClr w14:val="tx1"/>
+            </w14:solidFill>
+          </w14:textFill>
+        </w:rPr>
+        <w:t xml:space="preserve">Chèn chỉ thị </w:t>
+      </w:r>
+      <w:r>
+        <w:rPr>
+          <w:rStyle w:val="20"/>
+          <w:rFonts w:hint="default" w:ascii="Times New Roman" w:hAnsi="Times New Roman" w:cs="Times New Roman"/>
+          <w:color w:val="000000" w:themeColor="text1"/>
+          <w:sz w:val="24"/>
+          <w:szCs w:val="24"/>
+          <w14:textFill>
+            <w14:solidFill>
+              <w14:schemeClr w14:val="tx1"/>
+            </w14:solidFill>
+          </w14:textFill>
+        </w:rPr>
+        <w:t>.export</w:t>
+      </w:r>
+      <w:r>
+        <w:rPr>
+          <w:rFonts w:hint="default" w:ascii="Times New Roman" w:hAnsi="Times New Roman" w:cs="Times New Roman"/>
+          <w:color w:val="000000" w:themeColor="text1"/>
+          <w:sz w:val="24"/>
+          <w:szCs w:val="24"/>
+          <w14:textFill>
+            <w14:solidFill>
+              <w14:schemeClr w14:val="tx1"/>
+            </w14:solidFill>
+          </w14:textFill>
+        </w:rPr>
+        <w:t xml:space="preserve"> vào phương thức tĩnh trong mã IL để đánh dấu phương thức này là xuất khẩu.</w:t>
+      </w:r>
+    </w:p>
+    <w:p>
+      <w:pPr>
+        <w:pStyle w:val="35"/>
+        <w:keepNext w:val="0"/>
+        <w:keepLines w:val="0"/>
+        <w:widowControl/>
+        <w:numPr>
+          <w:numId w:val="0"/>
+        </w:numPr>
+        <w:suppressLineNumbers w:val="0"/>
+        <w:spacing w:before="0" w:beforeAutospacing="1" w:after="0" w:afterAutospacing="1"/>
+        <w:ind w:leftChars="0" w:right="0" w:rightChars="0"/>
+        <w:rPr>
+          <w:rFonts w:hint="default" w:ascii="Times New Roman" w:hAnsi="Times New Roman" w:cs="Times New Roman"/>
+          <w:color w:val="000000" w:themeColor="text1"/>
+          <w:sz w:val="24"/>
+          <w:szCs w:val="24"/>
+          <w14:textFill>
+            <w14:solidFill>
+              <w14:schemeClr w14:val="tx1"/>
+            </w14:solidFill>
+          </w14:textFill>
+        </w:rPr>
+      </w:pPr>
+      <w:r>
+        <w:drawing>
+          <wp:inline distT="0" distB="0" distL="114300" distR="114300">
+            <wp:extent cx="4229100" cy="1133475"/>
+            <wp:effectExtent l="0" t="0" r="0" b="9525"/>
+            <wp:docPr id="3" name="Picture 3"/>
+            <wp:cNvGraphicFramePr>
+              <a:graphicFrameLocks xmlns:a="http://schemas.openxmlformats.org/drawingml/2006/main" noChangeAspect="1"/>
+            </wp:cNvGraphicFramePr>
+            <a:graphic xmlns:a="http://schemas.openxmlformats.org/drawingml/2006/main">
+              <a:graphicData uri="http://schemas.openxmlformats.org/drawingml/2006/picture">
+                <pic:pic xmlns:pic="http://schemas.openxmlformats.org/drawingml/2006/picture">
+                  <pic:nvPicPr>
+                    <pic:cNvPr id="3" name="Picture 3"/>
+                    <pic:cNvPicPr>
+                      <a:picLocks noChangeAspect="1"/>
+                    </pic:cNvPicPr>
+                  </pic:nvPicPr>
+                  <pic:blipFill>
+                    <a:blip r:embed="rId8"/>
+                    <a:stretch>
+                      <a:fillRect/>
+                    </a:stretch>
+                  </pic:blipFill>
+                  <pic:spPr>
+                    <a:xfrm>
+                      <a:off x="0" y="0"/>
+                      <a:ext cx="4229100" cy="1133475"/>
+                    </a:xfrm>
+                    <a:prstGeom prst="rect">
+                      <a:avLst/>
+                    </a:prstGeom>
+                    <a:noFill/>
+                    <a:ln>
+                      <a:noFill/>
+                    </a:ln>
+                  </pic:spPr>
+                </pic:pic>
+              </a:graphicData>
+            </a:graphic>
+          </wp:inline>
+        </w:drawing>
+      </w:r>
+    </w:p>
+    <w:p>
+      <w:pPr>
+        <w:pStyle w:val="35"/>
+        <w:keepNext w:val="0"/>
+        <w:keepLines w:val="0"/>
+        <w:widowControl/>
+        <w:numPr>
+          <w:numId w:val="0"/>
+        </w:numPr>
+        <w:suppressLineNumbers w:val="0"/>
+        <w:spacing w:before="0" w:beforeAutospacing="1" w:after="0" w:afterAutospacing="1"/>
+        <w:ind w:leftChars="0" w:right="0" w:rightChars="0"/>
+        <w:rPr>
+          <w:rStyle w:val="36"/>
+          <w:rFonts w:hint="default" w:ascii="Times New Roman" w:hAnsi="Times New Roman" w:cs="Times New Roman"/>
+          <w:color w:val="1F497D" w:themeColor="text2"/>
+          <w:sz w:val="24"/>
+          <w:szCs w:val="24"/>
+          <w14:textFill>
+            <w14:solidFill>
+              <w14:schemeClr w14:val="tx2"/>
+            </w14:solidFill>
+          </w14:textFill>
+        </w:rPr>
+      </w:pPr>
+      <w:r>
+        <w:rPr>
+          <w:rStyle w:val="36"/>
+          <w:rFonts w:hint="default" w:ascii="Times New Roman" w:hAnsi="Times New Roman" w:cs="Times New Roman"/>
+          <w:color w:val="1F497D" w:themeColor="text2"/>
+          <w:sz w:val="24"/>
+          <w:szCs w:val="24"/>
+          <w:lang w:val="vi-VN"/>
+          <w14:textFill>
+            <w14:solidFill>
+              <w14:schemeClr w14:val="tx2"/>
+            </w14:solidFill>
+          </w14:textFill>
+        </w:rPr>
+        <w:t xml:space="preserve">Bước 4: </w:t>
+      </w:r>
+      <w:r>
+        <w:rPr>
+          <w:rStyle w:val="36"/>
+          <w:rFonts w:hint="default" w:ascii="Times New Roman" w:hAnsi="Times New Roman" w:cs="Times New Roman"/>
+          <w:color w:val="1F497D" w:themeColor="text2"/>
+          <w:sz w:val="24"/>
+          <w:szCs w:val="24"/>
+          <w14:textFill>
+            <w14:solidFill>
+              <w14:schemeClr w14:val="tx2"/>
+            </w14:solidFill>
+          </w14:textFill>
+        </w:rPr>
+        <w:t>Biên dịch lại mã IL thành DLL</w:t>
+      </w:r>
+    </w:p>
+    <w:p>
+      <w:pPr>
+        <w:pStyle w:val="35"/>
+        <w:keepNext w:val="0"/>
+        <w:keepLines w:val="0"/>
+        <w:widowControl/>
+        <w:numPr>
+          <w:numId w:val="0"/>
+        </w:numPr>
+        <w:suppressLineNumbers w:val="0"/>
+        <w:spacing w:before="0" w:beforeAutospacing="1" w:after="0" w:afterAutospacing="1"/>
+        <w:ind w:leftChars="0" w:right="0" w:rightChars="0"/>
+        <w:rPr>
+          <w:rFonts w:hint="default" w:ascii="Times New Roman" w:hAnsi="Times New Roman" w:cs="Times New Roman"/>
+          <w:color w:val="000000" w:themeColor="text1"/>
+          <w:sz w:val="24"/>
+          <w:szCs w:val="24"/>
+          <w14:textFill>
+            <w14:solidFill>
+              <w14:schemeClr w14:val="tx1"/>
+            </w14:solidFill>
+          </w14:textFill>
+        </w:rPr>
+      </w:pPr>
+      <w:r>
+        <w:rPr>
+          <w:rStyle w:val="36"/>
+          <w:rFonts w:hint="default" w:ascii="Times New Roman" w:hAnsi="Times New Roman" w:cs="Times New Roman"/>
+          <w:color w:val="000000" w:themeColor="text1"/>
+          <w:sz w:val="24"/>
+          <w:szCs w:val="24"/>
+          <w:lang w:val="vi-VN"/>
+          <w14:textFill>
+            <w14:solidFill>
+              <w14:schemeClr w14:val="tx1"/>
+            </w14:solidFill>
+          </w14:textFill>
+        </w:rPr>
+        <w:t>-</w:t>
+      </w:r>
+      <w:r>
+        <w:rPr>
+          <w:rFonts w:hint="default" w:ascii="Times New Roman" w:hAnsi="Times New Roman" w:cs="Times New Roman"/>
+          <w:color w:val="000000" w:themeColor="text1"/>
+          <w:sz w:val="24"/>
+          <w:szCs w:val="24"/>
+          <w14:textFill>
+            <w14:solidFill>
+              <w14:schemeClr w14:val="tx1"/>
+            </w14:solidFill>
+          </w14:textFill>
+        </w:rPr>
+        <w:t xml:space="preserve"> Sử dụng </w:t>
+      </w:r>
+      <w:r>
+        <w:rPr>
+          <w:rStyle w:val="20"/>
+          <w:rFonts w:hint="default" w:ascii="Times New Roman" w:hAnsi="Times New Roman" w:cs="Times New Roman"/>
+          <w:color w:val="000000" w:themeColor="text1"/>
+          <w:sz w:val="24"/>
+          <w:szCs w:val="24"/>
+          <w14:textFill>
+            <w14:solidFill>
+              <w14:schemeClr w14:val="tx1"/>
+            </w14:solidFill>
+          </w14:textFill>
+        </w:rPr>
+        <w:t>ilasm</w:t>
+      </w:r>
+      <w:r>
+        <w:rPr>
+          <w:rFonts w:hint="default" w:ascii="Times New Roman" w:hAnsi="Times New Roman" w:cs="Times New Roman"/>
+          <w:color w:val="000000" w:themeColor="text1"/>
+          <w:sz w:val="24"/>
+          <w:szCs w:val="24"/>
+          <w14:textFill>
+            <w14:solidFill>
+              <w14:schemeClr w14:val="tx1"/>
+            </w14:solidFill>
+          </w14:textFill>
+        </w:rPr>
+        <w:t xml:space="preserve"> để biên dịch lại mã IL thành tệp DLL với các điểm xuất đã được định nghĩa.</w:t>
+      </w:r>
+    </w:p>
+    <w:p>
+      <w:pPr>
+        <w:pStyle w:val="35"/>
+        <w:keepNext w:val="0"/>
+        <w:keepLines w:val="0"/>
+        <w:widowControl/>
+        <w:numPr>
+          <w:numId w:val="0"/>
+        </w:numPr>
+        <w:suppressLineNumbers w:val="0"/>
+        <w:spacing w:before="0" w:beforeAutospacing="1" w:after="0" w:afterAutospacing="1"/>
+        <w:ind w:leftChars="0" w:right="0" w:rightChars="0"/>
+        <w:rPr>
+          <w:rFonts w:hint="default" w:ascii="Times New Roman" w:hAnsi="Times New Roman" w:cs="Times New Roman"/>
+          <w:color w:val="000000" w:themeColor="text1"/>
+          <w:sz w:val="24"/>
+          <w:szCs w:val="24"/>
+          <w14:textFill>
+            <w14:solidFill>
+              <w14:schemeClr w14:val="tx1"/>
+            </w14:solidFill>
+          </w14:textFill>
+        </w:rPr>
+      </w:pPr>
+      <w:r>
+        <w:drawing>
+          <wp:inline distT="0" distB="0" distL="114300" distR="114300">
+            <wp:extent cx="4362450" cy="485775"/>
+            <wp:effectExtent l="0" t="0" r="0" b="9525"/>
+            <wp:docPr id="4" name="Picture 4"/>
+            <wp:cNvGraphicFramePr>
+              <a:graphicFrameLocks xmlns:a="http://schemas.openxmlformats.org/drawingml/2006/main" noChangeAspect="1"/>
+            </wp:cNvGraphicFramePr>
+            <a:graphic xmlns:a="http://schemas.openxmlformats.org/drawingml/2006/main">
+              <a:graphicData uri="http://schemas.openxmlformats.org/drawingml/2006/picture">
+                <pic:pic xmlns:pic="http://schemas.openxmlformats.org/drawingml/2006/picture">
+                  <pic:nvPicPr>
+                    <pic:cNvPr id="4" name="Picture 4"/>
+                    <pic:cNvPicPr>
+                      <a:picLocks noChangeAspect="1"/>
+                    </pic:cNvPicPr>
+                  </pic:nvPicPr>
+                  <pic:blipFill>
+                    <a:blip r:embed="rId9"/>
+                    <a:stretch>
+                      <a:fillRect/>
+                    </a:stretch>
+                  </pic:blipFill>
+                  <pic:spPr>
+                    <a:xfrm>
+                      <a:off x="0" y="0"/>
+                      <a:ext cx="4362450" cy="485775"/>
+                    </a:xfrm>
+                    <a:prstGeom prst="rect">
+                      <a:avLst/>
+                    </a:prstGeom>
+                    <a:noFill/>
+                    <a:ln>
+                      <a:noFill/>
+                    </a:ln>
+                  </pic:spPr>
+                </pic:pic>
+              </a:graphicData>
+            </a:graphic>
+          </wp:inline>
+        </w:drawing>
+      </w:r>
+    </w:p>
+    <w:p>
+      <w:pPr>
+        <w:pStyle w:val="35"/>
+        <w:keepNext w:val="0"/>
+        <w:keepLines w:val="0"/>
+        <w:widowControl/>
+        <w:numPr>
+          <w:numId w:val="0"/>
+        </w:numPr>
+        <w:suppressLineNumbers w:val="0"/>
+        <w:spacing w:before="0" w:beforeAutospacing="1" w:after="0" w:afterAutospacing="1"/>
+        <w:ind w:leftChars="0" w:right="0" w:rightChars="0"/>
+        <w:rPr>
+          <w:rStyle w:val="20"/>
+          <w:rFonts w:hint="default" w:ascii="Times New Roman" w:hAnsi="Times New Roman" w:cs="Times New Roman"/>
+          <w:color w:val="1F497D" w:themeColor="text2"/>
+          <w:sz w:val="24"/>
+          <w:szCs w:val="24"/>
+          <w14:textFill>
+            <w14:solidFill>
+              <w14:schemeClr w14:val="tx2"/>
+            </w14:solidFill>
+          </w14:textFill>
+        </w:rPr>
+      </w:pPr>
+      <w:r>
+        <w:rPr>
+          <w:rStyle w:val="36"/>
+          <w:rFonts w:hint="default" w:ascii="Times New Roman" w:hAnsi="Times New Roman" w:cs="Times New Roman"/>
+          <w:color w:val="1F497D" w:themeColor="text2"/>
+          <w:sz w:val="24"/>
+          <w:szCs w:val="24"/>
+          <w:lang w:val="vi-VN"/>
+          <w14:textFill>
+            <w14:solidFill>
+              <w14:schemeClr w14:val="tx2"/>
+            </w14:solidFill>
+          </w14:textFill>
+        </w:rPr>
+        <w:t xml:space="preserve">Bước 5: </w:t>
+      </w:r>
+      <w:r>
+        <w:rPr>
+          <w:rStyle w:val="36"/>
+          <w:rFonts w:hint="default" w:ascii="Times New Roman" w:hAnsi="Times New Roman" w:cs="Times New Roman"/>
+          <w:color w:val="1F497D" w:themeColor="text2"/>
+          <w:sz w:val="24"/>
+          <w:szCs w:val="24"/>
+          <w14:textFill>
+            <w14:solidFill>
+              <w14:schemeClr w14:val="tx2"/>
+            </w14:solidFill>
+          </w14:textFill>
+        </w:rPr>
+        <w:t xml:space="preserve">Gọi phương thức thông qua </w:t>
+      </w:r>
+      <w:r>
+        <w:rPr>
+          <w:rStyle w:val="20"/>
+          <w:rFonts w:hint="default" w:ascii="Times New Roman" w:hAnsi="Times New Roman" w:cs="Times New Roman"/>
+          <w:color w:val="1F497D" w:themeColor="text2"/>
+          <w:sz w:val="24"/>
+          <w:szCs w:val="24"/>
+          <w14:textFill>
+            <w14:solidFill>
+              <w14:schemeClr w14:val="tx2"/>
+            </w14:solidFill>
+          </w14:textFill>
+        </w:rPr>
+        <w:t>rundll32.exe</w:t>
+      </w:r>
+    </w:p>
+    <w:p>
+      <w:pPr>
+        <w:pStyle w:val="35"/>
+        <w:keepNext w:val="0"/>
+        <w:keepLines w:val="0"/>
+        <w:widowControl/>
+        <w:numPr>
+          <w:numId w:val="0"/>
+        </w:numPr>
+        <w:suppressLineNumbers w:val="0"/>
+        <w:spacing w:before="0" w:beforeAutospacing="1" w:after="0" w:afterAutospacing="1"/>
+        <w:ind w:leftChars="0" w:right="0" w:rightChars="0"/>
+        <w:rPr>
+          <w:rFonts w:hint="default" w:ascii="Times New Roman" w:hAnsi="Times New Roman" w:cs="Times New Roman"/>
+          <w:color w:val="000000" w:themeColor="text1"/>
+          <w:sz w:val="24"/>
+          <w:szCs w:val="24"/>
+          <w14:textFill>
+            <w14:solidFill>
+              <w14:schemeClr w14:val="tx1"/>
+            </w14:solidFill>
+          </w14:textFill>
+        </w:rPr>
+      </w:pPr>
+      <w:r>
+        <w:rPr>
+          <w:rStyle w:val="20"/>
+          <w:rFonts w:hint="default" w:ascii="Times New Roman" w:hAnsi="Times New Roman" w:cs="Times New Roman"/>
+          <w:color w:val="000000" w:themeColor="text1"/>
+          <w:sz w:val="24"/>
+          <w:szCs w:val="24"/>
+          <w:lang w:val="vi-VN"/>
+          <w14:textFill>
+            <w14:solidFill>
+              <w14:schemeClr w14:val="tx1"/>
+            </w14:solidFill>
+          </w14:textFill>
+        </w:rPr>
+        <w:t>-</w:t>
+      </w:r>
+      <w:r>
+        <w:rPr>
+          <w:rFonts w:hint="default" w:ascii="Times New Roman" w:hAnsi="Times New Roman" w:cs="Times New Roman"/>
+          <w:color w:val="000000" w:themeColor="text1"/>
+          <w:sz w:val="24"/>
+          <w:szCs w:val="24"/>
+          <w14:textFill>
+            <w14:solidFill>
+              <w14:schemeClr w14:val="tx1"/>
+            </w14:solidFill>
+          </w14:textFill>
+        </w:rPr>
+        <w:t xml:space="preserve"> Sử dụng </w:t>
+      </w:r>
+      <w:r>
+        <w:rPr>
+          <w:rStyle w:val="20"/>
+          <w:rFonts w:hint="default" w:ascii="Times New Roman" w:hAnsi="Times New Roman" w:cs="Times New Roman"/>
+          <w:color w:val="000000" w:themeColor="text1"/>
+          <w:sz w:val="24"/>
+          <w:szCs w:val="24"/>
+          <w14:textFill>
+            <w14:solidFill>
+              <w14:schemeClr w14:val="tx1"/>
+            </w14:solidFill>
+          </w14:textFill>
+        </w:rPr>
+        <w:t>rundll32.exe</w:t>
+      </w:r>
+      <w:r>
+        <w:rPr>
+          <w:rFonts w:hint="default" w:ascii="Times New Roman" w:hAnsi="Times New Roman" w:cs="Times New Roman"/>
+          <w:color w:val="000000" w:themeColor="text1"/>
+          <w:sz w:val="24"/>
+          <w:szCs w:val="24"/>
+          <w14:textFill>
+            <w14:solidFill>
+              <w14:schemeClr w14:val="tx1"/>
+            </w14:solidFill>
+          </w14:textFill>
+        </w:rPr>
+        <w:t xml:space="preserve"> để gọi phương thức tĩnh đã xuất khẩu trong DLL.</w:t>
+      </w:r>
+    </w:p>
+    <w:p>
+      <w:pPr>
+        <w:pStyle w:val="35"/>
+        <w:keepNext w:val="0"/>
+        <w:keepLines w:val="0"/>
+        <w:widowControl/>
+        <w:numPr>
+          <w:numId w:val="0"/>
+        </w:numPr>
+        <w:suppressLineNumbers w:val="0"/>
+        <w:spacing w:before="0" w:beforeAutospacing="1" w:after="0" w:afterAutospacing="1"/>
+        <w:ind w:leftChars="0" w:right="0" w:rightChars="0"/>
+        <w:rPr>
+          <w:rFonts w:hint="default" w:ascii="Times New Roman" w:hAnsi="Times New Roman" w:cs="Times New Roman"/>
+          <w:color w:val="000000" w:themeColor="text1"/>
+          <w:sz w:val="24"/>
+          <w:szCs w:val="24"/>
+          <w14:textFill>
+            <w14:solidFill>
+              <w14:schemeClr w14:val="tx1"/>
+            </w14:solidFill>
+          </w14:textFill>
+        </w:rPr>
+      </w:pPr>
+      <w:r>
+        <w:drawing>
+          <wp:inline distT="0" distB="0" distL="114300" distR="114300">
+            <wp:extent cx="4171950" cy="552450"/>
+            <wp:effectExtent l="0" t="0" r="0" b="0"/>
+            <wp:docPr id="5" name="Picture 5"/>
+            <wp:cNvGraphicFramePr>
+              <a:graphicFrameLocks xmlns:a="http://schemas.openxmlformats.org/drawingml/2006/main" noChangeAspect="1"/>
+            </wp:cNvGraphicFramePr>
+            <a:graphic xmlns:a="http://schemas.openxmlformats.org/drawingml/2006/main">
+              <a:graphicData uri="http://schemas.openxmlformats.org/drawingml/2006/picture">
+                <pic:pic xmlns:pic="http://schemas.openxmlformats.org/drawingml/2006/picture">
+                  <pic:nvPicPr>
+                    <pic:cNvPr id="5" name="Picture 5"/>
+                    <pic:cNvPicPr>
+                      <a:picLocks noChangeAspect="1"/>
+                    </pic:cNvPicPr>
+                  </pic:nvPicPr>
+                  <pic:blipFill>
+                    <a:blip r:embed="rId10"/>
+                    <a:stretch>
+                      <a:fillRect/>
+                    </a:stretch>
+                  </pic:blipFill>
+                  <pic:spPr>
+                    <a:xfrm>
+                      <a:off x="0" y="0"/>
+                      <a:ext cx="4171950" cy="552450"/>
+                    </a:xfrm>
+                    <a:prstGeom prst="rect">
+                      <a:avLst/>
+                    </a:prstGeom>
+                    <a:noFill/>
+                    <a:ln>
+                      <a:noFill/>
+                    </a:ln>
+                  </pic:spPr>
+                </pic:pic>
+              </a:graphicData>
+            </a:graphic>
+          </wp:inline>
+        </w:drawing>
+      </w:r>
+      <w:bookmarkStart w:id="0" w:name="_GoBack"/>
+      <w:bookmarkEnd w:id="0"/>
+    </w:p>
+    <w:p>
+      <w:pPr>
+        <w:pStyle w:val="35"/>
+        <w:keepNext w:val="0"/>
+        <w:keepLines w:val="0"/>
+        <w:widowControl/>
+        <w:numPr>
+          <w:ilvl w:val="0"/>
+          <w:numId w:val="9"/>
+        </w:numPr>
+        <w:suppressLineNumbers w:val="0"/>
+        <w:spacing w:before="0" w:beforeAutospacing="1" w:after="0" w:afterAutospacing="1"/>
+        <w:ind w:left="0" w:leftChars="0" w:right="0" w:firstLine="0" w:firstLineChars="0"/>
+        <w:rPr>
+          <w:rFonts w:hint="default" w:ascii="Times New Roman" w:hAnsi="Times New Roman" w:cs="Times New Roman"/>
+          <w:b/>
+          <w:bCs/>
+          <w:color w:val="000000" w:themeColor="text1"/>
+          <w:sz w:val="24"/>
+          <w:szCs w:val="24"/>
+          <w14:textFill>
+            <w14:solidFill>
+              <w14:schemeClr w14:val="tx1"/>
+            </w14:solidFill>
+          </w14:textFill>
+        </w:rPr>
+      </w:pPr>
+      <w:r>
+        <w:rPr>
+          <w:rStyle w:val="36"/>
+          <w:rFonts w:hint="default" w:ascii="Times New Roman" w:hAnsi="Times New Roman" w:cs="Times New Roman"/>
+          <w:b/>
+          <w:bCs/>
+          <w:color w:val="000000" w:themeColor="text1"/>
+          <w:sz w:val="24"/>
+          <w:szCs w:val="24"/>
+          <w14:textFill>
+            <w14:solidFill>
+              <w14:schemeClr w14:val="tx1"/>
+            </w14:solidFill>
+          </w14:textFill>
+        </w:rPr>
+        <w:t>Lưu ý</w:t>
+      </w:r>
+    </w:p>
+    <w:p>
+      <w:pPr>
+        <w:pStyle w:val="35"/>
+        <w:keepNext w:val="0"/>
+        <w:keepLines w:val="0"/>
+        <w:widowControl/>
+        <w:numPr>
+          <w:numId w:val="0"/>
+        </w:numPr>
+        <w:suppressLineNumbers w:val="0"/>
+        <w:spacing w:before="0" w:beforeAutospacing="1" w:after="0" w:afterAutospacing="1"/>
+        <w:ind w:leftChars="0" w:right="0" w:rightChars="0"/>
+        <w:rPr>
+          <w:rFonts w:hint="default" w:ascii="Times New Roman" w:hAnsi="Times New Roman" w:cs="Times New Roman"/>
+          <w:color w:val="000000" w:themeColor="text1"/>
+          <w:sz w:val="24"/>
+          <w:szCs w:val="24"/>
+          <w14:textFill>
+            <w14:solidFill>
+              <w14:schemeClr w14:val="tx1"/>
+            </w14:solidFill>
+          </w14:textFill>
+        </w:rPr>
+      </w:pPr>
+      <w:r>
+        <w:rPr>
+          <w:rFonts w:hint="default" w:ascii="Times New Roman" w:hAnsi="Times New Roman" w:cs="Times New Roman"/>
+          <w:color w:val="000000" w:themeColor="text1"/>
+          <w:sz w:val="24"/>
+          <w:szCs w:val="24"/>
+          <w:lang w:val="vi-VN"/>
+          <w14:textFill>
+            <w14:solidFill>
+              <w14:schemeClr w14:val="tx1"/>
+            </w14:solidFill>
+          </w14:textFill>
+        </w:rPr>
+        <w:t xml:space="preserve">- </w:t>
+      </w:r>
+      <w:r>
+        <w:rPr>
+          <w:rFonts w:hint="default" w:ascii="Times New Roman" w:hAnsi="Times New Roman" w:cs="Times New Roman"/>
+          <w:color w:val="000000" w:themeColor="text1"/>
+          <w:sz w:val="24"/>
+          <w:szCs w:val="24"/>
+          <w14:textFill>
+            <w14:solidFill>
+              <w14:schemeClr w14:val="tx1"/>
+            </w14:solidFill>
+          </w14:textFill>
+        </w:rPr>
+        <w:t>Kỹ thuật này cho phép tích hợp mã quản lý vào các ứng dụng không quản lý, mở rộng khả năng tương tác giữa các thành phần phần mềm.​</w:t>
+      </w:r>
+    </w:p>
+    <w:p>
+      <w:pPr>
+        <w:pStyle w:val="35"/>
+        <w:keepNext w:val="0"/>
+        <w:keepLines w:val="0"/>
+        <w:widowControl/>
+        <w:numPr>
+          <w:numId w:val="0"/>
+        </w:numPr>
+        <w:suppressLineNumbers w:val="0"/>
+        <w:spacing w:before="0" w:beforeAutospacing="1" w:after="0" w:afterAutospacing="1"/>
+        <w:ind w:leftChars="0" w:right="0" w:rightChars="0"/>
+        <w:rPr>
+          <w:rFonts w:hint="default" w:ascii="Times New Roman" w:hAnsi="Times New Roman" w:cs="Times New Roman"/>
+          <w:color w:val="000000" w:themeColor="text1"/>
+          <w:sz w:val="24"/>
+          <w:szCs w:val="24"/>
+          <w14:textFill>
+            <w14:solidFill>
+              <w14:schemeClr w14:val="tx1"/>
+            </w14:solidFill>
+          </w14:textFill>
+        </w:rPr>
+      </w:pPr>
+      <w:r>
+        <w:rPr>
+          <w:rFonts w:hint="default" w:ascii="Times New Roman" w:hAnsi="Times New Roman" w:cs="Times New Roman"/>
+          <w:color w:val="000000" w:themeColor="text1"/>
+          <w:sz w:val="24"/>
+          <w:szCs w:val="24"/>
+          <w:lang w:val="vi-VN"/>
+          <w14:textFill>
+            <w14:solidFill>
+              <w14:schemeClr w14:val="tx1"/>
+            </w14:solidFill>
+          </w14:textFill>
+        </w:rPr>
+        <w:t xml:space="preserve">- </w:t>
+      </w:r>
+      <w:r>
+        <w:rPr>
+          <w:rFonts w:hint="default" w:ascii="Times New Roman" w:hAnsi="Times New Roman" w:cs="Times New Roman"/>
+          <w:color w:val="000000" w:themeColor="text1"/>
+          <w:sz w:val="24"/>
+          <w:szCs w:val="24"/>
+          <w14:textFill>
+            <w14:solidFill>
+              <w14:schemeClr w14:val="tx1"/>
+            </w14:solidFill>
+          </w14:textFill>
+        </w:rPr>
+        <w:t>Cần chú ý đến các vấn đề bảo mật và tuân thủ các chính sách bảo mật của hệ thống khi sử dụng kỹ thuật này.</w:t>
+      </w:r>
+    </w:p>
+    <w:p>
+      <w:pPr>
+        <w:rPr>
+          <w:rFonts w:hint="default" w:ascii="Times New Roman" w:hAnsi="Times New Roman" w:cs="Times New Roman"/>
+          <w:color w:val="000000" w:themeColor="text1"/>
+          <w:sz w:val="24"/>
+          <w:szCs w:val="24"/>
+          <w14:textFill>
+            <w14:solidFill>
+              <w14:schemeClr w14:val="tx1"/>
+            </w14:solidFill>
+          </w14:textFill>
         </w:rPr>
       </w:pPr>
     </w:p>
@@ -1064,13 +3416,149 @@
 <file path=word/numbering.xml><?xml version="1.0" encoding="utf-8"?>
 <w:numbering xmlns:wpc="http://schemas.microsoft.com/office/word/2010/wordprocessingCanvas" xmlns:mc="http://schemas.openxmlformats.org/markup-compatibility/2006" xmlns:o="urn:schemas-microsoft-com:office:office" xmlns:r="http://schemas.openxmlformats.org/officeDocument/2006/relationships" xmlns:m="http://schemas.openxmlformats.org/officeDocument/2006/math" xmlns:v="urn:schemas-microsoft-com:vml" xmlns:wp14="http://schemas.microsoft.com/office/word/2010/wordprocessingDrawing" xmlns:wp="http://schemas.openxmlformats.org/drawingml/2006/wordprocessingDrawing" xmlns:w10="urn:schemas-microsoft-com:office:word" xmlns:w="http://schemas.openxmlformats.org/wordprocessingml/2006/main" xmlns:w14="http://schemas.microsoft.com/office/word/2010/wordml" xmlns:wpg="http://schemas.microsoft.com/office/word/2010/wordprocessingGroup" xmlns:wpi="http://schemas.microsoft.com/office/word/2010/wordprocessingInk" xmlns:wne="http://schemas.microsoft.com/office/word/2006/wordml" xmlns:wps="http://schemas.microsoft.com/office/word/2010/wordprocessingShape" xmlns:wpsCustomData="http://www.wps.cn/officeDocument/2013/wpsCustomData" mc:Ignorable="w14 wp14">
   <w:abstractNum w:abstractNumId="0">
+    <w:nsid w:val="97F0C8AD"/>
+    <w:multiLevelType w:val="singleLevel"/>
+    <w:tmpl w:val="97F0C8AD"/>
+    <w:lvl w:ilvl="0" w:tentative="0">
+      <w:start w:val="1"/>
+      <w:numFmt w:val="upperRoman"/>
+      <w:lvlText w:val="%1."/>
+      <w:lvlJc w:val="left"/>
+      <w:pPr>
+        <w:tabs>
+          <w:tab w:val="left" w:pos="425"/>
+        </w:tabs>
+        <w:ind w:left="425" w:leftChars="0" w:hanging="425" w:firstLineChars="0"/>
+      </w:pPr>
+      <w:rPr>
+        <w:rFonts w:hint="default"/>
+      </w:rPr>
+    </w:lvl>
+  </w:abstractNum>
+  <w:abstractNum w:abstractNumId="1">
+    <w:nsid w:val="BB1FCE75"/>
+    <w:multiLevelType w:val="multilevel"/>
+    <w:tmpl w:val="BB1FCE75"/>
+    <w:lvl w:ilvl="0" w:tentative="0">
+      <w:start w:val="1"/>
+      <w:numFmt w:val="decimal"/>
+      <w:suff w:val="space"/>
+      <w:lvlText w:val="%1."/>
+      <w:lvlJc w:val="left"/>
+    </w:lvl>
+    <w:lvl w:ilvl="1" w:tentative="0">
+      <w:start w:val="1"/>
+      <w:numFmt w:val="decimal"/>
+      <w:suff w:val="space"/>
+      <w:lvlText w:val="%1.%2."/>
+      <w:lvlJc w:val="left"/>
+      <w:pPr>
+        <w:ind w:left="0" w:leftChars="0" w:firstLine="0" w:firstLineChars="0"/>
+      </w:pPr>
+      <w:rPr>
+        <w:rFonts w:hint="default"/>
+      </w:rPr>
+    </w:lvl>
+    <w:lvl w:ilvl="2" w:tentative="0">
+      <w:start w:val="1"/>
+      <w:numFmt w:val="decimal"/>
+      <w:suff w:val="space"/>
+      <w:lvlText w:val="%1.%2.%3."/>
+      <w:lvlJc w:val="left"/>
+      <w:pPr>
+        <w:ind w:left="0" w:leftChars="0" w:firstLine="0" w:firstLineChars="0"/>
+      </w:pPr>
+      <w:rPr>
+        <w:rFonts w:hint="default"/>
+      </w:rPr>
+    </w:lvl>
+    <w:lvl w:ilvl="3" w:tentative="0">
+      <w:start w:val="1"/>
+      <w:numFmt w:val="decimal"/>
+      <w:suff w:val="space"/>
+      <w:lvlText w:val="%1.%2.%3.%4."/>
+      <w:lvlJc w:val="left"/>
+      <w:pPr>
+        <w:ind w:left="0" w:leftChars="0" w:firstLine="0" w:firstLineChars="0"/>
+      </w:pPr>
+      <w:rPr>
+        <w:rFonts w:hint="default"/>
+      </w:rPr>
+    </w:lvl>
+    <w:lvl w:ilvl="4" w:tentative="0">
+      <w:start w:val="1"/>
+      <w:numFmt w:val="decimal"/>
+      <w:suff w:val="space"/>
+      <w:lvlText w:val="%1.%2.%3.%4.%5."/>
+      <w:lvlJc w:val="left"/>
+      <w:pPr>
+        <w:ind w:left="0" w:leftChars="0" w:firstLine="0" w:firstLineChars="0"/>
+      </w:pPr>
+      <w:rPr>
+        <w:rFonts w:hint="default"/>
+      </w:rPr>
+    </w:lvl>
+    <w:lvl w:ilvl="5" w:tentative="0">
+      <w:start w:val="1"/>
+      <w:numFmt w:val="decimal"/>
+      <w:suff w:val="space"/>
+      <w:lvlText w:val="%1.%2.%3.%4.%5.%6."/>
+      <w:lvlJc w:val="left"/>
+      <w:pPr>
+        <w:ind w:left="0" w:leftChars="0" w:firstLine="0" w:firstLineChars="0"/>
+      </w:pPr>
+      <w:rPr>
+        <w:rFonts w:hint="default"/>
+      </w:rPr>
+    </w:lvl>
+    <w:lvl w:ilvl="6" w:tentative="0">
+      <w:start w:val="1"/>
+      <w:numFmt w:val="decimal"/>
+      <w:suff w:val="space"/>
+      <w:lvlText w:val="%1.%2.%3.%4.%5.%6.%7."/>
+      <w:lvlJc w:val="left"/>
+      <w:pPr>
+        <w:ind w:left="0" w:leftChars="0" w:firstLine="0" w:firstLineChars="0"/>
+      </w:pPr>
+      <w:rPr>
+        <w:rFonts w:hint="default"/>
+      </w:rPr>
+    </w:lvl>
+    <w:lvl w:ilvl="7" w:tentative="0">
+      <w:start w:val="1"/>
+      <w:numFmt w:val="decimal"/>
+      <w:suff w:val="space"/>
+      <w:lvlText w:val="%1.%2.%3.%4.%5.%6.%7.%8."/>
+      <w:lvlJc w:val="left"/>
+      <w:pPr>
+        <w:ind w:left="0" w:leftChars="0" w:firstLine="0" w:firstLineChars="0"/>
+      </w:pPr>
+      <w:rPr>
+        <w:rFonts w:hint="default"/>
+      </w:rPr>
+    </w:lvl>
+    <w:lvl w:ilvl="8" w:tentative="0">
+      <w:start w:val="1"/>
+      <w:numFmt w:val="decimal"/>
+      <w:suff w:val="space"/>
+      <w:lvlText w:val="%1.%2.%3.%4.%5.%6.%7.%8.%9."/>
+      <w:lvlJc w:val="left"/>
+      <w:pPr>
+        <w:ind w:left="0" w:leftChars="0" w:firstLine="0" w:firstLineChars="0"/>
+      </w:pPr>
+      <w:rPr>
+        <w:rFonts w:hint="default"/>
+      </w:rPr>
+    </w:lvl>
+  </w:abstractNum>
+  <w:abstractNum w:abstractNumId="2">
     <w:nsid w:val="FFFFFF7E"/>
     <w:multiLevelType w:val="singleLevel"/>
     <w:tmpl w:val="FFFFFF7E"/>
     <w:lvl w:ilvl="0" w:tentative="0">
       <w:start w:val="1"/>
       <w:numFmt w:val="decimal"/>
-      <w:pStyle w:val="32"/>
+      <w:pStyle w:val="33"/>
       <w:lvlText w:val="%1."/>
       <w:lvlJc w:val="left"/>
       <w:pPr>
@@ -1081,14 +3569,14 @@
       </w:pPr>
     </w:lvl>
   </w:abstractNum>
-  <w:abstractNum w:abstractNumId="1">
+  <w:abstractNum w:abstractNumId="3">
     <w:nsid w:val="FFFFFF7F"/>
     <w:multiLevelType w:val="singleLevel"/>
     <w:tmpl w:val="FFFFFF7F"/>
     <w:lvl w:ilvl="0" w:tentative="0">
       <w:start w:val="1"/>
       <w:numFmt w:val="decimal"/>
-      <w:pStyle w:val="31"/>
+      <w:pStyle w:val="32"/>
       <w:lvlText w:val="%1."/>
       <w:lvlJc w:val="left"/>
       <w:pPr>
@@ -1099,10 +3587,31 @@
       </w:pPr>
     </w:lvl>
   </w:abstractNum>
-  <w:abstractNum w:abstractNumId="2">
+  <w:abstractNum w:abstractNumId="4">
     <w:nsid w:val="FFFFFF82"/>
     <w:multiLevelType w:val="singleLevel"/>
     <w:tmpl w:val="FFFFFF82"/>
+    <w:lvl w:ilvl="0" w:tentative="0">
+      <w:start w:val="1"/>
+      <w:numFmt w:val="bullet"/>
+      <w:pStyle w:val="27"/>
+      <w:lvlText w:val=""/>
+      <w:lvlJc w:val="left"/>
+      <w:pPr>
+        <w:tabs>
+          <w:tab w:val="left" w:pos="1080"/>
+        </w:tabs>
+        <w:ind w:left="1080" w:hanging="360"/>
+      </w:pPr>
+      <w:rPr>
+        <w:rFonts w:hint="default" w:ascii="Symbol" w:hAnsi="Symbol"/>
+      </w:rPr>
+    </w:lvl>
+  </w:abstractNum>
+  <w:abstractNum w:abstractNumId="5">
+    <w:nsid w:val="FFFFFF83"/>
+    <w:multiLevelType w:val="singleLevel"/>
+    <w:tmpl w:val="FFFFFF83"/>
     <w:lvl w:ilvl="0" w:tentative="0">
       <w:start w:val="1"/>
       <w:numFmt w:val="bullet"/>
@@ -1111,27 +3620,6 @@
       <w:lvlJc w:val="left"/>
       <w:pPr>
         <w:tabs>
-          <w:tab w:val="left" w:pos="1080"/>
-        </w:tabs>
-        <w:ind w:left="1080" w:hanging="360"/>
-      </w:pPr>
-      <w:rPr>
-        <w:rFonts w:hint="default" w:ascii="Symbol" w:hAnsi="Symbol"/>
-      </w:rPr>
-    </w:lvl>
-  </w:abstractNum>
-  <w:abstractNum w:abstractNumId="3">
-    <w:nsid w:val="FFFFFF83"/>
-    <w:multiLevelType w:val="singleLevel"/>
-    <w:tmpl w:val="FFFFFF83"/>
-    <w:lvl w:ilvl="0" w:tentative="0">
-      <w:start w:val="1"/>
-      <w:numFmt w:val="bullet"/>
-      <w:pStyle w:val="25"/>
-      <w:lvlText w:val=""/>
-      <w:lvlJc w:val="left"/>
-      <w:pPr>
-        <w:tabs>
           <w:tab w:val="left" w:pos="720"/>
         </w:tabs>
         <w:ind w:left="720" w:hanging="360"/>
@@ -1141,14 +3629,14 @@
       </w:rPr>
     </w:lvl>
   </w:abstractNum>
-  <w:abstractNum w:abstractNumId="4">
+  <w:abstractNum w:abstractNumId="6">
     <w:nsid w:val="FFFFFF88"/>
     <w:multiLevelType w:val="singleLevel"/>
     <w:tmpl w:val="FFFFFF88"/>
     <w:lvl w:ilvl="0" w:tentative="0">
       <w:start w:val="1"/>
       <w:numFmt w:val="decimal"/>
-      <w:pStyle w:val="30"/>
+      <w:pStyle w:val="31"/>
       <w:lvlText w:val="%1."/>
       <w:lvlJc w:val="left"/>
       <w:pPr>
@@ -1159,14 +3647,14 @@
       </w:pPr>
     </w:lvl>
   </w:abstractNum>
-  <w:abstractNum w:abstractNumId="5">
+  <w:abstractNum w:abstractNumId="7">
     <w:nsid w:val="FFFFFF89"/>
     <w:multiLevelType w:val="singleLevel"/>
     <w:tmpl w:val="FFFFFF89"/>
     <w:lvl w:ilvl="0" w:tentative="0">
       <w:start w:val="1"/>
       <w:numFmt w:val="bullet"/>
-      <w:pStyle w:val="24"/>
+      <w:pStyle w:val="25"/>
       <w:lvlText w:val=""/>
       <w:lvlJc w:val="left"/>
       <w:pPr>
@@ -1180,24 +3668,12 @@
       </w:rPr>
     </w:lvl>
   </w:abstractNum>
-  <w:abstractNum w:abstractNumId="6">
-    <w:nsid w:val="4DCC0475"/>
+  <w:abstractNum w:abstractNumId="8">
+    <w:nsid w:val="5AA7CB65"/>
     <w:multiLevelType w:val="singleLevel"/>
-    <w:tmpl w:val="4DCC0475"/>
+    <w:tmpl w:val="5AA7CB65"/>
     <w:lvl w:ilvl="0" w:tentative="0">
-      <w:start w:val="3"/>
-      <w:numFmt w:val="decimal"/>
-      <w:suff w:val="space"/>
-      <w:lvlText w:val="%1."/>
-      <w:lvlJc w:val="left"/>
-    </w:lvl>
-  </w:abstractNum>
-  <w:abstractNum w:abstractNumId="7">
-    <w:nsid w:val="5EE26B12"/>
-    <w:multiLevelType w:val="singleLevel"/>
-    <w:tmpl w:val="5EE26B12"/>
-    <w:lvl w:ilvl="0" w:tentative="0">
-      <w:start w:val="4"/>
+      <w:start w:val="1"/>
       <w:numFmt w:val="decimal"/>
       <w:suff w:val="space"/>
       <w:lvlText w:val="%1."/>
@@ -1205,28 +3681,31 @@
     </w:lvl>
   </w:abstractNum>
   <w:num w:numId="1">
+    <w:abstractNumId w:val="7"/>
+  </w:num>
+  <w:num w:numId="2">
     <w:abstractNumId w:val="5"/>
   </w:num>
-  <w:num w:numId="2">
+  <w:num w:numId="3">
+    <w:abstractNumId w:val="4"/>
+  </w:num>
+  <w:num w:numId="4">
+    <w:abstractNumId w:val="6"/>
+  </w:num>
+  <w:num w:numId="5">
     <w:abstractNumId w:val="3"/>
   </w:num>
-  <w:num w:numId="3">
+  <w:num w:numId="6">
     <w:abstractNumId w:val="2"/>
   </w:num>
-  <w:num w:numId="4">
-    <w:abstractNumId w:val="4"/>
+  <w:num w:numId="7">
+    <w:abstractNumId w:val="0"/>
   </w:num>
-  <w:num w:numId="5">
+  <w:num w:numId="8">
     <w:abstractNumId w:val="1"/>
   </w:num>
-  <w:num w:numId="6">
-    <w:abstractNumId w:val="0"/>
-  </w:num>
-  <w:num w:numId="7">
-    <w:abstractNumId w:val="6"/>
-  </w:num>
-  <w:num w:numId="8">
-    <w:abstractNumId w:val="7"/>
+  <w:num w:numId="9">
+    <w:abstractNumId w:val="8"/>
   </w:num>
 </w:numbering>
 </file>
@@ -1273,7 +3752,7 @@
     <w:lsdException w:uiPriority="99" w:name="Normal Indent"/>
     <w:lsdException w:uiPriority="99" w:name="footnote text"/>
     <w:lsdException w:uiPriority="99" w:name="annotation text"/>
-    <w:lsdException w:uiPriority="99" w:semiHidden="0" w:name="header"/>
+    <w:lsdException w:qFormat="1" w:uiPriority="99" w:semiHidden="0" w:name="header"/>
     <w:lsdException w:uiPriority="99" w:semiHidden="0" w:name="footer"/>
     <w:lsdException w:uiPriority="99" w:name="index heading"/>
     <w:lsdException w:qFormat="1" w:uiPriority="35" w:name="caption"/>
@@ -1513,7 +3992,7 @@
     <w:name w:val="heading 1"/>
     <w:basedOn w:val="1"/>
     <w:next w:val="1"/>
-    <w:link w:val="140"/>
+    <w:link w:val="141"/>
     <w:qFormat/>
     <w:uiPriority w:val="9"/>
     <w:pPr>
@@ -1535,7 +4014,7 @@
     <w:name w:val="heading 2"/>
     <w:basedOn w:val="1"/>
     <w:next w:val="1"/>
-    <w:link w:val="141"/>
+    <w:link w:val="142"/>
     <w:unhideWhenUsed/>
     <w:qFormat/>
     <w:uiPriority w:val="9"/>
@@ -1563,7 +4042,7 @@
     <w:name w:val="heading 3"/>
     <w:basedOn w:val="1"/>
     <w:next w:val="1"/>
-    <w:link w:val="142"/>
+    <w:link w:val="143"/>
     <w:unhideWhenUsed/>
     <w:qFormat/>
     <w:uiPriority w:val="9"/>
@@ -1589,7 +4068,7 @@
     <w:name w:val="heading 4"/>
     <w:basedOn w:val="1"/>
     <w:next w:val="1"/>
-    <w:link w:val="152"/>
+    <w:link w:val="153"/>
     <w:semiHidden/>
     <w:unhideWhenUsed/>
     <w:qFormat/>
@@ -1618,7 +4097,7 @@
     <w:name w:val="heading 5"/>
     <w:basedOn w:val="1"/>
     <w:next w:val="1"/>
-    <w:link w:val="153"/>
+    <w:link w:val="154"/>
     <w:semiHidden/>
     <w:unhideWhenUsed/>
     <w:qFormat/>
@@ -1638,7 +4117,7 @@
     <w:name w:val="heading 6"/>
     <w:basedOn w:val="1"/>
     <w:next w:val="1"/>
-    <w:link w:val="154"/>
+    <w:link w:val="155"/>
     <w:semiHidden/>
     <w:unhideWhenUsed/>
     <w:qFormat/>
@@ -1660,7 +4139,7 @@
     <w:name w:val="heading 7"/>
     <w:basedOn w:val="1"/>
     <w:next w:val="1"/>
-    <w:link w:val="155"/>
+    <w:link w:val="156"/>
     <w:semiHidden/>
     <w:unhideWhenUsed/>
     <w:qFormat/>
@@ -1690,7 +4169,7 @@
     <w:name w:val="heading 8"/>
     <w:basedOn w:val="1"/>
     <w:next w:val="1"/>
-    <w:link w:val="156"/>
+    <w:link w:val="157"/>
     <w:semiHidden/>
     <w:unhideWhenUsed/>
     <w:qFormat/>
@@ -1717,7 +4196,7 @@
     <w:name w:val="heading 9"/>
     <w:basedOn w:val="1"/>
     <w:next w:val="1"/>
-    <w:link w:val="157"/>
+    <w:link w:val="158"/>
     <w:semiHidden/>
     <w:unhideWhenUsed/>
     <w:qFormat/>
@@ -1768,7 +4247,7 @@
   <w:style w:type="paragraph" w:styleId="13">
     <w:name w:val="Body Text"/>
     <w:basedOn w:val="1"/>
-    <w:link w:val="146"/>
+    <w:link w:val="147"/>
     <w:unhideWhenUsed/>
     <w:uiPriority w:val="99"/>
     <w:pPr>
@@ -1778,7 +4257,7 @@
   <w:style w:type="paragraph" w:styleId="14">
     <w:name w:val="Body Text 2"/>
     <w:basedOn w:val="1"/>
-    <w:link w:val="147"/>
+    <w:link w:val="148"/>
     <w:unhideWhenUsed/>
     <w:uiPriority w:val="99"/>
     <w:pPr>
@@ -1788,7 +4267,7 @@
   <w:style w:type="paragraph" w:styleId="15">
     <w:name w:val="Body Text 3"/>
     <w:basedOn w:val="1"/>
-    <w:link w:val="148"/>
+    <w:link w:val="149"/>
     <w:unhideWhenUsed/>
     <w:uiPriority w:val="99"/>
     <w:pPr>
@@ -1836,7 +4315,7 @@
   <w:style w:type="paragraph" w:styleId="18">
     <w:name w:val="footer"/>
     <w:basedOn w:val="1"/>
-    <w:link w:val="138"/>
+    <w:link w:val="139"/>
     <w:unhideWhenUsed/>
     <w:uiPriority w:val="99"/>
     <w:pPr>
@@ -1850,8 +4329,9 @@
   <w:style w:type="paragraph" w:styleId="19">
     <w:name w:val="header"/>
     <w:basedOn w:val="1"/>
-    <w:link w:val="137"/>
+    <w:link w:val="138"/>
     <w:unhideWhenUsed/>
+    <w:qFormat/>
     <w:uiPriority w:val="99"/>
     <w:pPr>
       <w:tabs>
@@ -1873,7 +4353,18 @@
       <w:szCs w:val="20"/>
     </w:rPr>
   </w:style>
-  <w:style w:type="paragraph" w:styleId="21">
+  <w:style w:type="character" w:styleId="21">
+    <w:name w:val="Hyperlink"/>
+    <w:basedOn w:val="11"/>
+    <w:semiHidden/>
+    <w:unhideWhenUsed/>
+    <w:uiPriority w:val="99"/>
+    <w:rPr>
+      <w:color w:val="0000FF"/>
+      <w:u w:val="single"/>
+    </w:rPr>
+  </w:style>
+  <w:style w:type="paragraph" w:styleId="22">
     <w:name w:val="List"/>
     <w:basedOn w:val="1"/>
     <w:unhideWhenUsed/>
@@ -1883,7 +4374,7 @@
       <w:contextualSpacing/>
     </w:pPr>
   </w:style>
-  <w:style w:type="paragraph" w:styleId="22">
+  <w:style w:type="paragraph" w:styleId="23">
     <w:name w:val="List 2"/>
     <w:basedOn w:val="1"/>
     <w:unhideWhenUsed/>
@@ -1893,7 +4384,7 @@
       <w:contextualSpacing/>
     </w:pPr>
   </w:style>
-  <w:style w:type="paragraph" w:styleId="23">
+  <w:style w:type="paragraph" w:styleId="24">
     <w:name w:val="List 3"/>
     <w:basedOn w:val="1"/>
     <w:unhideWhenUsed/>
@@ -1903,7 +4394,7 @@
       <w:contextualSpacing/>
     </w:pPr>
   </w:style>
-  <w:style w:type="paragraph" w:styleId="24">
+  <w:style w:type="paragraph" w:styleId="25">
     <w:name w:val="List Bullet"/>
     <w:basedOn w:val="1"/>
     <w:unhideWhenUsed/>
@@ -1916,7 +4407,7 @@
       <w:contextualSpacing/>
     </w:pPr>
   </w:style>
-  <w:style w:type="paragraph" w:styleId="25">
+  <w:style w:type="paragraph" w:styleId="26">
     <w:name w:val="List Bullet 2"/>
     <w:basedOn w:val="1"/>
     <w:unhideWhenUsed/>
@@ -1929,7 +4420,7 @@
       <w:contextualSpacing/>
     </w:pPr>
   </w:style>
-  <w:style w:type="paragraph" w:styleId="26">
+  <w:style w:type="paragraph" w:styleId="27">
     <w:name w:val="List Bullet 3"/>
     <w:basedOn w:val="1"/>
     <w:unhideWhenUsed/>
@@ -1942,7 +4433,7 @@
       <w:contextualSpacing/>
     </w:pPr>
   </w:style>
-  <w:style w:type="paragraph" w:styleId="27">
+  <w:style w:type="paragraph" w:styleId="28">
     <w:name w:val="List Continue"/>
     <w:basedOn w:val="1"/>
     <w:unhideWhenUsed/>
@@ -1953,7 +4444,7 @@
       <w:contextualSpacing/>
     </w:pPr>
   </w:style>
-  <w:style w:type="paragraph" w:styleId="28">
+  <w:style w:type="paragraph" w:styleId="29">
     <w:name w:val="List Continue 2"/>
     <w:basedOn w:val="1"/>
     <w:unhideWhenUsed/>
@@ -1964,7 +4455,7 @@
       <w:contextualSpacing/>
     </w:pPr>
   </w:style>
-  <w:style w:type="paragraph" w:styleId="29">
+  <w:style w:type="paragraph" w:styleId="30">
     <w:name w:val="List Continue 3"/>
     <w:basedOn w:val="1"/>
     <w:unhideWhenUsed/>
@@ -1975,7 +4466,7 @@
       <w:contextualSpacing/>
     </w:pPr>
   </w:style>
-  <w:style w:type="paragraph" w:styleId="30">
+  <w:style w:type="paragraph" w:styleId="31">
     <w:name w:val="List Number"/>
     <w:basedOn w:val="1"/>
     <w:unhideWhenUsed/>
@@ -1988,7 +4479,7 @@
       <w:contextualSpacing/>
     </w:pPr>
   </w:style>
-  <w:style w:type="paragraph" w:styleId="31">
+  <w:style w:type="paragraph" w:styleId="32">
     <w:name w:val="List Number 2"/>
     <w:basedOn w:val="1"/>
     <w:unhideWhenUsed/>
@@ -2001,7 +4492,7 @@
       <w:contextualSpacing/>
     </w:pPr>
   </w:style>
-  <w:style w:type="paragraph" w:styleId="32">
+  <w:style w:type="paragraph" w:styleId="33">
     <w:name w:val="List Number 3"/>
     <w:basedOn w:val="1"/>
     <w:unhideWhenUsed/>
@@ -2014,9 +4505,9 @@
       <w:contextualSpacing/>
     </w:pPr>
   </w:style>
-  <w:style w:type="paragraph" w:styleId="33">
+  <w:style w:type="paragraph" w:styleId="34">
     <w:name w:val="macro"/>
-    <w:link w:val="149"/>
+    <w:link w:val="150"/>
     <w:unhideWhenUsed/>
     <w:uiPriority w:val="99"/>
     <w:pPr>
@@ -2038,24 +4529,18 @@
       <w:lang w:val="en-US" w:eastAsia="en-US" w:bidi="ar-SA"/>
     </w:rPr>
   </w:style>
-  <w:style w:type="paragraph" w:styleId="34">
+  <w:style w:type="paragraph" w:styleId="35">
     <w:name w:val="Normal (Web)"/>
+    <w:basedOn w:val="1"/>
     <w:semiHidden/>
     <w:unhideWhenUsed/>
     <w:uiPriority w:val="99"/>
-    <w:pPr>
-      <w:spacing w:before="0" w:beforeAutospacing="1" w:after="0" w:afterAutospacing="1"/>
-      <w:ind w:left="0" w:right="0"/>
-      <w:jc w:val="left"/>
-    </w:pPr>
     <w:rPr>
-      <w:kern w:val="0"/>
       <w:sz w:val="24"/>
       <w:szCs w:val="24"/>
-      <w:lang w:val="en-US" w:eastAsia="zh-CN" w:bidi="ar"/>
     </w:rPr>
   </w:style>
-  <w:style w:type="character" w:styleId="35">
+  <w:style w:type="character" w:styleId="36">
     <w:name w:val="Strong"/>
     <w:basedOn w:val="11"/>
     <w:qFormat/>
@@ -2065,11 +4550,11 @@
       <w:bCs/>
     </w:rPr>
   </w:style>
-  <w:style w:type="paragraph" w:styleId="36">
+  <w:style w:type="paragraph" w:styleId="37">
     <w:name w:val="Subtitle"/>
     <w:basedOn w:val="1"/>
     <w:next w:val="1"/>
-    <w:link w:val="144"/>
+    <w:link w:val="145"/>
     <w:qFormat/>
     <w:uiPriority w:val="11"/>
     <w:rPr>
@@ -2087,7 +4572,7 @@
       </w14:textFill>
     </w:rPr>
   </w:style>
-  <w:style w:type="table" w:styleId="37">
+  <w:style w:type="table" w:styleId="38">
     <w:name w:val="Table Grid"/>
     <w:basedOn w:val="12"/>
     <w:uiPriority w:val="59"/>
@@ -2111,11 +4596,11 @@
       </w:tblCellMar>
     </w:tblPr>
   </w:style>
-  <w:style w:type="paragraph" w:styleId="38">
+  <w:style w:type="paragraph" w:styleId="39">
     <w:name w:val="Title"/>
     <w:basedOn w:val="1"/>
     <w:next w:val="1"/>
-    <w:link w:val="143"/>
+    <w:link w:val="144"/>
     <w:qFormat/>
     <w:uiPriority w:val="10"/>
     <w:pPr>
@@ -2134,7 +4619,7 @@
       <w:szCs w:val="52"/>
     </w:rPr>
   </w:style>
-  <w:style w:type="table" w:styleId="39">
+  <w:style w:type="table" w:styleId="40">
     <w:name w:val="Light Shading"/>
     <w:basedOn w:val="12"/>
     <w:uiPriority w:val="60"/>
@@ -2233,7 +4718,7 @@
       </w:tcPr>
     </w:tblStylePr>
   </w:style>
-  <w:style w:type="table" w:styleId="40">
+  <w:style w:type="table" w:styleId="41">
     <w:name w:val="Light Shading Accent 1"/>
     <w:basedOn w:val="12"/>
     <w:uiPriority w:val="60"/>
@@ -2332,7 +4817,7 @@
       </w:tcPr>
     </w:tblStylePr>
   </w:style>
-  <w:style w:type="table" w:styleId="41">
+  <w:style w:type="table" w:styleId="42">
     <w:name w:val="Light Shading Accent 2"/>
     <w:basedOn w:val="12"/>
     <w:uiPriority w:val="60"/>
@@ -2431,7 +4916,7 @@
       </w:tcPr>
     </w:tblStylePr>
   </w:style>
-  <w:style w:type="table" w:styleId="42">
+  <w:style w:type="table" w:styleId="43">
     <w:name w:val="Light Shading Accent 3"/>
     <w:basedOn w:val="12"/>
     <w:uiPriority w:val="60"/>
@@ -2530,7 +5015,7 @@
       </w:tcPr>
     </w:tblStylePr>
   </w:style>
-  <w:style w:type="table" w:styleId="43">
+  <w:style w:type="table" w:styleId="44">
     <w:name w:val="Light Shading Accent 4"/>
     <w:basedOn w:val="12"/>
     <w:uiPriority w:val="60"/>
@@ -2629,7 +5114,7 @@
       </w:tcPr>
     </w:tblStylePr>
   </w:style>
-  <w:style w:type="table" w:styleId="44">
+  <w:style w:type="table" w:styleId="45">
     <w:name w:val="Light Shading Accent 5"/>
     <w:basedOn w:val="12"/>
     <w:uiPriority w:val="60"/>
@@ -2728,7 +5213,7 @@
       </w:tcPr>
     </w:tblStylePr>
   </w:style>
-  <w:style w:type="table" w:styleId="45">
+  <w:style w:type="table" w:styleId="46">
     <w:name w:val="Light Shading Accent 6"/>
     <w:basedOn w:val="12"/>
     <w:uiPriority w:val="60"/>
@@ -2827,7 +5312,7 @@
       </w:tcPr>
     </w:tblStylePr>
   </w:style>
-  <w:style w:type="table" w:styleId="46">
+  <w:style w:type="table" w:styleId="47">
     <w:name w:val="Light List"/>
     <w:basedOn w:val="12"/>
     <w:uiPriority w:val="61"/>
@@ -2920,7 +5405,7 @@
       </w:tcPr>
     </w:tblStylePr>
   </w:style>
-  <w:style w:type="table" w:styleId="47">
+  <w:style w:type="table" w:styleId="48">
     <w:name w:val="Light List Accent 1"/>
     <w:basedOn w:val="12"/>
     <w:uiPriority w:val="61"/>
@@ -3013,7 +5498,7 @@
       </w:tcPr>
     </w:tblStylePr>
   </w:style>
-  <w:style w:type="table" w:styleId="48">
+  <w:style w:type="table" w:styleId="49">
     <w:name w:val="Light List Accent 2"/>
     <w:basedOn w:val="12"/>
     <w:uiPriority w:val="61"/>
@@ -3106,7 +5591,7 @@
       </w:tcPr>
     </w:tblStylePr>
   </w:style>
-  <w:style w:type="table" w:styleId="49">
+  <w:style w:type="table" w:styleId="50">
     <w:name w:val="Light List Accent 3"/>
     <w:basedOn w:val="12"/>
     <w:uiPriority w:val="61"/>
@@ -3199,7 +5684,7 @@
       </w:tcPr>
     </w:tblStylePr>
   </w:style>
-  <w:style w:type="table" w:styleId="50">
+  <w:style w:type="table" w:styleId="51">
     <w:name w:val="Light List Accent 4"/>
     <w:basedOn w:val="12"/>
     <w:uiPriority w:val="61"/>
@@ -3292,7 +5777,7 @@
       </w:tcPr>
     </w:tblStylePr>
   </w:style>
-  <w:style w:type="table" w:styleId="51">
+  <w:style w:type="table" w:styleId="52">
     <w:name w:val="Light List Accent 5"/>
     <w:basedOn w:val="12"/>
     <w:uiPriority w:val="61"/>
@@ -3385,7 +5870,7 @@
       </w:tcPr>
     </w:tblStylePr>
   </w:style>
-  <w:style w:type="table" w:styleId="52">
+  <w:style w:type="table" w:styleId="53">
     <w:name w:val="Light List Accent 6"/>
     <w:basedOn w:val="12"/>
     <w:uiPriority w:val="61"/>
@@ -3478,7 +5963,7 @@
       </w:tcPr>
     </w:tblStylePr>
   </w:style>
-  <w:style w:type="table" w:styleId="53">
+  <w:style w:type="table" w:styleId="54">
     <w:name w:val="Light Grid"/>
     <w:basedOn w:val="12"/>
     <w:uiPriority w:val="62"/>
@@ -3604,7 +6089,7 @@
       </w:tcPr>
     </w:tblStylePr>
   </w:style>
-  <w:style w:type="table" w:styleId="54">
+  <w:style w:type="table" w:styleId="55">
     <w:name w:val="Light Grid Accent 1"/>
     <w:basedOn w:val="12"/>
     <w:uiPriority w:val="62"/>
@@ -3730,7 +6215,7 @@
       </w:tcPr>
     </w:tblStylePr>
   </w:style>
-  <w:style w:type="table" w:styleId="55">
+  <w:style w:type="table" w:styleId="56">
     <w:name w:val="Light Grid Accent 2"/>
     <w:basedOn w:val="12"/>
     <w:uiPriority w:val="62"/>
@@ -3856,7 +6341,7 @@
       </w:tcPr>
     </w:tblStylePr>
   </w:style>
-  <w:style w:type="table" w:styleId="56">
+  <w:style w:type="table" w:styleId="57">
     <w:name w:val="Light Grid Accent 3"/>
     <w:basedOn w:val="12"/>
     <w:uiPriority w:val="62"/>
@@ -3982,7 +6467,7 @@
       </w:tcPr>
     </w:tblStylePr>
   </w:style>
-  <w:style w:type="table" w:styleId="57">
+  <w:style w:type="table" w:styleId="58">
     <w:name w:val="Light Grid Accent 4"/>
     <w:basedOn w:val="12"/>
     <w:uiPriority w:val="62"/>
@@ -4108,7 +6593,7 @@
       </w:tcPr>
     </w:tblStylePr>
   </w:style>
-  <w:style w:type="table" w:styleId="58">
+  <w:style w:type="table" w:styleId="59">
     <w:name w:val="Light Grid Accent 5"/>
     <w:basedOn w:val="12"/>
     <w:uiPriority w:val="62"/>
@@ -4234,7 +6719,7 @@
       </w:tcPr>
     </w:tblStylePr>
   </w:style>
-  <w:style w:type="table" w:styleId="59">
+  <w:style w:type="table" w:styleId="60">
     <w:name w:val="Light Grid Accent 6"/>
     <w:basedOn w:val="12"/>
     <w:uiPriority w:val="62"/>
@@ -4360,7 +6845,7 @@
       </w:tcPr>
     </w:tblStylePr>
   </w:style>
-  <w:style w:type="table" w:styleId="60">
+  <w:style w:type="table" w:styleId="61">
     <w:name w:val="Medium Shading 1"/>
     <w:basedOn w:val="12"/>
     <w:uiPriority w:val="63"/>
@@ -4467,7 +6952,7 @@
       </w:tcPr>
     </w:tblStylePr>
   </w:style>
-  <w:style w:type="table" w:styleId="61">
+  <w:style w:type="table" w:styleId="62">
     <w:name w:val="Medium Shading 1 Accent 1"/>
     <w:basedOn w:val="12"/>
     <w:uiPriority w:val="63"/>
@@ -4574,7 +7059,7 @@
       </w:tcPr>
     </w:tblStylePr>
   </w:style>
-  <w:style w:type="table" w:styleId="62">
+  <w:style w:type="table" w:styleId="63">
     <w:name w:val="Medium Shading 1 Accent 2"/>
     <w:basedOn w:val="12"/>
     <w:uiPriority w:val="63"/>
@@ -4681,7 +7166,7 @@
       </w:tcPr>
     </w:tblStylePr>
   </w:style>
-  <w:style w:type="table" w:styleId="63">
+  <w:style w:type="table" w:styleId="64">
     <w:name w:val="Medium Shading 1 Accent 3"/>
     <w:basedOn w:val="12"/>
     <w:uiPriority w:val="63"/>
@@ -4788,7 +7273,7 @@
       </w:tcPr>
     </w:tblStylePr>
   </w:style>
-  <w:style w:type="table" w:styleId="64">
+  <w:style w:type="table" w:styleId="65">
     <w:name w:val="Medium Shading 1 Accent 4"/>
     <w:basedOn w:val="12"/>
     <w:uiPriority w:val="63"/>
@@ -4895,7 +7380,7 @@
       </w:tcPr>
     </w:tblStylePr>
   </w:style>
-  <w:style w:type="table" w:styleId="65">
+  <w:style w:type="table" w:styleId="66">
     <w:name w:val="Medium Shading 1 Accent 5"/>
     <w:basedOn w:val="12"/>
     <w:uiPriority w:val="63"/>
@@ -5002,7 +7487,7 @@
       </w:tcPr>
     </w:tblStylePr>
   </w:style>
-  <w:style w:type="table" w:styleId="66">
+  <w:style w:type="table" w:styleId="67">
     <w:name w:val="Medium Shading 1 Accent 6"/>
     <w:basedOn w:val="12"/>
     <w:uiPriority w:val="63"/>
@@ -5109,7 +7594,7 @@
       </w:tcPr>
     </w:tblStylePr>
   </w:style>
-  <w:style w:type="table" w:styleId="67">
+  <w:style w:type="table" w:styleId="68">
     <w:name w:val="Medium Shading 2"/>
     <w:basedOn w:val="12"/>
     <w:uiPriority w:val="64"/>
@@ -5274,7 +7759,7 @@
       </w:tcPr>
     </w:tblStylePr>
   </w:style>
-  <w:style w:type="table" w:styleId="68">
+  <w:style w:type="table" w:styleId="69">
     <w:name w:val="Medium Shading 2 Accent 1"/>
     <w:basedOn w:val="12"/>
     <w:uiPriority w:val="64"/>
@@ -5439,7 +7924,7 @@
       </w:tcPr>
     </w:tblStylePr>
   </w:style>
-  <w:style w:type="table" w:styleId="69">
+  <w:style w:type="table" w:styleId="70">
     <w:name w:val="Medium Shading 2 Accent 2"/>
     <w:basedOn w:val="12"/>
     <w:uiPriority w:val="64"/>
@@ -5604,7 +8089,7 @@
       </w:tcPr>
     </w:tblStylePr>
   </w:style>
-  <w:style w:type="table" w:styleId="70">
+  <w:style w:type="table" w:styleId="71">
     <w:name w:val="Medium Shading 2 Accent 3"/>
     <w:basedOn w:val="12"/>
     <w:uiPriority w:val="64"/>
@@ -5769,7 +8254,7 @@
       </w:tcPr>
     </w:tblStylePr>
   </w:style>
-  <w:style w:type="table" w:styleId="71">
+  <w:style w:type="table" w:styleId="72">
     <w:name w:val="Medium Shading 2 Accent 4"/>
     <w:basedOn w:val="12"/>
     <w:uiPriority w:val="64"/>
@@ -5934,7 +8419,7 @@
       </w:tcPr>
     </w:tblStylePr>
   </w:style>
-  <w:style w:type="table" w:styleId="72">
+  <w:style w:type="table" w:styleId="73">
     <w:name w:val="Medium Shading 2 Accent 5"/>
     <w:basedOn w:val="12"/>
     <w:uiPriority w:val="64"/>
@@ -6099,7 +8584,7 @@
       </w:tcPr>
     </w:tblStylePr>
   </w:style>
-  <w:style w:type="table" w:styleId="73">
+  <w:style w:type="table" w:styleId="74">
     <w:name w:val="Medium Shading 2 Accent 6"/>
     <w:basedOn w:val="12"/>
     <w:uiPriority w:val="64"/>
@@ -6264,7 +8749,7 @@
       </w:tcPr>
     </w:tblStylePr>
   </w:style>
-  <w:style w:type="table" w:styleId="74">
+  <w:style w:type="table" w:styleId="75">
     <w:name w:val="Medium List 1"/>
     <w:basedOn w:val="12"/>
     <w:uiPriority w:val="65"/>
@@ -6354,7 +8839,7 @@
       </w:tcPr>
     </w:tblStylePr>
   </w:style>
-  <w:style w:type="table" w:styleId="75">
+  <w:style w:type="table" w:styleId="76">
     <w:name w:val="Medium List 1 Accent 1"/>
     <w:basedOn w:val="12"/>
     <w:uiPriority w:val="65"/>
@@ -6444,7 +8929,7 @@
       </w:tcPr>
     </w:tblStylePr>
   </w:style>
-  <w:style w:type="table" w:styleId="76">
+  <w:style w:type="table" w:styleId="77">
     <w:name w:val="Medium List 1 Accent 2"/>
     <w:basedOn w:val="12"/>
     <w:uiPriority w:val="65"/>
@@ -6534,7 +9019,7 @@
       </w:tcPr>
     </w:tblStylePr>
   </w:style>
-  <w:style w:type="table" w:styleId="77">
+  <w:style w:type="table" w:styleId="78">
     <w:name w:val="Medium List 1 Accent 3"/>
     <w:basedOn w:val="12"/>
     <w:uiPriority w:val="65"/>
@@ -6624,7 +9109,7 @@
       </w:tcPr>
     </w:tblStylePr>
   </w:style>
-  <w:style w:type="table" w:styleId="78">
+  <w:style w:type="table" w:styleId="79">
     <w:name w:val="Medium List 1 Accent 4"/>
     <w:basedOn w:val="12"/>
     <w:uiPriority w:val="65"/>
@@ -6714,7 +9199,7 @@
       </w:tcPr>
     </w:tblStylePr>
   </w:style>
-  <w:style w:type="table" w:styleId="79">
+  <w:style w:type="table" w:styleId="80">
     <w:name w:val="Medium List 1 Accent 5"/>
     <w:basedOn w:val="12"/>
     <w:uiPriority w:val="65"/>
@@ -6804,7 +9289,7 @@
       </w:tcPr>
     </w:tblStylePr>
   </w:style>
-  <w:style w:type="table" w:styleId="80">
+  <w:style w:type="table" w:styleId="81">
     <w:name w:val="Medium List 1 Accent 6"/>
     <w:basedOn w:val="12"/>
     <w:uiPriority w:val="65"/>
@@ -6894,7 +9379,7 @@
       </w:tcPr>
     </w:tblStylePr>
   </w:style>
-  <w:style w:type="table" w:styleId="81">
+  <w:style w:type="table" w:styleId="82">
     <w:name w:val="Medium List 2"/>
     <w:basedOn w:val="12"/>
     <w:uiPriority w:val="66"/>
@@ -7023,7 +9508,7 @@
       </w:tcPr>
     </w:tblStylePr>
   </w:style>
-  <w:style w:type="table" w:styleId="82">
+  <w:style w:type="table" w:styleId="83">
     <w:name w:val="Medium List 2 Accent 1"/>
     <w:basedOn w:val="12"/>
     <w:uiPriority w:val="66"/>
@@ -7152,7 +9637,7 @@
       </w:tcPr>
     </w:tblStylePr>
   </w:style>
-  <w:style w:type="table" w:styleId="83">
+  <w:style w:type="table" w:styleId="84">
     <w:name w:val="Medium List 2 Accent 2"/>
     <w:basedOn w:val="12"/>
     <w:uiPriority w:val="66"/>
@@ -7281,7 +9766,7 @@
       </w:tcPr>
     </w:tblStylePr>
   </w:style>
-  <w:style w:type="table" w:styleId="84">
+  <w:style w:type="table" w:styleId="85">
     <w:name w:val="Medium List 2 Accent 3"/>
     <w:basedOn w:val="12"/>
     <w:uiPriority w:val="66"/>
@@ -7410,7 +9895,7 @@
       </w:tcPr>
     </w:tblStylePr>
   </w:style>
-  <w:style w:type="table" w:styleId="85">
+  <w:style w:type="table" w:styleId="86">
     <w:name w:val="Medium List 2 Accent 4"/>
     <w:basedOn w:val="12"/>
     <w:uiPriority w:val="66"/>
@@ -7539,7 +10024,7 @@
       </w:tcPr>
     </w:tblStylePr>
   </w:style>
-  <w:style w:type="table" w:styleId="86">
+  <w:style w:type="table" w:styleId="87">
     <w:name w:val="Medium List 2 Accent 5"/>
     <w:basedOn w:val="12"/>
     <w:uiPriority w:val="66"/>
@@ -7668,7 +10153,7 @@
       </w:tcPr>
     </w:tblStylePr>
   </w:style>
-  <w:style w:type="table" w:styleId="87">
+  <w:style w:type="table" w:styleId="88">
     <w:name w:val="Medium List 2 Accent 6"/>
     <w:basedOn w:val="12"/>
     <w:uiPriority w:val="66"/>
@@ -7797,7 +10282,7 @@
       </w:tcPr>
     </w:tblStylePr>
   </w:style>
-  <w:style w:type="table" w:styleId="88">
+  <w:style w:type="table" w:styleId="89">
     <w:name w:val="Medium Grid 1"/>
     <w:basedOn w:val="12"/>
     <w:uiPriority w:val="67"/>
@@ -7866,7 +10351,7 @@
       </w:tcPr>
     </w:tblStylePr>
   </w:style>
-  <w:style w:type="table" w:styleId="89">
+  <w:style w:type="table" w:styleId="90">
     <w:name w:val="Medium Grid 1 Accent 1"/>
     <w:basedOn w:val="12"/>
     <w:uiPriority w:val="67"/>
@@ -7935,7 +10420,7 @@
       </w:tcPr>
     </w:tblStylePr>
   </w:style>
-  <w:style w:type="table" w:styleId="90">
+  <w:style w:type="table" w:styleId="91">
     <w:name w:val="Medium Grid 1 Accent 2"/>
     <w:basedOn w:val="12"/>
     <w:uiPriority w:val="67"/>
@@ -8004,7 +10489,7 @@
       </w:tcPr>
     </w:tblStylePr>
   </w:style>
-  <w:style w:type="table" w:styleId="91">
+  <w:style w:type="table" w:styleId="92">
     <w:name w:val="Medium Grid 1 Accent 3"/>
     <w:basedOn w:val="12"/>
     <w:uiPriority w:val="67"/>
@@ -8073,7 +10558,7 @@
       </w:tcPr>
     </w:tblStylePr>
   </w:style>
-  <w:style w:type="table" w:styleId="92">
+  <w:style w:type="table" w:styleId="93">
     <w:name w:val="Medium Grid 1 Accent 4"/>
     <w:basedOn w:val="12"/>
     <w:uiPriority w:val="67"/>
@@ -8142,7 +10627,7 @@
       </w:tcPr>
     </w:tblStylePr>
   </w:style>
-  <w:style w:type="table" w:styleId="93">
+  <w:style w:type="table" w:styleId="94">
     <w:name w:val="Medium Grid 1 Accent 5"/>
     <w:basedOn w:val="12"/>
     <w:uiPriority w:val="67"/>
@@ -8211,7 +10696,7 @@
       </w:tcPr>
     </w:tblStylePr>
   </w:style>
-  <w:style w:type="table" w:styleId="94">
+  <w:style w:type="table" w:styleId="95">
     <w:name w:val="Medium Grid 1 Accent 6"/>
     <w:basedOn w:val="12"/>
     <w:uiPriority w:val="67"/>
@@ -8280,7 +10765,7 @@
       </w:tcPr>
     </w:tblStylePr>
   </w:style>
-  <w:style w:type="table" w:styleId="95">
+  <w:style w:type="table" w:styleId="96">
     <w:name w:val="Medium Grid 2"/>
     <w:basedOn w:val="12"/>
     <w:uiPriority w:val="68"/>
@@ -8426,7 +10911,7 @@
       </w:tcPr>
     </w:tblStylePr>
   </w:style>
-  <w:style w:type="table" w:styleId="96">
+  <w:style w:type="table" w:styleId="97">
     <w:name w:val="Medium Grid 2 Accent 1"/>
     <w:basedOn w:val="12"/>
     <w:uiPriority w:val="68"/>
@@ -8572,7 +11057,7 @@
       </w:tcPr>
     </w:tblStylePr>
   </w:style>
-  <w:style w:type="table" w:styleId="97">
+  <w:style w:type="table" w:styleId="98">
     <w:name w:val="Medium Grid 2 Accent 2"/>
     <w:basedOn w:val="12"/>
     <w:uiPriority w:val="68"/>
@@ -8718,7 +11203,7 @@
       </w:tcPr>
     </w:tblStylePr>
   </w:style>
-  <w:style w:type="table" w:styleId="98">
+  <w:style w:type="table" w:styleId="99">
     <w:name w:val="Medium Grid 2 Accent 3"/>
     <w:basedOn w:val="12"/>
     <w:uiPriority w:val="68"/>
@@ -8864,7 +11349,7 @@
       </w:tcPr>
     </w:tblStylePr>
   </w:style>
-  <w:style w:type="table" w:styleId="99">
+  <w:style w:type="table" w:styleId="100">
     <w:name w:val="Medium Grid 2 Accent 4"/>
     <w:basedOn w:val="12"/>
     <w:uiPriority w:val="68"/>
@@ -9010,7 +11495,7 @@
       </w:tcPr>
     </w:tblStylePr>
   </w:style>
-  <w:style w:type="table" w:styleId="100">
+  <w:style w:type="table" w:styleId="101">
     <w:name w:val="Medium Grid 2 Accent 5"/>
     <w:basedOn w:val="12"/>
     <w:uiPriority w:val="68"/>
@@ -9156,7 +11641,7 @@
       </w:tcPr>
     </w:tblStylePr>
   </w:style>
-  <w:style w:type="table" w:styleId="101">
+  <w:style w:type="table" w:styleId="102">
     <w:name w:val="Medium Grid 2 Accent 6"/>
     <w:basedOn w:val="12"/>
     <w:uiPriority w:val="68"/>
@@ -9302,7 +11787,7 @@
       </w:tcPr>
     </w:tblStylePr>
   </w:style>
-  <w:style w:type="table" w:styleId="102">
+  <w:style w:type="table" w:styleId="103">
     <w:name w:val="Medium Grid 3"/>
     <w:basedOn w:val="12"/>
     <w:uiPriority w:val="69"/>
@@ -9459,7 +11944,7 @@
       </w:tcPr>
     </w:tblStylePr>
   </w:style>
-  <w:style w:type="table" w:styleId="103">
+  <w:style w:type="table" w:styleId="104">
     <w:name w:val="Medium Grid 3 Accent 1"/>
     <w:basedOn w:val="12"/>
     <w:uiPriority w:val="69"/>
@@ -9616,7 +12101,7 @@
       </w:tcPr>
     </w:tblStylePr>
   </w:style>
-  <w:style w:type="table" w:styleId="104">
+  <w:style w:type="table" w:styleId="105">
     <w:name w:val="Medium Grid 3 Accent 2"/>
     <w:basedOn w:val="12"/>
     <w:uiPriority w:val="69"/>
@@ -9773,7 +12258,7 @@
       </w:tcPr>
     </w:tblStylePr>
   </w:style>
-  <w:style w:type="table" w:styleId="105">
+  <w:style w:type="table" w:styleId="106">
     <w:name w:val="Medium Grid 3 Accent 3"/>
     <w:basedOn w:val="12"/>
     <w:uiPriority w:val="69"/>
@@ -9930,7 +12415,7 @@
       </w:tcPr>
     </w:tblStylePr>
   </w:style>
-  <w:style w:type="table" w:styleId="106">
+  <w:style w:type="table" w:styleId="107">
     <w:name w:val="Medium Grid 3 Accent 4"/>
     <w:basedOn w:val="12"/>
     <w:uiPriority w:val="69"/>
@@ -10087,7 +12572,7 @@
       </w:tcPr>
     </w:tblStylePr>
   </w:style>
-  <w:style w:type="table" w:styleId="107">
+  <w:style w:type="table" w:styleId="108">
     <w:name w:val="Medium Grid 3 Accent 5"/>
     <w:basedOn w:val="12"/>
     <w:uiPriority w:val="69"/>
@@ -10244,7 +12729,7 @@
       </w:tcPr>
     </w:tblStylePr>
   </w:style>
-  <w:style w:type="table" w:styleId="108">
+  <w:style w:type="table" w:styleId="109">
     <w:name w:val="Medium Grid 3 Accent 6"/>
     <w:basedOn w:val="12"/>
     <w:uiPriority w:val="69"/>
@@ -10401,7 +12886,7 @@
       </w:tcPr>
     </w:tblStylePr>
   </w:style>
-  <w:style w:type="table" w:styleId="109">
+  <w:style w:type="table" w:styleId="110">
     <w:name w:val="Dark List"/>
     <w:basedOn w:val="12"/>
     <w:uiPriority w:val="70"/>
@@ -10516,7 +13001,7 @@
       </w:tcPr>
     </w:tblStylePr>
   </w:style>
-  <w:style w:type="table" w:styleId="110">
+  <w:style w:type="table" w:styleId="111">
     <w:name w:val="Dark List Accent 1"/>
     <w:basedOn w:val="12"/>
     <w:uiPriority w:val="70"/>
@@ -10631,7 +13116,7 @@
       </w:tcPr>
     </w:tblStylePr>
   </w:style>
-  <w:style w:type="table" w:styleId="111">
+  <w:style w:type="table" w:styleId="112">
     <w:name w:val="Dark List Accent 2"/>
     <w:basedOn w:val="12"/>
     <w:uiPriority w:val="70"/>
@@ -10746,7 +13231,7 @@
       </w:tcPr>
     </w:tblStylePr>
   </w:style>
-  <w:style w:type="table" w:styleId="112">
+  <w:style w:type="table" w:styleId="113">
     <w:name w:val="Dark List Accent 3"/>
     <w:basedOn w:val="12"/>
     <w:uiPriority w:val="70"/>
@@ -10861,7 +13346,7 @@
       </w:tcPr>
     </w:tblStylePr>
   </w:style>
-  <w:style w:type="table" w:styleId="113">
+  <w:style w:type="table" w:styleId="114">
     <w:name w:val="Dark List Accent 4"/>
     <w:basedOn w:val="12"/>
     <w:uiPriority w:val="70"/>
@@ -10976,7 +13461,7 @@
       </w:tcPr>
     </w:tblStylePr>
   </w:style>
-  <w:style w:type="table" w:styleId="114">
+  <w:style w:type="table" w:styleId="115">
     <w:name w:val="Dark List Accent 5"/>
     <w:basedOn w:val="12"/>
     <w:uiPriority w:val="70"/>
@@ -11091,7 +13576,7 @@
       </w:tcPr>
     </w:tblStylePr>
   </w:style>
-  <w:style w:type="table" w:styleId="115">
+  <w:style w:type="table" w:styleId="116">
     <w:name w:val="Dark List Accent 6"/>
     <w:basedOn w:val="12"/>
     <w:uiPriority w:val="70"/>
@@ -11206,7 +13691,7 @@
       </w:tcPr>
     </w:tblStylePr>
   </w:style>
-  <w:style w:type="table" w:styleId="116">
+  <w:style w:type="table" w:styleId="117">
     <w:name w:val="Colorful Shading"/>
     <w:basedOn w:val="12"/>
     <w:uiPriority w:val="71"/>
@@ -11354,7 +13839,7 @@
       </w:rPr>
     </w:tblStylePr>
   </w:style>
-  <w:style w:type="table" w:styleId="117">
+  <w:style w:type="table" w:styleId="118">
     <w:name w:val="Colorful Shading Accent 1"/>
     <w:basedOn w:val="12"/>
     <w:uiPriority w:val="71"/>
@@ -11502,7 +13987,7 @@
       </w:rPr>
     </w:tblStylePr>
   </w:style>
-  <w:style w:type="table" w:styleId="118">
+  <w:style w:type="table" w:styleId="119">
     <w:name w:val="Colorful Shading Accent 2"/>
     <w:basedOn w:val="12"/>
     <w:uiPriority w:val="71"/>
@@ -11650,7 +14135,7 @@
       </w:rPr>
     </w:tblStylePr>
   </w:style>
-  <w:style w:type="table" w:styleId="119">
+  <w:style w:type="table" w:styleId="120">
     <w:name w:val="Colorful Shading Accent 3"/>
     <w:basedOn w:val="12"/>
     <w:uiPriority w:val="71"/>
@@ -11778,7 +14263,7 @@
       </w:tcPr>
     </w:tblStylePr>
   </w:style>
-  <w:style w:type="table" w:styleId="120">
+  <w:style w:type="table" w:styleId="121">
     <w:name w:val="Colorful Shading Accent 4"/>
     <w:basedOn w:val="12"/>
     <w:uiPriority w:val="71"/>
@@ -11926,7 +14411,7 @@
       </w:rPr>
     </w:tblStylePr>
   </w:style>
-  <w:style w:type="table" w:styleId="121">
+  <w:style w:type="table" w:styleId="122">
     <w:name w:val="Colorful Shading Accent 5"/>
     <w:basedOn w:val="12"/>
     <w:uiPriority w:val="71"/>
@@ -12074,7 +14559,7 @@
       </w:rPr>
     </w:tblStylePr>
   </w:style>
-  <w:style w:type="table" w:styleId="122">
+  <w:style w:type="table" w:styleId="123">
     <w:name w:val="Colorful Shading Accent 6"/>
     <w:basedOn w:val="12"/>
     <w:uiPriority w:val="71"/>
@@ -12222,7 +14707,7 @@
       </w:rPr>
     </w:tblStylePr>
   </w:style>
-  <w:style w:type="table" w:styleId="123">
+  <w:style w:type="table" w:styleId="124">
     <w:name w:val="Colorful List"/>
     <w:basedOn w:val="12"/>
     <w:uiPriority w:val="72"/>
@@ -12314,7 +14799,7 @@
       </w:tcPr>
     </w:tblStylePr>
   </w:style>
-  <w:style w:type="table" w:styleId="124">
+  <w:style w:type="table" w:styleId="125">
     <w:name w:val="Colorful List Accent 1"/>
     <w:basedOn w:val="12"/>
     <w:uiPriority w:val="72"/>
@@ -12406,7 +14891,7 @@
       </w:tcPr>
     </w:tblStylePr>
   </w:style>
-  <w:style w:type="table" w:styleId="125">
+  <w:style w:type="table" w:styleId="126">
     <w:name w:val="Colorful List Accent 2"/>
     <w:basedOn w:val="12"/>
     <w:uiPriority w:val="72"/>
@@ -12498,7 +14983,7 @@
       </w:tcPr>
     </w:tblStylePr>
   </w:style>
-  <w:style w:type="table" w:styleId="126">
+  <w:style w:type="table" w:styleId="127">
     <w:name w:val="Colorful List Accent 3"/>
     <w:basedOn w:val="12"/>
     <w:uiPriority w:val="72"/>
@@ -12590,7 +15075,7 @@
       </w:tcPr>
     </w:tblStylePr>
   </w:style>
-  <w:style w:type="table" w:styleId="127">
+  <w:style w:type="table" w:styleId="128">
     <w:name w:val="Colorful List Accent 4"/>
     <w:basedOn w:val="12"/>
     <w:uiPriority w:val="72"/>
@@ -12682,7 +15167,7 @@
       </w:tcPr>
     </w:tblStylePr>
   </w:style>
-  <w:style w:type="table" w:styleId="128">
+  <w:style w:type="table" w:styleId="129">
     <w:name w:val="Colorful List Accent 5"/>
     <w:basedOn w:val="12"/>
     <w:uiPriority w:val="72"/>
@@ -12774,7 +15259,7 @@
       </w:tcPr>
     </w:tblStylePr>
   </w:style>
-  <w:style w:type="table" w:styleId="129">
+  <w:style w:type="table" w:styleId="130">
     <w:name w:val="Colorful List Accent 6"/>
     <w:basedOn w:val="12"/>
     <w:uiPriority w:val="72"/>
@@ -12866,7 +15351,7 @@
       </w:tcPr>
     </w:tblStylePr>
   </w:style>
-  <w:style w:type="table" w:styleId="130">
+  <w:style w:type="table" w:styleId="131">
     <w:name w:val="Colorful Grid"/>
     <w:basedOn w:val="12"/>
     <w:uiPriority w:val="73"/>
@@ -12962,7 +15447,7 @@
       </w:tcPr>
     </w:tblStylePr>
   </w:style>
-  <w:style w:type="table" w:styleId="131">
+  <w:style w:type="table" w:styleId="132">
     <w:name w:val="Colorful Grid Accent 1"/>
     <w:basedOn w:val="12"/>
     <w:uiPriority w:val="73"/>
@@ -13058,7 +15543,7 @@
       </w:tcPr>
     </w:tblStylePr>
   </w:style>
-  <w:style w:type="table" w:styleId="132">
+  <w:style w:type="table" w:styleId="133">
     <w:name w:val="Colorful Grid Accent 2"/>
     <w:basedOn w:val="12"/>
     <w:uiPriority w:val="73"/>
@@ -13154,7 +15639,7 @@
       </w:tcPr>
     </w:tblStylePr>
   </w:style>
-  <w:style w:type="table" w:styleId="133">
+  <w:style w:type="table" w:styleId="134">
     <w:name w:val="Colorful Grid Accent 3"/>
     <w:basedOn w:val="12"/>
     <w:uiPriority w:val="73"/>
@@ -13250,7 +15735,7 @@
       </w:tcPr>
     </w:tblStylePr>
   </w:style>
-  <w:style w:type="table" w:styleId="134">
+  <w:style w:type="table" w:styleId="135">
     <w:name w:val="Colorful Grid Accent 4"/>
     <w:basedOn w:val="12"/>
     <w:uiPriority w:val="73"/>
@@ -13346,7 +15831,7 @@
       </w:tcPr>
     </w:tblStylePr>
   </w:style>
-  <w:style w:type="table" w:styleId="135">
+  <w:style w:type="table" w:styleId="136">
     <w:name w:val="Colorful Grid Accent 5"/>
     <w:basedOn w:val="12"/>
     <w:uiPriority w:val="73"/>
@@ -13442,7 +15927,7 @@
       </w:tcPr>
     </w:tblStylePr>
   </w:style>
-  <w:style w:type="table" w:styleId="136">
+  <w:style w:type="table" w:styleId="137">
     <w:name w:val="Colorful Grid Accent 6"/>
     <w:basedOn w:val="12"/>
     <w:uiPriority w:val="73"/>
@@ -13538,19 +16023,19 @@
       </w:tcPr>
     </w:tblStylePr>
   </w:style>
-  <w:style w:type="character" w:customStyle="1" w:styleId="137">
+  <w:style w:type="character" w:customStyle="1" w:styleId="138">
     <w:name w:val="Header Char"/>
     <w:basedOn w:val="11"/>
     <w:link w:val="19"/>
     <w:uiPriority w:val="99"/>
   </w:style>
-  <w:style w:type="character" w:customStyle="1" w:styleId="138">
+  <w:style w:type="character" w:customStyle="1" w:styleId="139">
     <w:name w:val="Footer Char"/>
     <w:basedOn w:val="11"/>
     <w:link w:val="18"/>
     <w:uiPriority w:val="99"/>
   </w:style>
-  <w:style w:type="paragraph" w:styleId="139">
+  <w:style w:type="paragraph" w:styleId="140">
     <w:name w:val="No Spacing"/>
     <w:qFormat/>
     <w:uiPriority w:val="1"/>
@@ -13564,7 +16049,7 @@
       <w:lang w:val="en-US" w:eastAsia="en-US" w:bidi="ar-SA"/>
     </w:rPr>
   </w:style>
-  <w:style w:type="character" w:customStyle="1" w:styleId="140">
+  <w:style w:type="character" w:customStyle="1" w:styleId="141">
     <w:name w:val="Heading 1 Char"/>
     <w:basedOn w:val="11"/>
     <w:link w:val="2"/>
@@ -13578,7 +16063,7 @@
       <w:szCs w:val="28"/>
     </w:rPr>
   </w:style>
-  <w:style w:type="character" w:customStyle="1" w:styleId="141">
+  <w:style w:type="character" w:customStyle="1" w:styleId="142">
     <w:name w:val="Heading 2 Char"/>
     <w:basedOn w:val="11"/>
     <w:link w:val="3"/>
@@ -13597,7 +16082,7 @@
       </w14:textFill>
     </w:rPr>
   </w:style>
-  <w:style w:type="character" w:customStyle="1" w:styleId="142">
+  <w:style w:type="character" w:customStyle="1" w:styleId="143">
     <w:name w:val="Heading 3 Char"/>
     <w:basedOn w:val="11"/>
     <w:link w:val="4"/>
@@ -13614,10 +16099,10 @@
       </w14:textFill>
     </w:rPr>
   </w:style>
-  <w:style w:type="character" w:customStyle="1" w:styleId="143">
+  <w:style w:type="character" w:customStyle="1" w:styleId="144">
     <w:name w:val="Title Char"/>
     <w:basedOn w:val="11"/>
-    <w:link w:val="38"/>
+    <w:link w:val="39"/>
     <w:uiPriority w:val="10"/>
     <w:rPr>
       <w:rFonts w:asciiTheme="majorHAnsi" w:hAnsiTheme="majorHAnsi" w:eastAsiaTheme="majorEastAsia" w:cstheme="majorBidi"/>
@@ -13628,10 +16113,10 @@
       <w:szCs w:val="52"/>
     </w:rPr>
   </w:style>
-  <w:style w:type="character" w:customStyle="1" w:styleId="144">
+  <w:style w:type="character" w:customStyle="1" w:styleId="145">
     <w:name w:val="Subtitle Char"/>
     <w:basedOn w:val="11"/>
-    <w:link w:val="36"/>
+    <w:link w:val="37"/>
     <w:uiPriority w:val="11"/>
     <w:rPr>
       <w:rFonts w:asciiTheme="majorHAnsi" w:hAnsiTheme="majorHAnsi" w:eastAsiaTheme="majorEastAsia" w:cstheme="majorBidi"/>
@@ -13648,7 +16133,7 @@
       </w14:textFill>
     </w:rPr>
   </w:style>
-  <w:style w:type="paragraph" w:styleId="145">
+  <w:style w:type="paragraph" w:styleId="146">
     <w:name w:val="List Paragraph"/>
     <w:basedOn w:val="1"/>
     <w:qFormat/>
@@ -13658,19 +16143,19 @@
       <w:contextualSpacing/>
     </w:pPr>
   </w:style>
-  <w:style w:type="character" w:customStyle="1" w:styleId="146">
+  <w:style w:type="character" w:customStyle="1" w:styleId="147">
     <w:name w:val="Body Text Char"/>
     <w:basedOn w:val="11"/>
     <w:link w:val="13"/>
     <w:uiPriority w:val="99"/>
   </w:style>
-  <w:style w:type="character" w:customStyle="1" w:styleId="147">
+  <w:style w:type="character" w:customStyle="1" w:styleId="148">
     <w:name w:val="Body Text 2 Char"/>
     <w:basedOn w:val="11"/>
     <w:link w:val="14"/>
     <w:uiPriority w:val="99"/>
   </w:style>
-  <w:style w:type="character" w:customStyle="1" w:styleId="148">
+  <w:style w:type="character" w:customStyle="1" w:styleId="149">
     <w:name w:val="Body Text 3 Char"/>
     <w:basedOn w:val="11"/>
     <w:link w:val="15"/>
@@ -13680,10 +16165,10 @@
       <w:szCs w:val="16"/>
     </w:rPr>
   </w:style>
-  <w:style w:type="character" w:customStyle="1" w:styleId="149">
+  <w:style w:type="character" w:customStyle="1" w:styleId="150">
     <w:name w:val="Macro Text Char"/>
     <w:basedOn w:val="11"/>
-    <w:link w:val="33"/>
+    <w:link w:val="34"/>
     <w:uiPriority w:val="99"/>
     <w:rPr>
       <w:rFonts w:ascii="Courier" w:hAnsi="Courier"/>
@@ -13691,11 +16176,11 @@
       <w:szCs w:val="20"/>
     </w:rPr>
   </w:style>
-  <w:style w:type="paragraph" w:styleId="150">
+  <w:style w:type="paragraph" w:styleId="151">
     <w:name w:val="Quote"/>
     <w:basedOn w:val="1"/>
     <w:next w:val="1"/>
-    <w:link w:val="151"/>
+    <w:link w:val="152"/>
     <w:qFormat/>
     <w:uiPriority w:val="29"/>
     <w:rPr>
@@ -13709,10 +16194,10 @@
       </w14:textFill>
     </w:rPr>
   </w:style>
-  <w:style w:type="character" w:customStyle="1" w:styleId="151">
+  <w:style w:type="character" w:customStyle="1" w:styleId="152">
     <w:name w:val="Quote Char"/>
     <w:basedOn w:val="11"/>
-    <w:link w:val="150"/>
+    <w:link w:val="151"/>
     <w:uiPriority w:val="29"/>
     <w:rPr>
       <w:i/>
@@ -13725,7 +16210,7 @@
       </w14:textFill>
     </w:rPr>
   </w:style>
-  <w:style w:type="character" w:customStyle="1" w:styleId="152">
+  <w:style w:type="character" w:customStyle="1" w:styleId="153">
     <w:name w:val="Heading 4 Char"/>
     <w:basedOn w:val="11"/>
     <w:link w:val="5"/>
@@ -13745,7 +16230,7 @@
       </w14:textFill>
     </w:rPr>
   </w:style>
-  <w:style w:type="character" w:customStyle="1" w:styleId="153">
+  <w:style w:type="character" w:customStyle="1" w:styleId="154">
     <w:name w:val="Heading 5 Char"/>
     <w:basedOn w:val="11"/>
     <w:link w:val="6"/>
@@ -13756,7 +16241,7 @@
       <w:color w:val="254061" w:themeColor="accent1" w:themeShade="80"/>
     </w:rPr>
   </w:style>
-  <w:style w:type="character" w:customStyle="1" w:styleId="154">
+  <w:style w:type="character" w:customStyle="1" w:styleId="155">
     <w:name w:val="Heading 6 Char"/>
     <w:basedOn w:val="11"/>
     <w:link w:val="7"/>
@@ -13769,7 +16254,7 @@
       <w:color w:val="254061" w:themeColor="accent1" w:themeShade="80"/>
     </w:rPr>
   </w:style>
-  <w:style w:type="character" w:customStyle="1" w:styleId="155">
+  <w:style w:type="character" w:customStyle="1" w:styleId="156">
     <w:name w:val="Heading 7 Char"/>
     <w:basedOn w:val="11"/>
     <w:link w:val="8"/>
@@ -13790,7 +16275,7 @@
       </w14:textFill>
     </w:rPr>
   </w:style>
-  <w:style w:type="character" w:customStyle="1" w:styleId="156">
+  <w:style w:type="character" w:customStyle="1" w:styleId="157">
     <w:name w:val="Heading 8 Char"/>
     <w:basedOn w:val="11"/>
     <w:link w:val="9"/>
@@ -13808,7 +16293,7 @@
       </w14:textFill>
     </w:rPr>
   </w:style>
-  <w:style w:type="character" w:customStyle="1" w:styleId="157">
+  <w:style w:type="character" w:customStyle="1" w:styleId="158">
     <w:name w:val="Heading 9 Char"/>
     <w:basedOn w:val="11"/>
     <w:link w:val="10"/>
@@ -13831,11 +16316,11 @@
       </w14:textFill>
     </w:rPr>
   </w:style>
-  <w:style w:type="paragraph" w:styleId="158">
+  <w:style w:type="paragraph" w:styleId="159">
     <w:name w:val="Intense Quote"/>
     <w:basedOn w:val="1"/>
     <w:next w:val="1"/>
-    <w:link w:val="159"/>
+    <w:link w:val="160"/>
     <w:qFormat/>
     <w:uiPriority w:val="30"/>
     <w:pPr>
@@ -13858,10 +16343,10 @@
       </w14:textFill>
     </w:rPr>
   </w:style>
-  <w:style w:type="character" w:customStyle="1" w:styleId="159">
+  <w:style w:type="character" w:customStyle="1" w:styleId="160">
     <w:name w:val="Intense Quote Char"/>
     <w:basedOn w:val="11"/>
-    <w:link w:val="158"/>
+    <w:link w:val="159"/>
     <w:uiPriority w:val="30"/>
     <w:rPr>
       <w:b/>
@@ -13876,7 +16361,7 @@
       </w14:textFill>
     </w:rPr>
   </w:style>
-  <w:style w:type="character" w:customStyle="1" w:styleId="160">
+  <w:style w:type="character" w:customStyle="1" w:styleId="161">
     <w:name w:val="Subtle Emphasis"/>
     <w:basedOn w:val="11"/>
     <w:qFormat/>
@@ -13895,7 +16380,7 @@
       </w14:textFill>
     </w:rPr>
   </w:style>
-  <w:style w:type="character" w:customStyle="1" w:styleId="161">
+  <w:style w:type="character" w:customStyle="1" w:styleId="162">
     <w:name w:val="Intense Emphasis"/>
     <w:basedOn w:val="11"/>
     <w:qFormat/>
@@ -13913,7 +16398,7 @@
       </w14:textFill>
     </w:rPr>
   </w:style>
-  <w:style w:type="character" w:customStyle="1" w:styleId="162">
+  <w:style w:type="character" w:customStyle="1" w:styleId="163">
     <w:name w:val="Subtle Reference"/>
     <w:basedOn w:val="11"/>
     <w:qFormat/>
@@ -13929,7 +16414,7 @@
       </w14:textFill>
     </w:rPr>
   </w:style>
-  <w:style w:type="character" w:customStyle="1" w:styleId="163">
+  <w:style w:type="character" w:customStyle="1" w:styleId="164">
     <w:name w:val="Intense Reference"/>
     <w:basedOn w:val="11"/>
     <w:qFormat/>
@@ -13948,7 +16433,7 @@
       </w14:textFill>
     </w:rPr>
   </w:style>
-  <w:style w:type="character" w:customStyle="1" w:styleId="164">
+  <w:style w:type="character" w:customStyle="1" w:styleId="165">
     <w:name w:val="Book Title"/>
     <w:basedOn w:val="11"/>
     <w:qFormat/>
@@ -13960,7 +16445,7 @@
       <w:spacing w:val="5"/>
     </w:rPr>
   </w:style>
-  <w:style w:type="paragraph" w:customStyle="1" w:styleId="165">
+  <w:style w:type="paragraph" w:customStyle="1" w:styleId="166">
     <w:name w:val="TOC Heading"/>
     <w:basedOn w:val="2"/>
     <w:next w:val="1"/>
